--- a/arb/docx/49.content.docx
+++ b/arb/docx/49.content.docx
@@ -32,23 +32,6 @@
     </w:p>
     <w:p>
       <w:pPr>
-        <w:pStyle w:val="Heading2"/>
-        <w:bidi/>
-      </w:pPr>
-      <w:r>
-        <w:rPr>
-          <w:lang w:val="ar_AE" w:bidi="ar_AE"/>
-        </w:rPr>
-        <w:t>License Information</w:t>
-      </w:r>
-      <w:r>
-        <w:rPr>
-          <w:lang w:val="ar_AE" w:bidi="ar_AE"/>
-        </w:rPr>
-      </w:r>
-    </w:p>
-    <w:p>
-      <w:pPr>
         <w:bidi/>
       </w:pPr>
       <w:r>
@@ -67,13 +50,7 @@
         <w:rPr>
           <w:lang w:val="ar_AE" w:bidi="ar_AE"/>
         </w:rPr>
-        <w:t xml:space="preserve"> (Arabic) is based on</w:t>
-      </w:r>
-      <w:r>
-        <w:rPr>
-          <w:lang w:val="ar_AE" w:bidi="ar_AE"/>
-        </w:rPr>
-        <w:t xml:space="preserve">: </w:t>
+        <w:t xml:space="preserve"> (Arabic) is based on: </w:t>
       </w:r>
       <w:r>
         <w:rPr>
@@ -200,21 +177,6 @@
         <w:pStyle w:val="Heading2"/>
         <w:bidi/>
       </w:pPr>
-      <w:r>
-        <w:rPr>
-          <w:lang w:val="ar_AE" w:bidi="ar_AE"/>
-        </w:rPr>
-      </w:r>
-    </w:p>
-    <w:p>
-      <w:pPr>
-        <w:bidi/>
-      </w:pPr>
-      <w:r>
-        <w:rPr>
-          <w:lang w:val="ar_AE" w:bidi="ar_AE"/>
-        </w:rPr>
-      </w:r>
       <w:r>
         <w:rPr>
           <w:lang w:val="ar_AE" w:bidi="ar_AE"/>

--- a/arb/docx/49.content.docx
+++ b/arb/docx/49.content.docx
@@ -9,6 +9,8 @@
       </w:pPr>
       <w:r>
         <w:rPr>
+          <w:rtl/>
+          <w:cs/>
           <w:lang w:val="ar_AE" w:bidi="ar_AE"/>
         </w:rPr>
       </w:r>
@@ -20,53 +22,53 @@
       </w:pPr>
       <w:r>
         <w:rPr>
+          <w:rtl/>
+          <w:cs/>
           <w:lang w:val="ar_AE" w:bidi="ar_AE"/>
         </w:rPr>
         <w:t>Resource: Arabic Van Dyck Bible</w:t>
       </w:r>
       <w:r>
         <w:rPr>
-          <w:lang w:val="ar_AE" w:bidi="ar_AE"/>
-        </w:rPr>
-      </w:r>
-    </w:p>
-    <w:p>
-      <w:pPr>
-        <w:bidi/>
-      </w:pPr>
-      <w:r>
-        <w:rPr>
+          <w:rtl/>
+          <w:cs/>
+          <w:lang w:val="ar_AE" w:bidi="ar_AE"/>
+        </w:rPr>
+      </w:r>
+    </w:p>
+    <w:p>
+      <w:pPr>
+        <w:bidi/>
+      </w:pPr>
+      <w:r>
+        <w:rPr>
+          <w:rtl/>
+          <w:cs/>
           <w:lang w:val="ar_AE" w:bidi="ar_AE"/>
         </w:rPr>
       </w:r>
       <w:r>
         <w:rPr>
           <w:b/>
+          <w:rtl/>
+          <w:cs/>
           <w:lang w:val="ar_AE" w:bidi="ar_AE"/>
         </w:rPr>
         <w:t>Arabic Van Dyck Bible</w:t>
       </w:r>
       <w:r>
         <w:rPr>
-          <w:lang w:val="ar_AE" w:bidi="ar_AE"/>
-        </w:rPr>
-        <w:t xml:space="preserve"> (Arabic) is based on: </w:t>
-      </w:r>
-      <w:r>
-        <w:rPr>
-          <w:lang w:val="ar_AE" w:bidi="ar_AE"/>
-        </w:rPr>
-        <w:t>Van Dyck Bible</w:t>
-      </w:r>
-      <w:r>
-        <w:rPr>
-          <w:lang w:val="ar_AE" w:bidi="ar_AE"/>
-        </w:rPr>
-        <w:t xml:space="preserve">, </w:t>
+          <w:rtl/>
+          <w:cs/>
+          <w:lang w:val="ar_AE" w:bidi="ar_AE"/>
+        </w:rPr>
+        <w:t xml:space="preserve"> © </w:t>
       </w:r>
       <w:hyperlink r:id="rId13">
         <w:r>
           <w:rPr>
+            <w:rtl/>
+            <w:cs/>
             <w:lang w:val="ar_AE" w:bidi="ar_AE"/>
           </w:rPr>
           <w:rPr>
@@ -78,13 +80,17 @@
       </w:hyperlink>
       <w:r>
         <w:rPr>
-          <w:lang w:val="ar_AE" w:bidi="ar_AE"/>
-        </w:rPr>
-        <w:t xml:space="preserve">, None, which is licensed under a </w:t>
+          <w:rtl/>
+          <w:cs/>
+          <w:lang w:val="ar_AE" w:bidi="ar_AE"/>
+        </w:rPr>
+        <w:t xml:space="preserve">, licensed under a </w:t>
       </w:r>
       <w:hyperlink r:id="rId14">
         <w:r>
           <w:rPr>
+            <w:rtl/>
+            <w:cs/>
             <w:lang w:val="ar_AE" w:bidi="ar_AE"/>
           </w:rPr>
           <w:rPr>
@@ -96,38 +102,23 @@
       </w:hyperlink>
       <w:r>
         <w:rPr>
+          <w:rtl/>
+          <w:cs/>
           <w:lang w:val="ar_AE" w:bidi="ar_AE"/>
         </w:rPr>
         <w:t>.</w:t>
       </w:r>
       <w:r>
         <w:rPr>
-          <w:lang w:val="ar_AE" w:bidi="ar_AE"/>
-        </w:rPr>
-      </w:r>
-    </w:p>
-    <w:p>
-      <w:pPr>
-        <w:bidi/>
-      </w:pPr>
-      <w:r>
-        <w:rPr>
-          <w:lang w:val="ar_AE" w:bidi="ar_AE"/>
-        </w:rPr>
-      </w:r>
-      <w:r>
-        <w:rPr>
-          <w:lang w:val="ar_AE" w:bidi="ar_AE"/>
-        </w:rPr>
-        <w:t>This PDF version is provided under the same license.</w:t>
-      </w:r>
-      <w:r>
-        <w:rPr>
-          <w:lang w:val="ar_AE" w:bidi="ar_AE"/>
-        </w:rPr>
-      </w:r>
-      <w:r>
-        <w:rPr>
+          <w:rtl/>
+          <w:cs/>
+          <w:lang w:val="ar_AE" w:bidi="ar_AE"/>
+        </w:rPr>
+      </w:r>
+      <w:r>
+        <w:rPr>
+          <w:rtl/>
+          <w:cs/>
           <w:lang w:val="ar_AE" w:bidi="ar_AE"/>
         </w:rPr>
       </w:r>
@@ -139,6 +130,8 @@
       </w:pPr>
       <w:r>
         <w:rPr>
+          <w:rtl/>
+          <w:cs/>
           <w:lang w:val="ar_AE" w:bidi="ar_AE"/>
         </w:rPr>
         <w:t>Arabic Van Dyck Bible</w:t>
@@ -168,6 +161,8 @@
       </w:pPr>
       <w:r>
         <w:rPr>
+          <w:rtl/>
+          <w:cs/>
           <w:lang w:val="ar_AE" w:bidi="ar_AE"/>
         </w:rPr>
       </w:r>
@@ -179,32 +174,42 @@
       </w:pPr>
       <w:r>
         <w:rPr>
-          <w:lang w:val="ar_AE" w:bidi="ar_AE"/>
-        </w:rPr>
-      </w:r>
-    </w:p>
-    <w:p>
-      <w:pPr>
-        <w:bidi/>
-      </w:pPr>
-      <w:r>
-        <w:rPr>
-          <w:lang w:val="ar_AE" w:bidi="ar_AE"/>
-        </w:rPr>
-      </w:r>
-      <w:r>
-        <w:rPr>
+          <w:rtl/>
+          <w:cs/>
+          <w:lang w:val="ar_AE" w:bidi="ar_AE"/>
+        </w:rPr>
+      </w:r>
+    </w:p>
+    <w:p>
+      <w:pPr>
+        <w:bidi/>
+      </w:pPr>
+      <w:r>
+        <w:rPr>
+          <w:rtl/>
+          <w:cs/>
+          <w:lang w:val="ar_AE" w:bidi="ar_AE"/>
+        </w:rPr>
+      </w:r>
+      <w:r>
+        <w:rPr>
+          <w:rtl/>
+          <w:cs/>
           <w:lang w:val="ar_AE" w:bidi="ar_AE"/>
         </w:rPr>
         <w:t xml:space="preserve"> </w:t>
       </w:r>
       <w:r>
         <w:rPr>
-          <w:lang w:val="ar_AE" w:bidi="ar_AE"/>
-        </w:rPr>
-      </w:r>
-      <w:r>
-        <w:rPr>
+          <w:rtl/>
+          <w:cs/>
+          <w:lang w:val="ar_AE" w:bidi="ar_AE"/>
+        </w:rPr>
+      </w:r>
+      <w:r>
+        <w:rPr>
+          <w:rtl/>
+          <w:cs/>
           <w:lang w:val="ar_AE" w:bidi="ar_AE"/>
         </w:rPr>
       </w:r>
@@ -226,1019 +231,691 @@
     </w:p>
     <w:p>
       <w:pPr>
-        <w:bidi/>
-      </w:pPr>
-      <w:r>
-        <w:rPr>
-          <w:lang w:val="ar_AE" w:bidi="ar_AE"/>
-        </w:rPr>
-      </w:r>
-    </w:p>
-    <w:p>
-      <w:pPr>
         <w:pStyle w:val="Heading2"/>
         <w:bidi/>
       </w:pPr>
       <w:r>
         <w:rPr>
+          <w:rtl/>
+          <w:cs/>
           <w:lang w:val="ar_AE" w:bidi="ar_AE"/>
         </w:rPr>
         <w:t>Ephesians 1:1</w:t>
       </w:r>
       <w:r>
         <w:rPr>
-          <w:lang w:val="ar_AE" w:bidi="ar_AE"/>
-        </w:rPr>
-      </w:r>
-    </w:p>
-    <w:p>
-      <w:pPr>
-        <w:bidi/>
-      </w:pPr>
-      <w:r>
-        <w:rPr>
-          <w:lang w:val="ar_AE" w:bidi="ar_AE"/>
-        </w:rPr>
-      </w:r>
-      <w:r>
-        <w:rPr>
-          <w:vertAlign w:val="superscript"/>
+          <w:rtl/>
+          <w:cs/>
+          <w:lang w:val="ar_AE" w:bidi="ar_AE"/>
+        </w:rPr>
+      </w:r>
+    </w:p>
+    <w:p>
+      <w:pPr>
+        <w:bidi/>
+      </w:pPr>
+      <w:r>
+        <w:rPr>
+          <w:rtl/>
+          <w:cs/>
+          <w:lang w:val="ar_AE" w:bidi="ar_AE"/>
+        </w:rPr>
+      </w:r>
+      <w:r>
+        <w:rPr>
+          <w:vertAlign w:val="superscript"/>
+          <w:rtl/>
+          <w:cs/>
           <w:lang w:val="ar_AE" w:bidi="ar_AE"/>
         </w:rPr>
         <w:t>1</w:t>
       </w:r>
       <w:r>
         <w:rPr>
+          <w:rtl/>
+          <w:cs/>
           <w:lang w:val="ar_AE" w:bidi="ar_AE"/>
         </w:rPr>
         <w:t xml:space="preserve"> بُولُسُ، رَسُولُ يَسُوعَ ٱلْمَسِيحِ بِمَشِيئَةِ ٱللهِ، إِلَى ٱلْقِدِّيسِينَ ٱلَّذِينَ فِي أَفَسُسَ، وَٱلْمُؤْمِنِينَ فِي ٱلْمَسِيحِ يَسُوعَ:</w:t>
       </w:r>
-      <w:r>
-        <w:rPr>
-          <w:lang w:val="ar_AE" w:bidi="ar_AE"/>
-        </w:rPr>
-      </w:r>
-      <w:r>
-        <w:rPr>
-          <w:lang w:val="ar_AE" w:bidi="ar_AE"/>
-        </w:rPr>
-      </w:r>
-    </w:p>
-    <w:p>
-      <w:pPr>
-        <w:bidi/>
-      </w:pPr>
-      <w:r>
-        <w:rPr>
-          <w:lang w:val="ar_AE" w:bidi="ar_AE"/>
-        </w:rPr>
-      </w:r>
-    </w:p>
-    <w:p>
-      <w:pPr>
-        <w:bidi/>
-      </w:pPr>
-      <w:r>
-        <w:rPr>
-          <w:lang w:val="ar_AE" w:bidi="ar_AE"/>
-        </w:rPr>
-      </w:r>
-      <w:r>
-        <w:rPr>
-          <w:vertAlign w:val="superscript"/>
+    </w:p>
+    <w:p>
+      <w:pPr>
+        <w:bidi/>
+      </w:pPr>
+      <w:r>
+        <w:rPr>
+          <w:rtl/>
+          <w:cs/>
+          <w:lang w:val="ar_AE" w:bidi="ar_AE"/>
+        </w:rPr>
+      </w:r>
+      <w:r>
+        <w:rPr>
+          <w:vertAlign w:val="superscript"/>
+          <w:rtl/>
+          <w:cs/>
           <w:lang w:val="ar_AE" w:bidi="ar_AE"/>
         </w:rPr>
         <w:t>2</w:t>
       </w:r>
       <w:r>
         <w:rPr>
+          <w:rtl/>
+          <w:cs/>
           <w:lang w:val="ar_AE" w:bidi="ar_AE"/>
         </w:rPr>
         <w:t xml:space="preserve"> نِعْمَةٌ لَكُمْ وَسَلَامٌ مِنَ ٱللهِ أَبِينَا وَٱلرَّبِّ يَسُوعَ ٱلْمَسِيحِ.</w:t>
       </w:r>
-      <w:r>
-        <w:rPr>
-          <w:lang w:val="ar_AE" w:bidi="ar_AE"/>
-        </w:rPr>
-      </w:r>
-      <w:r>
-        <w:rPr>
-          <w:lang w:val="ar_AE" w:bidi="ar_AE"/>
-        </w:rPr>
-      </w:r>
-    </w:p>
-    <w:p>
-      <w:pPr>
-        <w:bidi/>
-      </w:pPr>
-      <w:r>
-        <w:rPr>
-          <w:lang w:val="ar_AE" w:bidi="ar_AE"/>
-        </w:rPr>
-      </w:r>
-    </w:p>
-    <w:p>
-      <w:pPr>
-        <w:bidi/>
-      </w:pPr>
-      <w:r>
-        <w:rPr>
-          <w:lang w:val="ar_AE" w:bidi="ar_AE"/>
-        </w:rPr>
-      </w:r>
-      <w:r>
-        <w:rPr>
-          <w:vertAlign w:val="superscript"/>
+    </w:p>
+    <w:p>
+      <w:pPr>
+        <w:bidi/>
+      </w:pPr>
+      <w:r>
+        <w:rPr>
+          <w:rtl/>
+          <w:cs/>
+          <w:lang w:val="ar_AE" w:bidi="ar_AE"/>
+        </w:rPr>
+      </w:r>
+      <w:r>
+        <w:rPr>
+          <w:vertAlign w:val="superscript"/>
+          <w:rtl/>
+          <w:cs/>
           <w:lang w:val="ar_AE" w:bidi="ar_AE"/>
         </w:rPr>
         <w:t>3</w:t>
       </w:r>
       <w:r>
         <w:rPr>
+          <w:rtl/>
+          <w:cs/>
           <w:lang w:val="ar_AE" w:bidi="ar_AE"/>
         </w:rPr>
         <w:t xml:space="preserve"> مُبَارَكٌ ٱللهُ أَبُو رَبِّنَا يَسُوعَ ٱلْمَسِيحِ، ٱلَّذِي بَارَكَنَا بِكُلِّ بَرَكَةٍ رُوحِيَّةٍ فِي ٱلسَّمَاوِيَّاتِ فِي ٱلْمَسِيحِ،</w:t>
       </w:r>
-      <w:r>
-        <w:rPr>
-          <w:lang w:val="ar_AE" w:bidi="ar_AE"/>
-        </w:rPr>
-      </w:r>
-      <w:r>
-        <w:rPr>
-          <w:lang w:val="ar_AE" w:bidi="ar_AE"/>
-        </w:rPr>
-      </w:r>
-    </w:p>
-    <w:p>
-      <w:pPr>
-        <w:bidi/>
-      </w:pPr>
-      <w:r>
-        <w:rPr>
-          <w:lang w:val="ar_AE" w:bidi="ar_AE"/>
-        </w:rPr>
-      </w:r>
-    </w:p>
-    <w:p>
-      <w:pPr>
-        <w:bidi/>
-      </w:pPr>
-      <w:r>
-        <w:rPr>
-          <w:lang w:val="ar_AE" w:bidi="ar_AE"/>
-        </w:rPr>
-      </w:r>
-      <w:r>
-        <w:rPr>
-          <w:vertAlign w:val="superscript"/>
+    </w:p>
+    <w:p>
+      <w:pPr>
+        <w:bidi/>
+      </w:pPr>
+      <w:r>
+        <w:rPr>
+          <w:rtl/>
+          <w:cs/>
+          <w:lang w:val="ar_AE" w:bidi="ar_AE"/>
+        </w:rPr>
+      </w:r>
+      <w:r>
+        <w:rPr>
+          <w:vertAlign w:val="superscript"/>
+          <w:rtl/>
+          <w:cs/>
           <w:lang w:val="ar_AE" w:bidi="ar_AE"/>
         </w:rPr>
         <w:t>4</w:t>
       </w:r>
       <w:r>
         <w:rPr>
+          <w:rtl/>
+          <w:cs/>
           <w:lang w:val="ar_AE" w:bidi="ar_AE"/>
         </w:rPr>
         <w:t xml:space="preserve"> كَمَا ٱخْتَارَنَا فِيهِ قَبْلَ تَأْسِيسِ ٱلْعَالَمِ، لِنَكُونَ قِدِّيسِينَ وَبِلَا لَوْمٍ قُدَّامَهُ فِي ٱلْمَحَبَّةِ،</w:t>
       </w:r>
-      <w:r>
-        <w:rPr>
-          <w:lang w:val="ar_AE" w:bidi="ar_AE"/>
-        </w:rPr>
-      </w:r>
-      <w:r>
-        <w:rPr>
-          <w:lang w:val="ar_AE" w:bidi="ar_AE"/>
-        </w:rPr>
-      </w:r>
-    </w:p>
-    <w:p>
-      <w:pPr>
-        <w:bidi/>
-      </w:pPr>
-      <w:r>
-        <w:rPr>
-          <w:lang w:val="ar_AE" w:bidi="ar_AE"/>
-        </w:rPr>
-      </w:r>
-    </w:p>
-    <w:p>
-      <w:pPr>
-        <w:bidi/>
-      </w:pPr>
-      <w:r>
-        <w:rPr>
-          <w:lang w:val="ar_AE" w:bidi="ar_AE"/>
-        </w:rPr>
-      </w:r>
-      <w:r>
-        <w:rPr>
-          <w:vertAlign w:val="superscript"/>
+    </w:p>
+    <w:p>
+      <w:pPr>
+        <w:bidi/>
+      </w:pPr>
+      <w:r>
+        <w:rPr>
+          <w:rtl/>
+          <w:cs/>
+          <w:lang w:val="ar_AE" w:bidi="ar_AE"/>
+        </w:rPr>
+      </w:r>
+      <w:r>
+        <w:rPr>
+          <w:vertAlign w:val="superscript"/>
+          <w:rtl/>
+          <w:cs/>
           <w:lang w:val="ar_AE" w:bidi="ar_AE"/>
         </w:rPr>
         <w:t>5</w:t>
       </w:r>
       <w:r>
         <w:rPr>
+          <w:rtl/>
+          <w:cs/>
           <w:lang w:val="ar_AE" w:bidi="ar_AE"/>
         </w:rPr>
         <w:t xml:space="preserve"> إِذْ سَبَقَ فَعَيَّنَنَا لِلتَّبَنِّي بِيَسُوعَ ٱلْمَسِيحِ لِنَفْسِهِ، حَسَبَ مَسَرَّةِ مَشِيئَتِهِ،</w:t>
       </w:r>
-      <w:r>
-        <w:rPr>
-          <w:lang w:val="ar_AE" w:bidi="ar_AE"/>
-        </w:rPr>
-      </w:r>
-      <w:r>
-        <w:rPr>
-          <w:lang w:val="ar_AE" w:bidi="ar_AE"/>
-        </w:rPr>
-      </w:r>
-    </w:p>
-    <w:p>
-      <w:pPr>
-        <w:bidi/>
-      </w:pPr>
-      <w:r>
-        <w:rPr>
-          <w:lang w:val="ar_AE" w:bidi="ar_AE"/>
-        </w:rPr>
-      </w:r>
-    </w:p>
-    <w:p>
-      <w:pPr>
-        <w:bidi/>
-      </w:pPr>
-      <w:r>
-        <w:rPr>
-          <w:lang w:val="ar_AE" w:bidi="ar_AE"/>
-        </w:rPr>
-      </w:r>
-      <w:r>
-        <w:rPr>
-          <w:vertAlign w:val="superscript"/>
+    </w:p>
+    <w:p>
+      <w:pPr>
+        <w:bidi/>
+      </w:pPr>
+      <w:r>
+        <w:rPr>
+          <w:rtl/>
+          <w:cs/>
+          <w:lang w:val="ar_AE" w:bidi="ar_AE"/>
+        </w:rPr>
+      </w:r>
+      <w:r>
+        <w:rPr>
+          <w:vertAlign w:val="superscript"/>
+          <w:rtl/>
+          <w:cs/>
           <w:lang w:val="ar_AE" w:bidi="ar_AE"/>
         </w:rPr>
         <w:t>6</w:t>
       </w:r>
       <w:r>
         <w:rPr>
+          <w:rtl/>
+          <w:cs/>
           <w:lang w:val="ar_AE" w:bidi="ar_AE"/>
         </w:rPr>
         <w:t xml:space="preserve"> لِمَدْحِ مَجْدِ نِعْمَتِهِ ٱلَّتِي أَنْعَمَ بِهَا عَلَيْنَا فِي ٱلْمَحْبُوبِ.</w:t>
       </w:r>
-      <w:r>
-        <w:rPr>
-          <w:lang w:val="ar_AE" w:bidi="ar_AE"/>
-        </w:rPr>
-      </w:r>
-      <w:r>
-        <w:rPr>
-          <w:lang w:val="ar_AE" w:bidi="ar_AE"/>
-        </w:rPr>
-      </w:r>
-    </w:p>
-    <w:p>
-      <w:pPr>
-        <w:bidi/>
-      </w:pPr>
-      <w:r>
-        <w:rPr>
-          <w:lang w:val="ar_AE" w:bidi="ar_AE"/>
-        </w:rPr>
-      </w:r>
-    </w:p>
-    <w:p>
-      <w:pPr>
-        <w:bidi/>
-      </w:pPr>
-      <w:r>
-        <w:rPr>
-          <w:lang w:val="ar_AE" w:bidi="ar_AE"/>
-        </w:rPr>
-      </w:r>
-      <w:r>
-        <w:rPr>
-          <w:vertAlign w:val="superscript"/>
+    </w:p>
+    <w:p>
+      <w:pPr>
+        <w:bidi/>
+      </w:pPr>
+      <w:r>
+        <w:rPr>
+          <w:rtl/>
+          <w:cs/>
+          <w:lang w:val="ar_AE" w:bidi="ar_AE"/>
+        </w:rPr>
+      </w:r>
+      <w:r>
+        <w:rPr>
+          <w:vertAlign w:val="superscript"/>
+          <w:rtl/>
+          <w:cs/>
           <w:lang w:val="ar_AE" w:bidi="ar_AE"/>
         </w:rPr>
         <w:t>7</w:t>
       </w:r>
       <w:r>
         <w:rPr>
+          <w:rtl/>
+          <w:cs/>
           <w:lang w:val="ar_AE" w:bidi="ar_AE"/>
         </w:rPr>
         <w:t xml:space="preserve"> ٱلَّذِي فِيهِ لَنَا ٱلْفِدَاءُ بِدَمِهِ، غُفْرَانُ ٱلْخَطَايَا، حَسَبَ غِنَى نِعْمَتِهِ،</w:t>
       </w:r>
-      <w:r>
-        <w:rPr>
-          <w:lang w:val="ar_AE" w:bidi="ar_AE"/>
-        </w:rPr>
-      </w:r>
-      <w:r>
-        <w:rPr>
-          <w:lang w:val="ar_AE" w:bidi="ar_AE"/>
-        </w:rPr>
-      </w:r>
-    </w:p>
-    <w:p>
-      <w:pPr>
-        <w:bidi/>
-      </w:pPr>
-      <w:r>
-        <w:rPr>
-          <w:lang w:val="ar_AE" w:bidi="ar_AE"/>
-        </w:rPr>
-      </w:r>
-    </w:p>
-    <w:p>
-      <w:pPr>
-        <w:bidi/>
-      </w:pPr>
-      <w:r>
-        <w:rPr>
-          <w:lang w:val="ar_AE" w:bidi="ar_AE"/>
-        </w:rPr>
-      </w:r>
-      <w:r>
-        <w:rPr>
-          <w:vertAlign w:val="superscript"/>
+    </w:p>
+    <w:p>
+      <w:pPr>
+        <w:bidi/>
+      </w:pPr>
+      <w:r>
+        <w:rPr>
+          <w:rtl/>
+          <w:cs/>
+          <w:lang w:val="ar_AE" w:bidi="ar_AE"/>
+        </w:rPr>
+      </w:r>
+      <w:r>
+        <w:rPr>
+          <w:vertAlign w:val="superscript"/>
+          <w:rtl/>
+          <w:cs/>
           <w:lang w:val="ar_AE" w:bidi="ar_AE"/>
         </w:rPr>
         <w:t>8</w:t>
       </w:r>
       <w:r>
         <w:rPr>
+          <w:rtl/>
+          <w:cs/>
           <w:lang w:val="ar_AE" w:bidi="ar_AE"/>
         </w:rPr>
         <w:t xml:space="preserve"> ٱلَّتِي أَجْزَلَهَا لَنَا بِكُلِّ حِكْمَةٍ وَفِطْنَةٍ،</w:t>
       </w:r>
-      <w:r>
-        <w:rPr>
-          <w:lang w:val="ar_AE" w:bidi="ar_AE"/>
-        </w:rPr>
-      </w:r>
-      <w:r>
-        <w:rPr>
-          <w:lang w:val="ar_AE" w:bidi="ar_AE"/>
-        </w:rPr>
-      </w:r>
-    </w:p>
-    <w:p>
-      <w:pPr>
-        <w:bidi/>
-      </w:pPr>
-      <w:r>
-        <w:rPr>
-          <w:lang w:val="ar_AE" w:bidi="ar_AE"/>
-        </w:rPr>
-      </w:r>
-    </w:p>
-    <w:p>
-      <w:pPr>
-        <w:bidi/>
-      </w:pPr>
-      <w:r>
-        <w:rPr>
-          <w:lang w:val="ar_AE" w:bidi="ar_AE"/>
-        </w:rPr>
-      </w:r>
-      <w:r>
-        <w:rPr>
-          <w:vertAlign w:val="superscript"/>
+    </w:p>
+    <w:p>
+      <w:pPr>
+        <w:bidi/>
+      </w:pPr>
+      <w:r>
+        <w:rPr>
+          <w:rtl/>
+          <w:cs/>
+          <w:lang w:val="ar_AE" w:bidi="ar_AE"/>
+        </w:rPr>
+      </w:r>
+      <w:r>
+        <w:rPr>
+          <w:vertAlign w:val="superscript"/>
+          <w:rtl/>
+          <w:cs/>
           <w:lang w:val="ar_AE" w:bidi="ar_AE"/>
         </w:rPr>
         <w:t>9</w:t>
       </w:r>
       <w:r>
         <w:rPr>
+          <w:rtl/>
+          <w:cs/>
           <w:lang w:val="ar_AE" w:bidi="ar_AE"/>
         </w:rPr>
         <w:t xml:space="preserve"> إِذْ عَرَّفَنَا بِسِرِّ مَشِيئَتِهِ، حَسَبَ مَسَرَّتِهِ ٱلَّتِي قَصَدَهَا فِي نَفْسِهِ،</w:t>
       </w:r>
-      <w:r>
-        <w:rPr>
-          <w:lang w:val="ar_AE" w:bidi="ar_AE"/>
-        </w:rPr>
-      </w:r>
-      <w:r>
-        <w:rPr>
-          <w:lang w:val="ar_AE" w:bidi="ar_AE"/>
-        </w:rPr>
-      </w:r>
-    </w:p>
-    <w:p>
-      <w:pPr>
-        <w:bidi/>
-      </w:pPr>
-      <w:r>
-        <w:rPr>
-          <w:lang w:val="ar_AE" w:bidi="ar_AE"/>
-        </w:rPr>
-      </w:r>
-    </w:p>
-    <w:p>
-      <w:pPr>
-        <w:bidi/>
-      </w:pPr>
-      <w:r>
-        <w:rPr>
-          <w:lang w:val="ar_AE" w:bidi="ar_AE"/>
-        </w:rPr>
-      </w:r>
-      <w:r>
-        <w:rPr>
-          <w:vertAlign w:val="superscript"/>
+    </w:p>
+    <w:p>
+      <w:pPr>
+        <w:bidi/>
+      </w:pPr>
+      <w:r>
+        <w:rPr>
+          <w:rtl/>
+          <w:cs/>
+          <w:lang w:val="ar_AE" w:bidi="ar_AE"/>
+        </w:rPr>
+      </w:r>
+      <w:r>
+        <w:rPr>
+          <w:vertAlign w:val="superscript"/>
+          <w:rtl/>
+          <w:cs/>
           <w:lang w:val="ar_AE" w:bidi="ar_AE"/>
         </w:rPr>
         <w:t>10</w:t>
       </w:r>
       <w:r>
         <w:rPr>
+          <w:rtl/>
+          <w:cs/>
           <w:lang w:val="ar_AE" w:bidi="ar_AE"/>
         </w:rPr>
         <w:t xml:space="preserve"> لِتَدْبِيرِ مِلْءِ ٱلْأَزْمِنَةِ، لِيَجْمَعَ كُلَّ شَيْءٍ فِي ٱلْمَسِيحِ، مَا فِي ٱلسَّمَاوَاتِ وَمَا عَلَى ٱلْأَرْضِ، فِي ذَاكَ.</w:t>
       </w:r>
-      <w:r>
-        <w:rPr>
-          <w:lang w:val="ar_AE" w:bidi="ar_AE"/>
-        </w:rPr>
-      </w:r>
-      <w:r>
-        <w:rPr>
-          <w:lang w:val="ar_AE" w:bidi="ar_AE"/>
-        </w:rPr>
-      </w:r>
-    </w:p>
-    <w:p>
-      <w:pPr>
-        <w:bidi/>
-      </w:pPr>
-      <w:r>
-        <w:rPr>
-          <w:lang w:val="ar_AE" w:bidi="ar_AE"/>
-        </w:rPr>
-      </w:r>
-    </w:p>
-    <w:p>
-      <w:pPr>
-        <w:bidi/>
-      </w:pPr>
-      <w:r>
-        <w:rPr>
-          <w:lang w:val="ar_AE" w:bidi="ar_AE"/>
-        </w:rPr>
-      </w:r>
-      <w:r>
-        <w:rPr>
-          <w:vertAlign w:val="superscript"/>
+    </w:p>
+    <w:p>
+      <w:pPr>
+        <w:bidi/>
+      </w:pPr>
+      <w:r>
+        <w:rPr>
+          <w:rtl/>
+          <w:cs/>
+          <w:lang w:val="ar_AE" w:bidi="ar_AE"/>
+        </w:rPr>
+      </w:r>
+      <w:r>
+        <w:rPr>
+          <w:vertAlign w:val="superscript"/>
+          <w:rtl/>
+          <w:cs/>
           <w:lang w:val="ar_AE" w:bidi="ar_AE"/>
         </w:rPr>
         <w:t>11</w:t>
       </w:r>
       <w:r>
         <w:rPr>
+          <w:rtl/>
+          <w:cs/>
           <w:lang w:val="ar_AE" w:bidi="ar_AE"/>
         </w:rPr>
         <w:t xml:space="preserve"> ٱلَّذِي فِيهِ أَيْضًا نِلْنَا نَصِيبًا، مُعَيَّنِينَ سَابِقًا حَسَبَ قَصْدِ ٱلَّذِي يَعْمَلُ كُلَّ شَيْءٍ حَسَبَ رَأْيِ مَشِيئَتِهِ،</w:t>
       </w:r>
-      <w:r>
-        <w:rPr>
-          <w:lang w:val="ar_AE" w:bidi="ar_AE"/>
-        </w:rPr>
-      </w:r>
-      <w:r>
-        <w:rPr>
-          <w:lang w:val="ar_AE" w:bidi="ar_AE"/>
-        </w:rPr>
-      </w:r>
-    </w:p>
-    <w:p>
-      <w:pPr>
-        <w:bidi/>
-      </w:pPr>
-      <w:r>
-        <w:rPr>
-          <w:lang w:val="ar_AE" w:bidi="ar_AE"/>
-        </w:rPr>
-      </w:r>
-    </w:p>
-    <w:p>
-      <w:pPr>
-        <w:bidi/>
-      </w:pPr>
-      <w:r>
-        <w:rPr>
-          <w:lang w:val="ar_AE" w:bidi="ar_AE"/>
-        </w:rPr>
-      </w:r>
-      <w:r>
-        <w:rPr>
-          <w:vertAlign w:val="superscript"/>
+    </w:p>
+    <w:p>
+      <w:pPr>
+        <w:bidi/>
+      </w:pPr>
+      <w:r>
+        <w:rPr>
+          <w:rtl/>
+          <w:cs/>
+          <w:lang w:val="ar_AE" w:bidi="ar_AE"/>
+        </w:rPr>
+      </w:r>
+      <w:r>
+        <w:rPr>
+          <w:vertAlign w:val="superscript"/>
+          <w:rtl/>
+          <w:cs/>
           <w:lang w:val="ar_AE" w:bidi="ar_AE"/>
         </w:rPr>
         <w:t>12</w:t>
       </w:r>
       <w:r>
         <w:rPr>
+          <w:rtl/>
+          <w:cs/>
           <w:lang w:val="ar_AE" w:bidi="ar_AE"/>
         </w:rPr>
         <w:t xml:space="preserve"> لِنَكُونَ لِمَدْحِ مَجْدِهِ، نَحْنُ ٱلَّذِينَ قَدْ سَبَقَ رَجَاؤُنَا فِي ٱلْمَسِيحِ.</w:t>
       </w:r>
-      <w:r>
-        <w:rPr>
-          <w:lang w:val="ar_AE" w:bidi="ar_AE"/>
-        </w:rPr>
-      </w:r>
-      <w:r>
-        <w:rPr>
-          <w:lang w:val="ar_AE" w:bidi="ar_AE"/>
-        </w:rPr>
-      </w:r>
-    </w:p>
-    <w:p>
-      <w:pPr>
-        <w:bidi/>
-      </w:pPr>
-      <w:r>
-        <w:rPr>
-          <w:lang w:val="ar_AE" w:bidi="ar_AE"/>
-        </w:rPr>
-      </w:r>
-    </w:p>
-    <w:p>
-      <w:pPr>
-        <w:bidi/>
-      </w:pPr>
-      <w:r>
-        <w:rPr>
-          <w:lang w:val="ar_AE" w:bidi="ar_AE"/>
-        </w:rPr>
-      </w:r>
-      <w:r>
-        <w:rPr>
-          <w:vertAlign w:val="superscript"/>
+    </w:p>
+    <w:p>
+      <w:pPr>
+        <w:bidi/>
+      </w:pPr>
+      <w:r>
+        <w:rPr>
+          <w:rtl/>
+          <w:cs/>
+          <w:lang w:val="ar_AE" w:bidi="ar_AE"/>
+        </w:rPr>
+      </w:r>
+      <w:r>
+        <w:rPr>
+          <w:vertAlign w:val="superscript"/>
+          <w:rtl/>
+          <w:cs/>
           <w:lang w:val="ar_AE" w:bidi="ar_AE"/>
         </w:rPr>
         <w:t>13</w:t>
       </w:r>
       <w:r>
         <w:rPr>
+          <w:rtl/>
+          <w:cs/>
           <w:lang w:val="ar_AE" w:bidi="ar_AE"/>
         </w:rPr>
         <w:t xml:space="preserve"> ٱلَّذِي فِيهِ أَيْضًا أَنْتُمْ، إِذْ سَمِعْتُمْ كَلِمَةَ ٱلْحَقِّ، إِنْجِيلَ خَلَاصِكُمُ، ٱلَّذِي فِيهِ أَيْضًا إِذْ آمَنْتُمْ خُتِمْتُمْ بِرُوحِ ٱلْمَوْعِدِ ٱلْقُدُّوسِ،</w:t>
       </w:r>
-      <w:r>
-        <w:rPr>
-          <w:lang w:val="ar_AE" w:bidi="ar_AE"/>
-        </w:rPr>
-      </w:r>
-      <w:r>
-        <w:rPr>
-          <w:lang w:val="ar_AE" w:bidi="ar_AE"/>
-        </w:rPr>
-      </w:r>
-    </w:p>
-    <w:p>
-      <w:pPr>
-        <w:bidi/>
-      </w:pPr>
-      <w:r>
-        <w:rPr>
-          <w:lang w:val="ar_AE" w:bidi="ar_AE"/>
-        </w:rPr>
-      </w:r>
-    </w:p>
-    <w:p>
-      <w:pPr>
-        <w:bidi/>
-      </w:pPr>
-      <w:r>
-        <w:rPr>
-          <w:lang w:val="ar_AE" w:bidi="ar_AE"/>
-        </w:rPr>
-      </w:r>
-      <w:r>
-        <w:rPr>
-          <w:vertAlign w:val="superscript"/>
+    </w:p>
+    <w:p>
+      <w:pPr>
+        <w:bidi/>
+      </w:pPr>
+      <w:r>
+        <w:rPr>
+          <w:rtl/>
+          <w:cs/>
+          <w:lang w:val="ar_AE" w:bidi="ar_AE"/>
+        </w:rPr>
+      </w:r>
+      <w:r>
+        <w:rPr>
+          <w:vertAlign w:val="superscript"/>
+          <w:rtl/>
+          <w:cs/>
           <w:lang w:val="ar_AE" w:bidi="ar_AE"/>
         </w:rPr>
         <w:t>14</w:t>
       </w:r>
       <w:r>
         <w:rPr>
+          <w:rtl/>
+          <w:cs/>
           <w:lang w:val="ar_AE" w:bidi="ar_AE"/>
         </w:rPr>
         <w:t xml:space="preserve"> ٱلَّذِي هُوَ عُرْبُونُ مِيرَاثِنَا، لِفِدَاءِ ٱلْمُقْتَنَى، لِمَدْحِ مَجْدِهِ.</w:t>
       </w:r>
-      <w:r>
-        <w:rPr>
-          <w:lang w:val="ar_AE" w:bidi="ar_AE"/>
-        </w:rPr>
-      </w:r>
-      <w:r>
-        <w:rPr>
-          <w:lang w:val="ar_AE" w:bidi="ar_AE"/>
-        </w:rPr>
-      </w:r>
-    </w:p>
-    <w:p>
-      <w:pPr>
-        <w:bidi/>
-      </w:pPr>
-      <w:r>
-        <w:rPr>
-          <w:lang w:val="ar_AE" w:bidi="ar_AE"/>
-        </w:rPr>
-      </w:r>
-    </w:p>
-    <w:p>
-      <w:pPr>
-        <w:bidi/>
-      </w:pPr>
-      <w:r>
-        <w:rPr>
-          <w:lang w:val="ar_AE" w:bidi="ar_AE"/>
-        </w:rPr>
-      </w:r>
-      <w:r>
-        <w:rPr>
-          <w:vertAlign w:val="superscript"/>
+    </w:p>
+    <w:p>
+      <w:pPr>
+        <w:bidi/>
+      </w:pPr>
+      <w:r>
+        <w:rPr>
+          <w:rtl/>
+          <w:cs/>
+          <w:lang w:val="ar_AE" w:bidi="ar_AE"/>
+        </w:rPr>
+      </w:r>
+      <w:r>
+        <w:rPr>
+          <w:vertAlign w:val="superscript"/>
+          <w:rtl/>
+          <w:cs/>
           <w:lang w:val="ar_AE" w:bidi="ar_AE"/>
         </w:rPr>
         <w:t>15</w:t>
       </w:r>
       <w:r>
         <w:rPr>
+          <w:rtl/>
+          <w:cs/>
           <w:lang w:val="ar_AE" w:bidi="ar_AE"/>
         </w:rPr>
         <w:t xml:space="preserve"> لِذَلِكَ أَنَا أَيْضًا إِذْ قَدْ سَمِعْتُ بِإِيمَانِكُمْ بِٱلرَّبِّ يَسُوعَ، وَمَحَبَّتِكُمْ نَحْوَ جَمِيعِ ٱلْقِدِّيسِينَ،</w:t>
       </w:r>
-      <w:r>
-        <w:rPr>
-          <w:lang w:val="ar_AE" w:bidi="ar_AE"/>
-        </w:rPr>
-      </w:r>
-      <w:r>
-        <w:rPr>
-          <w:lang w:val="ar_AE" w:bidi="ar_AE"/>
-        </w:rPr>
-      </w:r>
-    </w:p>
-    <w:p>
-      <w:pPr>
-        <w:bidi/>
-      </w:pPr>
-      <w:r>
-        <w:rPr>
-          <w:lang w:val="ar_AE" w:bidi="ar_AE"/>
-        </w:rPr>
-      </w:r>
-    </w:p>
-    <w:p>
-      <w:pPr>
-        <w:bidi/>
-      </w:pPr>
-      <w:r>
-        <w:rPr>
-          <w:lang w:val="ar_AE" w:bidi="ar_AE"/>
-        </w:rPr>
-      </w:r>
-      <w:r>
-        <w:rPr>
-          <w:vertAlign w:val="superscript"/>
+    </w:p>
+    <w:p>
+      <w:pPr>
+        <w:bidi/>
+      </w:pPr>
+      <w:r>
+        <w:rPr>
+          <w:rtl/>
+          <w:cs/>
+          <w:lang w:val="ar_AE" w:bidi="ar_AE"/>
+        </w:rPr>
+      </w:r>
+      <w:r>
+        <w:rPr>
+          <w:vertAlign w:val="superscript"/>
+          <w:rtl/>
+          <w:cs/>
           <w:lang w:val="ar_AE" w:bidi="ar_AE"/>
         </w:rPr>
         <w:t>16</w:t>
       </w:r>
       <w:r>
         <w:rPr>
+          <w:rtl/>
+          <w:cs/>
           <w:lang w:val="ar_AE" w:bidi="ar_AE"/>
         </w:rPr>
         <w:t xml:space="preserve"> لَا أَزَالُ شَاكِرًا لِأَجْلِكُمْ، ذَاكِرًا إِيَّاكُمْ فِي صَلَوَاتِي،</w:t>
       </w:r>
-      <w:r>
-        <w:rPr>
-          <w:lang w:val="ar_AE" w:bidi="ar_AE"/>
-        </w:rPr>
-      </w:r>
-      <w:r>
-        <w:rPr>
-          <w:lang w:val="ar_AE" w:bidi="ar_AE"/>
-        </w:rPr>
-      </w:r>
-    </w:p>
-    <w:p>
-      <w:pPr>
-        <w:bidi/>
-      </w:pPr>
-      <w:r>
-        <w:rPr>
-          <w:lang w:val="ar_AE" w:bidi="ar_AE"/>
-        </w:rPr>
-      </w:r>
-    </w:p>
-    <w:p>
-      <w:pPr>
-        <w:bidi/>
-      </w:pPr>
-      <w:r>
-        <w:rPr>
-          <w:lang w:val="ar_AE" w:bidi="ar_AE"/>
-        </w:rPr>
-      </w:r>
-      <w:r>
-        <w:rPr>
-          <w:vertAlign w:val="superscript"/>
+    </w:p>
+    <w:p>
+      <w:pPr>
+        <w:bidi/>
+      </w:pPr>
+      <w:r>
+        <w:rPr>
+          <w:rtl/>
+          <w:cs/>
+          <w:lang w:val="ar_AE" w:bidi="ar_AE"/>
+        </w:rPr>
+      </w:r>
+      <w:r>
+        <w:rPr>
+          <w:vertAlign w:val="superscript"/>
+          <w:rtl/>
+          <w:cs/>
           <w:lang w:val="ar_AE" w:bidi="ar_AE"/>
         </w:rPr>
         <w:t>17</w:t>
       </w:r>
       <w:r>
         <w:rPr>
+          <w:rtl/>
+          <w:cs/>
           <w:lang w:val="ar_AE" w:bidi="ar_AE"/>
         </w:rPr>
         <w:t xml:space="preserve"> كَيْ يُعْطِيَكُمْ إِلَهُ رَبِّنَا يَسُوعَ ٱلْمَسِيحِ، أَبُو ٱلْمَجْدِ، رُوحَ ٱلْحِكْمَةِ وَٱلْإِعْلَانِ فِي مَعْرِفَتِهِ،</w:t>
       </w:r>
-      <w:r>
-        <w:rPr>
-          <w:lang w:val="ar_AE" w:bidi="ar_AE"/>
-        </w:rPr>
-      </w:r>
-      <w:r>
-        <w:rPr>
-          <w:lang w:val="ar_AE" w:bidi="ar_AE"/>
-        </w:rPr>
-      </w:r>
-    </w:p>
-    <w:p>
-      <w:pPr>
-        <w:bidi/>
-      </w:pPr>
-      <w:r>
-        <w:rPr>
-          <w:lang w:val="ar_AE" w:bidi="ar_AE"/>
-        </w:rPr>
-      </w:r>
-    </w:p>
-    <w:p>
-      <w:pPr>
-        <w:bidi/>
-      </w:pPr>
-      <w:r>
-        <w:rPr>
-          <w:lang w:val="ar_AE" w:bidi="ar_AE"/>
-        </w:rPr>
-      </w:r>
-      <w:r>
-        <w:rPr>
-          <w:vertAlign w:val="superscript"/>
+    </w:p>
+    <w:p>
+      <w:pPr>
+        <w:bidi/>
+      </w:pPr>
+      <w:r>
+        <w:rPr>
+          <w:rtl/>
+          <w:cs/>
+          <w:lang w:val="ar_AE" w:bidi="ar_AE"/>
+        </w:rPr>
+      </w:r>
+      <w:r>
+        <w:rPr>
+          <w:vertAlign w:val="superscript"/>
+          <w:rtl/>
+          <w:cs/>
           <w:lang w:val="ar_AE" w:bidi="ar_AE"/>
         </w:rPr>
         <w:t>18</w:t>
       </w:r>
       <w:r>
         <w:rPr>
+          <w:rtl/>
+          <w:cs/>
           <w:lang w:val="ar_AE" w:bidi="ar_AE"/>
         </w:rPr>
         <w:t xml:space="preserve"> مُسْتَنِيرَةً عُيُونُ أَذْهَانِكُمْ، لِتَعْلَمُوا مَا هُوَ رَجَاءُ دَعْوَتِهِ، وَمَا هُوَ غِنَى مَجْدِ مِيرَاثِهِ فِي ٱلْقِدِّيسِينَ،</w:t>
       </w:r>
-      <w:r>
-        <w:rPr>
-          <w:lang w:val="ar_AE" w:bidi="ar_AE"/>
-        </w:rPr>
-      </w:r>
-      <w:r>
-        <w:rPr>
-          <w:lang w:val="ar_AE" w:bidi="ar_AE"/>
-        </w:rPr>
-      </w:r>
-    </w:p>
-    <w:p>
-      <w:pPr>
-        <w:bidi/>
-      </w:pPr>
-      <w:r>
-        <w:rPr>
-          <w:lang w:val="ar_AE" w:bidi="ar_AE"/>
-        </w:rPr>
-      </w:r>
-    </w:p>
-    <w:p>
-      <w:pPr>
-        <w:bidi/>
-      </w:pPr>
-      <w:r>
-        <w:rPr>
-          <w:lang w:val="ar_AE" w:bidi="ar_AE"/>
-        </w:rPr>
-      </w:r>
-      <w:r>
-        <w:rPr>
-          <w:vertAlign w:val="superscript"/>
+    </w:p>
+    <w:p>
+      <w:pPr>
+        <w:bidi/>
+      </w:pPr>
+      <w:r>
+        <w:rPr>
+          <w:rtl/>
+          <w:cs/>
+          <w:lang w:val="ar_AE" w:bidi="ar_AE"/>
+        </w:rPr>
+      </w:r>
+      <w:r>
+        <w:rPr>
+          <w:vertAlign w:val="superscript"/>
+          <w:rtl/>
+          <w:cs/>
           <w:lang w:val="ar_AE" w:bidi="ar_AE"/>
         </w:rPr>
         <w:t>19</w:t>
       </w:r>
       <w:r>
         <w:rPr>
+          <w:rtl/>
+          <w:cs/>
           <w:lang w:val="ar_AE" w:bidi="ar_AE"/>
         </w:rPr>
         <w:t xml:space="preserve"> وَمَا هِيَ عَظَمَةُ قُدْرَتِهِ ٱلْفَائِقَةُ نَحْوَنَا نَحْنُ ٱلْمُؤْمِنِينَ، حَسَبَ عَمَلِ شِدَّةِ قُوَّتِهِ</w:t>
       </w:r>
-      <w:r>
-        <w:rPr>
-          <w:lang w:val="ar_AE" w:bidi="ar_AE"/>
-        </w:rPr>
-      </w:r>
-      <w:r>
-        <w:rPr>
-          <w:lang w:val="ar_AE" w:bidi="ar_AE"/>
-        </w:rPr>
-      </w:r>
-    </w:p>
-    <w:p>
-      <w:pPr>
-        <w:bidi/>
-      </w:pPr>
-      <w:r>
-        <w:rPr>
-          <w:lang w:val="ar_AE" w:bidi="ar_AE"/>
-        </w:rPr>
-      </w:r>
-    </w:p>
-    <w:p>
-      <w:pPr>
-        <w:bidi/>
-      </w:pPr>
-      <w:r>
-        <w:rPr>
-          <w:lang w:val="ar_AE" w:bidi="ar_AE"/>
-        </w:rPr>
-      </w:r>
-      <w:r>
-        <w:rPr>
-          <w:vertAlign w:val="superscript"/>
+    </w:p>
+    <w:p>
+      <w:pPr>
+        <w:bidi/>
+      </w:pPr>
+      <w:r>
+        <w:rPr>
+          <w:rtl/>
+          <w:cs/>
+          <w:lang w:val="ar_AE" w:bidi="ar_AE"/>
+        </w:rPr>
+      </w:r>
+      <w:r>
+        <w:rPr>
+          <w:vertAlign w:val="superscript"/>
+          <w:rtl/>
+          <w:cs/>
           <w:lang w:val="ar_AE" w:bidi="ar_AE"/>
         </w:rPr>
         <w:t>20</w:t>
       </w:r>
       <w:r>
         <w:rPr>
+          <w:rtl/>
+          <w:cs/>
           <w:lang w:val="ar_AE" w:bidi="ar_AE"/>
         </w:rPr>
         <w:t xml:space="preserve"> ٱلَّذِي عَمِلَهُ فِي ٱلْمَسِيحِ، إِذْ أَقَامَهُ مِنَ ٱلْأَمْوَاتِ، وَأَجْلَسَهُ عَنْ يَمِينِهِ فِي ٱلسَّمَاوِيَّاتِ،</w:t>
       </w:r>
-      <w:r>
-        <w:rPr>
-          <w:lang w:val="ar_AE" w:bidi="ar_AE"/>
-        </w:rPr>
-      </w:r>
-      <w:r>
-        <w:rPr>
-          <w:lang w:val="ar_AE" w:bidi="ar_AE"/>
-        </w:rPr>
-      </w:r>
-    </w:p>
-    <w:p>
-      <w:pPr>
-        <w:bidi/>
-      </w:pPr>
-      <w:r>
-        <w:rPr>
-          <w:lang w:val="ar_AE" w:bidi="ar_AE"/>
-        </w:rPr>
-      </w:r>
-    </w:p>
-    <w:p>
-      <w:pPr>
-        <w:bidi/>
-      </w:pPr>
-      <w:r>
-        <w:rPr>
-          <w:lang w:val="ar_AE" w:bidi="ar_AE"/>
-        </w:rPr>
-      </w:r>
-      <w:r>
-        <w:rPr>
-          <w:vertAlign w:val="superscript"/>
+    </w:p>
+    <w:p>
+      <w:pPr>
+        <w:bidi/>
+      </w:pPr>
+      <w:r>
+        <w:rPr>
+          <w:rtl/>
+          <w:cs/>
+          <w:lang w:val="ar_AE" w:bidi="ar_AE"/>
+        </w:rPr>
+      </w:r>
+      <w:r>
+        <w:rPr>
+          <w:vertAlign w:val="superscript"/>
+          <w:rtl/>
+          <w:cs/>
           <w:lang w:val="ar_AE" w:bidi="ar_AE"/>
         </w:rPr>
         <w:t>21</w:t>
       </w:r>
       <w:r>
         <w:rPr>
+          <w:rtl/>
+          <w:cs/>
           <w:lang w:val="ar_AE" w:bidi="ar_AE"/>
         </w:rPr>
         <w:t xml:space="preserve"> فَوْقَ كُلِّ رِيَاسَةٍ وَسُلْطَانٍ وَقُوَّةٍ وَسِيَادَةٍ، وَكُلِّ ٱسْمٍ يُسَمَّى لَيْسَ فِي هَذَا ٱلدَّهْرِ فَقَطْ بَلْ فِي ٱلْمُسْتَقْبَلِ أَيْضًا،</w:t>
       </w:r>
-      <w:r>
-        <w:rPr>
-          <w:lang w:val="ar_AE" w:bidi="ar_AE"/>
-        </w:rPr>
-      </w:r>
-      <w:r>
-        <w:rPr>
-          <w:lang w:val="ar_AE" w:bidi="ar_AE"/>
-        </w:rPr>
-      </w:r>
-    </w:p>
-    <w:p>
-      <w:pPr>
-        <w:bidi/>
-      </w:pPr>
-      <w:r>
-        <w:rPr>
-          <w:lang w:val="ar_AE" w:bidi="ar_AE"/>
-        </w:rPr>
-      </w:r>
-    </w:p>
-    <w:p>
-      <w:pPr>
-        <w:bidi/>
-      </w:pPr>
-      <w:r>
-        <w:rPr>
-          <w:lang w:val="ar_AE" w:bidi="ar_AE"/>
-        </w:rPr>
-      </w:r>
-      <w:r>
-        <w:rPr>
-          <w:vertAlign w:val="superscript"/>
+    </w:p>
+    <w:p>
+      <w:pPr>
+        <w:bidi/>
+      </w:pPr>
+      <w:r>
+        <w:rPr>
+          <w:rtl/>
+          <w:cs/>
+          <w:lang w:val="ar_AE" w:bidi="ar_AE"/>
+        </w:rPr>
+      </w:r>
+      <w:r>
+        <w:rPr>
+          <w:vertAlign w:val="superscript"/>
+          <w:rtl/>
+          <w:cs/>
           <w:lang w:val="ar_AE" w:bidi="ar_AE"/>
         </w:rPr>
         <w:t>22</w:t>
       </w:r>
       <w:r>
         <w:rPr>
+          <w:rtl/>
+          <w:cs/>
           <w:lang w:val="ar_AE" w:bidi="ar_AE"/>
         </w:rPr>
         <w:t xml:space="preserve"> وَأَخْضَعَ كُلَّ شَيْءٍ تَحْتَ قَدَمَيْهِ، وَإِيَّاهُ جَعَلَ رَأْسًا فَوْقَ كُلِّ شَيْءٍ لِلْكَنِيسَةِ،</w:t>
       </w:r>
-      <w:r>
-        <w:rPr>
-          <w:lang w:val="ar_AE" w:bidi="ar_AE"/>
-        </w:rPr>
-      </w:r>
-      <w:r>
-        <w:rPr>
-          <w:lang w:val="ar_AE" w:bidi="ar_AE"/>
-        </w:rPr>
-      </w:r>
-    </w:p>
-    <w:p>
-      <w:pPr>
-        <w:bidi/>
-      </w:pPr>
-      <w:r>
-        <w:rPr>
-          <w:lang w:val="ar_AE" w:bidi="ar_AE"/>
-        </w:rPr>
-      </w:r>
-    </w:p>
-    <w:p>
-      <w:pPr>
-        <w:bidi/>
-      </w:pPr>
-      <w:r>
-        <w:rPr>
-          <w:lang w:val="ar_AE" w:bidi="ar_AE"/>
-        </w:rPr>
-      </w:r>
-      <w:r>
-        <w:rPr>
-          <w:vertAlign w:val="superscript"/>
+    </w:p>
+    <w:p>
+      <w:pPr>
+        <w:bidi/>
+      </w:pPr>
+      <w:r>
+        <w:rPr>
+          <w:rtl/>
+          <w:cs/>
+          <w:lang w:val="ar_AE" w:bidi="ar_AE"/>
+        </w:rPr>
+      </w:r>
+      <w:r>
+        <w:rPr>
+          <w:vertAlign w:val="superscript"/>
+          <w:rtl/>
+          <w:cs/>
           <w:lang w:val="ar_AE" w:bidi="ar_AE"/>
         </w:rPr>
         <w:t>23</w:t>
       </w:r>
       <w:r>
         <w:rPr>
+          <w:rtl/>
+          <w:cs/>
           <w:lang w:val="ar_AE" w:bidi="ar_AE"/>
         </w:rPr>
         <w:t xml:space="preserve"> ٱلَّتِي هِيَ جَسَدُهُ، مِلْءُ ٱلَّذِي يَمْلَأُ ٱلْكُلَّ فِي ٱلْكُلِّ.</w:t>
       </w:r>
-      <w:r>
-        <w:rPr>
-          <w:lang w:val="ar_AE" w:bidi="ar_AE"/>
-        </w:rPr>
-      </w:r>
-      <w:r>
-        <w:rPr>
-          <w:lang w:val="ar_AE" w:bidi="ar_AE"/>
-        </w:rPr>
-      </w:r>
-    </w:p>
-    <w:p>
-      <w:pPr>
-        <w:bidi/>
-      </w:pPr>
-      <w:r>
-        <w:rPr>
-          <w:lang w:val="ar_AE" w:bidi="ar_AE"/>
-        </w:rPr>
-      </w:r>
     </w:p>
     <w:p>
       <w:pPr>
@@ -1247,961 +924,657 @@
       </w:pPr>
       <w:r>
         <w:rPr>
+          <w:rtl/>
+          <w:cs/>
           <w:lang w:val="ar_AE" w:bidi="ar_AE"/>
         </w:rPr>
         <w:t>Ephesians 2:1</w:t>
       </w:r>
       <w:r>
         <w:rPr>
-          <w:lang w:val="ar_AE" w:bidi="ar_AE"/>
-        </w:rPr>
-      </w:r>
-    </w:p>
-    <w:p>
-      <w:pPr>
-        <w:bidi/>
-      </w:pPr>
-      <w:r>
-        <w:rPr>
-          <w:lang w:val="ar_AE" w:bidi="ar_AE"/>
-        </w:rPr>
-      </w:r>
-      <w:r>
-        <w:rPr>
-          <w:vertAlign w:val="superscript"/>
+          <w:rtl/>
+          <w:cs/>
+          <w:lang w:val="ar_AE" w:bidi="ar_AE"/>
+        </w:rPr>
+      </w:r>
+    </w:p>
+    <w:p>
+      <w:pPr>
+        <w:bidi/>
+      </w:pPr>
+      <w:r>
+        <w:rPr>
+          <w:rtl/>
+          <w:cs/>
+          <w:lang w:val="ar_AE" w:bidi="ar_AE"/>
+        </w:rPr>
+      </w:r>
+      <w:r>
+        <w:rPr>
+          <w:vertAlign w:val="superscript"/>
+          <w:rtl/>
+          <w:cs/>
           <w:lang w:val="ar_AE" w:bidi="ar_AE"/>
         </w:rPr>
         <w:t>1</w:t>
       </w:r>
       <w:r>
         <w:rPr>
+          <w:rtl/>
+          <w:cs/>
           <w:lang w:val="ar_AE" w:bidi="ar_AE"/>
         </w:rPr>
         <w:t xml:space="preserve"> وَأَنْتُمْ إِذْ كُنْتُمْ أَمْوَاتًا بِٱلذُّنُوبِ وَٱلْخَطَايَا،</w:t>
       </w:r>
-      <w:r>
-        <w:rPr>
-          <w:lang w:val="ar_AE" w:bidi="ar_AE"/>
-        </w:rPr>
-      </w:r>
-      <w:r>
-        <w:rPr>
-          <w:lang w:val="ar_AE" w:bidi="ar_AE"/>
-        </w:rPr>
-      </w:r>
-    </w:p>
-    <w:p>
-      <w:pPr>
-        <w:bidi/>
-      </w:pPr>
-      <w:r>
-        <w:rPr>
-          <w:lang w:val="ar_AE" w:bidi="ar_AE"/>
-        </w:rPr>
-      </w:r>
-    </w:p>
-    <w:p>
-      <w:pPr>
-        <w:bidi/>
-      </w:pPr>
-      <w:r>
-        <w:rPr>
-          <w:lang w:val="ar_AE" w:bidi="ar_AE"/>
-        </w:rPr>
-      </w:r>
-      <w:r>
-        <w:rPr>
-          <w:vertAlign w:val="superscript"/>
+    </w:p>
+    <w:p>
+      <w:pPr>
+        <w:bidi/>
+      </w:pPr>
+      <w:r>
+        <w:rPr>
+          <w:rtl/>
+          <w:cs/>
+          <w:lang w:val="ar_AE" w:bidi="ar_AE"/>
+        </w:rPr>
+      </w:r>
+      <w:r>
+        <w:rPr>
+          <w:vertAlign w:val="superscript"/>
+          <w:rtl/>
+          <w:cs/>
           <w:lang w:val="ar_AE" w:bidi="ar_AE"/>
         </w:rPr>
         <w:t>2</w:t>
       </w:r>
       <w:r>
         <w:rPr>
+          <w:rtl/>
+          <w:cs/>
           <w:lang w:val="ar_AE" w:bidi="ar_AE"/>
         </w:rPr>
         <w:t xml:space="preserve"> ٱلَّتِي سَلَكْتُمْ فِيهَا قَبْلًا حَسَبَ دَهْرِ هَذَا ٱلْعَالَمِ، حَسَبَ رَئِيسِ سُلْطَانِ ٱلْهَوَاءِ، ٱلرُّوحِ ٱلَّذِي يَعْمَلُ ٱلْآنَ فِي أَبْنَاءِ ٱلْمَعْصِيَةِ،</w:t>
       </w:r>
-      <w:r>
-        <w:rPr>
-          <w:lang w:val="ar_AE" w:bidi="ar_AE"/>
-        </w:rPr>
-      </w:r>
-      <w:r>
-        <w:rPr>
-          <w:lang w:val="ar_AE" w:bidi="ar_AE"/>
-        </w:rPr>
-      </w:r>
-    </w:p>
-    <w:p>
-      <w:pPr>
-        <w:bidi/>
-      </w:pPr>
-      <w:r>
-        <w:rPr>
-          <w:lang w:val="ar_AE" w:bidi="ar_AE"/>
-        </w:rPr>
-      </w:r>
-    </w:p>
-    <w:p>
-      <w:pPr>
-        <w:bidi/>
-      </w:pPr>
-      <w:r>
-        <w:rPr>
-          <w:lang w:val="ar_AE" w:bidi="ar_AE"/>
-        </w:rPr>
-      </w:r>
-      <w:r>
-        <w:rPr>
-          <w:vertAlign w:val="superscript"/>
+    </w:p>
+    <w:p>
+      <w:pPr>
+        <w:bidi/>
+      </w:pPr>
+      <w:r>
+        <w:rPr>
+          <w:rtl/>
+          <w:cs/>
+          <w:lang w:val="ar_AE" w:bidi="ar_AE"/>
+        </w:rPr>
+      </w:r>
+      <w:r>
+        <w:rPr>
+          <w:vertAlign w:val="superscript"/>
+          <w:rtl/>
+          <w:cs/>
           <w:lang w:val="ar_AE" w:bidi="ar_AE"/>
         </w:rPr>
         <w:t>3</w:t>
       </w:r>
       <w:r>
         <w:rPr>
+          <w:rtl/>
+          <w:cs/>
           <w:lang w:val="ar_AE" w:bidi="ar_AE"/>
         </w:rPr>
         <w:t xml:space="preserve"> ٱلَّذِينَ نَحْنُ أَيْضًا جَمِيعًا تَصَرَّفْنَا قَبْلًا بَيْنَهُمْ فِي شَهَوَاتِ جَسَدِنَا، عَامِلِينَ مَشِيئَاتِ ٱلْجَسَدِ وَٱلْأَفْكَارِ، وَكُنَّا بِٱلطَّبِيعَةِ أَبْنَاءَ ٱلْغَضَبِ كَٱلْبَاقِينَ أَيْضًا،</w:t>
       </w:r>
-      <w:r>
-        <w:rPr>
-          <w:lang w:val="ar_AE" w:bidi="ar_AE"/>
-        </w:rPr>
-      </w:r>
-      <w:r>
-        <w:rPr>
-          <w:lang w:val="ar_AE" w:bidi="ar_AE"/>
-        </w:rPr>
-      </w:r>
-    </w:p>
-    <w:p>
-      <w:pPr>
-        <w:bidi/>
-      </w:pPr>
-      <w:r>
-        <w:rPr>
-          <w:lang w:val="ar_AE" w:bidi="ar_AE"/>
-        </w:rPr>
-      </w:r>
-    </w:p>
-    <w:p>
-      <w:pPr>
-        <w:bidi/>
-      </w:pPr>
-      <w:r>
-        <w:rPr>
-          <w:lang w:val="ar_AE" w:bidi="ar_AE"/>
-        </w:rPr>
-      </w:r>
-      <w:r>
-        <w:rPr>
-          <w:vertAlign w:val="superscript"/>
+    </w:p>
+    <w:p>
+      <w:pPr>
+        <w:bidi/>
+      </w:pPr>
+      <w:r>
+        <w:rPr>
+          <w:rtl/>
+          <w:cs/>
+          <w:lang w:val="ar_AE" w:bidi="ar_AE"/>
+        </w:rPr>
+      </w:r>
+      <w:r>
+        <w:rPr>
+          <w:vertAlign w:val="superscript"/>
+          <w:rtl/>
+          <w:cs/>
           <w:lang w:val="ar_AE" w:bidi="ar_AE"/>
         </w:rPr>
         <w:t>4</w:t>
       </w:r>
       <w:r>
         <w:rPr>
+          <w:rtl/>
+          <w:cs/>
           <w:lang w:val="ar_AE" w:bidi="ar_AE"/>
         </w:rPr>
         <w:t xml:space="preserve"> ٱللهُ ٱلَّذِي هُوَ غَنِيٌّ فِي ٱلرَّحْمَةِ، مِنْ أَجْلِ مَحَبَّتِهِ ٱلْكَثِيرَةِ ٱلَّتِي أَحَبَّنَا بِهَا،</w:t>
       </w:r>
-      <w:r>
-        <w:rPr>
-          <w:lang w:val="ar_AE" w:bidi="ar_AE"/>
-        </w:rPr>
-      </w:r>
-      <w:r>
-        <w:rPr>
-          <w:lang w:val="ar_AE" w:bidi="ar_AE"/>
-        </w:rPr>
-      </w:r>
-    </w:p>
-    <w:p>
-      <w:pPr>
-        <w:bidi/>
-      </w:pPr>
-      <w:r>
-        <w:rPr>
-          <w:lang w:val="ar_AE" w:bidi="ar_AE"/>
-        </w:rPr>
-      </w:r>
-    </w:p>
-    <w:p>
-      <w:pPr>
-        <w:bidi/>
-      </w:pPr>
-      <w:r>
-        <w:rPr>
-          <w:lang w:val="ar_AE" w:bidi="ar_AE"/>
-        </w:rPr>
-      </w:r>
-      <w:r>
-        <w:rPr>
-          <w:vertAlign w:val="superscript"/>
+    </w:p>
+    <w:p>
+      <w:pPr>
+        <w:bidi/>
+      </w:pPr>
+      <w:r>
+        <w:rPr>
+          <w:rtl/>
+          <w:cs/>
+          <w:lang w:val="ar_AE" w:bidi="ar_AE"/>
+        </w:rPr>
+      </w:r>
+      <w:r>
+        <w:rPr>
+          <w:vertAlign w:val="superscript"/>
+          <w:rtl/>
+          <w:cs/>
           <w:lang w:val="ar_AE" w:bidi="ar_AE"/>
         </w:rPr>
         <w:t>5</w:t>
       </w:r>
       <w:r>
         <w:rPr>
+          <w:rtl/>
+          <w:cs/>
           <w:lang w:val="ar_AE" w:bidi="ar_AE"/>
         </w:rPr>
         <w:t xml:space="preserve"> وَنَحْنُ أَمْوَاتٌ بِٱلْخَطَايَا أَحْيَانَا مَعَ ٱلْمَسِيحِ - بِٱلنِّعْمَةِ أَنْتُمْ مُخَلَّصُونَ -</w:t>
       </w:r>
-      <w:r>
-        <w:rPr>
-          <w:lang w:val="ar_AE" w:bidi="ar_AE"/>
-        </w:rPr>
-      </w:r>
-      <w:r>
-        <w:rPr>
-          <w:lang w:val="ar_AE" w:bidi="ar_AE"/>
-        </w:rPr>
-      </w:r>
-    </w:p>
-    <w:p>
-      <w:pPr>
-        <w:bidi/>
-      </w:pPr>
-      <w:r>
-        <w:rPr>
-          <w:lang w:val="ar_AE" w:bidi="ar_AE"/>
-        </w:rPr>
-      </w:r>
-    </w:p>
-    <w:p>
-      <w:pPr>
-        <w:bidi/>
-      </w:pPr>
-      <w:r>
-        <w:rPr>
-          <w:lang w:val="ar_AE" w:bidi="ar_AE"/>
-        </w:rPr>
-      </w:r>
-      <w:r>
-        <w:rPr>
-          <w:vertAlign w:val="superscript"/>
+    </w:p>
+    <w:p>
+      <w:pPr>
+        <w:bidi/>
+      </w:pPr>
+      <w:r>
+        <w:rPr>
+          <w:rtl/>
+          <w:cs/>
+          <w:lang w:val="ar_AE" w:bidi="ar_AE"/>
+        </w:rPr>
+      </w:r>
+      <w:r>
+        <w:rPr>
+          <w:vertAlign w:val="superscript"/>
+          <w:rtl/>
+          <w:cs/>
           <w:lang w:val="ar_AE" w:bidi="ar_AE"/>
         </w:rPr>
         <w:t>6</w:t>
       </w:r>
       <w:r>
         <w:rPr>
+          <w:rtl/>
+          <w:cs/>
           <w:lang w:val="ar_AE" w:bidi="ar_AE"/>
         </w:rPr>
         <w:t xml:space="preserve"> وَأَقَامَنَا مَعَهُ، وَأَجْلَسَنَا مَعَهُ فِي ٱلسَّمَاوِيَّاتِ فِي ٱلْمَسِيحِ يَسُوعَ،</w:t>
       </w:r>
-      <w:r>
-        <w:rPr>
-          <w:lang w:val="ar_AE" w:bidi="ar_AE"/>
-        </w:rPr>
-      </w:r>
-      <w:r>
-        <w:rPr>
-          <w:lang w:val="ar_AE" w:bidi="ar_AE"/>
-        </w:rPr>
-      </w:r>
-    </w:p>
-    <w:p>
-      <w:pPr>
-        <w:bidi/>
-      </w:pPr>
-      <w:r>
-        <w:rPr>
-          <w:lang w:val="ar_AE" w:bidi="ar_AE"/>
-        </w:rPr>
-      </w:r>
-    </w:p>
-    <w:p>
-      <w:pPr>
-        <w:bidi/>
-      </w:pPr>
-      <w:r>
-        <w:rPr>
-          <w:lang w:val="ar_AE" w:bidi="ar_AE"/>
-        </w:rPr>
-      </w:r>
-      <w:r>
-        <w:rPr>
-          <w:vertAlign w:val="superscript"/>
+    </w:p>
+    <w:p>
+      <w:pPr>
+        <w:bidi/>
+      </w:pPr>
+      <w:r>
+        <w:rPr>
+          <w:rtl/>
+          <w:cs/>
+          <w:lang w:val="ar_AE" w:bidi="ar_AE"/>
+        </w:rPr>
+      </w:r>
+      <w:r>
+        <w:rPr>
+          <w:vertAlign w:val="superscript"/>
+          <w:rtl/>
+          <w:cs/>
           <w:lang w:val="ar_AE" w:bidi="ar_AE"/>
         </w:rPr>
         <w:t>7</w:t>
       </w:r>
       <w:r>
         <w:rPr>
+          <w:rtl/>
+          <w:cs/>
           <w:lang w:val="ar_AE" w:bidi="ar_AE"/>
         </w:rPr>
         <w:t xml:space="preserve"> لِيُظْهِرَ فِي ٱلدُّهُورِ ٱلْآتِيَةِ غِنَى نِعْمَتِهِ ٱلْفَائِقَ، بِٱللُّطْفِ عَلَيْنَا فِي ٱلْمَسِيحِ يَسُوعَ.</w:t>
       </w:r>
-      <w:r>
-        <w:rPr>
-          <w:lang w:val="ar_AE" w:bidi="ar_AE"/>
-        </w:rPr>
-      </w:r>
-      <w:r>
-        <w:rPr>
-          <w:lang w:val="ar_AE" w:bidi="ar_AE"/>
-        </w:rPr>
-      </w:r>
-    </w:p>
-    <w:p>
-      <w:pPr>
-        <w:bidi/>
-      </w:pPr>
-      <w:r>
-        <w:rPr>
-          <w:lang w:val="ar_AE" w:bidi="ar_AE"/>
-        </w:rPr>
-      </w:r>
-    </w:p>
-    <w:p>
-      <w:pPr>
-        <w:bidi/>
-      </w:pPr>
-      <w:r>
-        <w:rPr>
-          <w:lang w:val="ar_AE" w:bidi="ar_AE"/>
-        </w:rPr>
-      </w:r>
-      <w:r>
-        <w:rPr>
-          <w:vertAlign w:val="superscript"/>
+    </w:p>
+    <w:p>
+      <w:pPr>
+        <w:bidi/>
+      </w:pPr>
+      <w:r>
+        <w:rPr>
+          <w:rtl/>
+          <w:cs/>
+          <w:lang w:val="ar_AE" w:bidi="ar_AE"/>
+        </w:rPr>
+      </w:r>
+      <w:r>
+        <w:rPr>
+          <w:vertAlign w:val="superscript"/>
+          <w:rtl/>
+          <w:cs/>
           <w:lang w:val="ar_AE" w:bidi="ar_AE"/>
         </w:rPr>
         <w:t>8</w:t>
       </w:r>
       <w:r>
         <w:rPr>
+          <w:rtl/>
+          <w:cs/>
           <w:lang w:val="ar_AE" w:bidi="ar_AE"/>
         </w:rPr>
         <w:t xml:space="preserve"> لِأَنَّكُمْ بِٱلنِّعْمَةِ مُخَلَّصُونَ، بِٱلْإِيمَانِ، وَذَلِكَ لَيْسَ مِنْكُمْ. هُوَ عَطِيَّةُ ٱللهِ.</w:t>
       </w:r>
-      <w:r>
-        <w:rPr>
-          <w:lang w:val="ar_AE" w:bidi="ar_AE"/>
-        </w:rPr>
-      </w:r>
-      <w:r>
-        <w:rPr>
-          <w:lang w:val="ar_AE" w:bidi="ar_AE"/>
-        </w:rPr>
-      </w:r>
-    </w:p>
-    <w:p>
-      <w:pPr>
-        <w:bidi/>
-      </w:pPr>
-      <w:r>
-        <w:rPr>
-          <w:lang w:val="ar_AE" w:bidi="ar_AE"/>
-        </w:rPr>
-      </w:r>
-    </w:p>
-    <w:p>
-      <w:pPr>
-        <w:bidi/>
-      </w:pPr>
-      <w:r>
-        <w:rPr>
-          <w:lang w:val="ar_AE" w:bidi="ar_AE"/>
-        </w:rPr>
-      </w:r>
-      <w:r>
-        <w:rPr>
-          <w:vertAlign w:val="superscript"/>
+    </w:p>
+    <w:p>
+      <w:pPr>
+        <w:bidi/>
+      </w:pPr>
+      <w:r>
+        <w:rPr>
+          <w:rtl/>
+          <w:cs/>
+          <w:lang w:val="ar_AE" w:bidi="ar_AE"/>
+        </w:rPr>
+      </w:r>
+      <w:r>
+        <w:rPr>
+          <w:vertAlign w:val="superscript"/>
+          <w:rtl/>
+          <w:cs/>
           <w:lang w:val="ar_AE" w:bidi="ar_AE"/>
         </w:rPr>
         <w:t>9</w:t>
       </w:r>
       <w:r>
         <w:rPr>
+          <w:rtl/>
+          <w:cs/>
           <w:lang w:val="ar_AE" w:bidi="ar_AE"/>
         </w:rPr>
         <w:t xml:space="preserve"> لَيْسَ مِنْ أَعْمَالٍ كَيْلَا يَفْتَخِرَ أَحَدٌ.</w:t>
       </w:r>
-      <w:r>
-        <w:rPr>
-          <w:lang w:val="ar_AE" w:bidi="ar_AE"/>
-        </w:rPr>
-      </w:r>
-      <w:r>
-        <w:rPr>
-          <w:lang w:val="ar_AE" w:bidi="ar_AE"/>
-        </w:rPr>
-      </w:r>
-    </w:p>
-    <w:p>
-      <w:pPr>
-        <w:bidi/>
-      </w:pPr>
-      <w:r>
-        <w:rPr>
-          <w:lang w:val="ar_AE" w:bidi="ar_AE"/>
-        </w:rPr>
-      </w:r>
-    </w:p>
-    <w:p>
-      <w:pPr>
-        <w:bidi/>
-      </w:pPr>
-      <w:r>
-        <w:rPr>
-          <w:lang w:val="ar_AE" w:bidi="ar_AE"/>
-        </w:rPr>
-      </w:r>
-      <w:r>
-        <w:rPr>
-          <w:vertAlign w:val="superscript"/>
+    </w:p>
+    <w:p>
+      <w:pPr>
+        <w:bidi/>
+      </w:pPr>
+      <w:r>
+        <w:rPr>
+          <w:rtl/>
+          <w:cs/>
+          <w:lang w:val="ar_AE" w:bidi="ar_AE"/>
+        </w:rPr>
+      </w:r>
+      <w:r>
+        <w:rPr>
+          <w:vertAlign w:val="superscript"/>
+          <w:rtl/>
+          <w:cs/>
           <w:lang w:val="ar_AE" w:bidi="ar_AE"/>
         </w:rPr>
         <w:t>10</w:t>
       </w:r>
       <w:r>
         <w:rPr>
+          <w:rtl/>
+          <w:cs/>
           <w:lang w:val="ar_AE" w:bidi="ar_AE"/>
         </w:rPr>
         <w:t xml:space="preserve"> لِأَنَّنَا نَحْنُ عَمَلُهُ، مَخْلُوقِينَ فِي ٱلْمَسِيحِ يَسُوعَ لِأَعْمَالٍ صَالِحَةٍ، قَدْ سَبَقَ ٱللهُ فَأَعَدَّهَا لِكَيْ نَسْلُكَ فِيهَا.</w:t>
       </w:r>
-      <w:r>
-        <w:rPr>
-          <w:lang w:val="ar_AE" w:bidi="ar_AE"/>
-        </w:rPr>
-      </w:r>
-      <w:r>
-        <w:rPr>
-          <w:lang w:val="ar_AE" w:bidi="ar_AE"/>
-        </w:rPr>
-      </w:r>
-    </w:p>
-    <w:p>
-      <w:pPr>
-        <w:bidi/>
-      </w:pPr>
-      <w:r>
-        <w:rPr>
-          <w:lang w:val="ar_AE" w:bidi="ar_AE"/>
-        </w:rPr>
-      </w:r>
-    </w:p>
-    <w:p>
-      <w:pPr>
-        <w:bidi/>
-      </w:pPr>
-      <w:r>
-        <w:rPr>
-          <w:lang w:val="ar_AE" w:bidi="ar_AE"/>
-        </w:rPr>
-      </w:r>
-      <w:r>
-        <w:rPr>
-          <w:vertAlign w:val="superscript"/>
+    </w:p>
+    <w:p>
+      <w:pPr>
+        <w:bidi/>
+      </w:pPr>
+      <w:r>
+        <w:rPr>
+          <w:rtl/>
+          <w:cs/>
+          <w:lang w:val="ar_AE" w:bidi="ar_AE"/>
+        </w:rPr>
+      </w:r>
+      <w:r>
+        <w:rPr>
+          <w:vertAlign w:val="superscript"/>
+          <w:rtl/>
+          <w:cs/>
           <w:lang w:val="ar_AE" w:bidi="ar_AE"/>
         </w:rPr>
         <w:t>11</w:t>
       </w:r>
       <w:r>
         <w:rPr>
+          <w:rtl/>
+          <w:cs/>
           <w:lang w:val="ar_AE" w:bidi="ar_AE"/>
         </w:rPr>
         <w:t xml:space="preserve"> لِذَلِكَ ٱذْكُرُوا أَنَّكُمْ أَنْتُمُ ٱلْأُمَمُ قَبْلًا فِي ٱلْجَسَدِ، ٱلْمَدْعُوِّينَ غُرْلَةً مِنَ ٱلْمَدْعُوِّ خِتَانًا مَصْنُوعًا بِٱلْيَدِ فِي ٱلْجَسَدِ،</w:t>
       </w:r>
-      <w:r>
-        <w:rPr>
-          <w:lang w:val="ar_AE" w:bidi="ar_AE"/>
-        </w:rPr>
-      </w:r>
-      <w:r>
-        <w:rPr>
-          <w:lang w:val="ar_AE" w:bidi="ar_AE"/>
-        </w:rPr>
-      </w:r>
-    </w:p>
-    <w:p>
-      <w:pPr>
-        <w:bidi/>
-      </w:pPr>
-      <w:r>
-        <w:rPr>
-          <w:lang w:val="ar_AE" w:bidi="ar_AE"/>
-        </w:rPr>
-      </w:r>
-    </w:p>
-    <w:p>
-      <w:pPr>
-        <w:bidi/>
-      </w:pPr>
-      <w:r>
-        <w:rPr>
-          <w:lang w:val="ar_AE" w:bidi="ar_AE"/>
-        </w:rPr>
-      </w:r>
-      <w:r>
-        <w:rPr>
-          <w:vertAlign w:val="superscript"/>
+    </w:p>
+    <w:p>
+      <w:pPr>
+        <w:bidi/>
+      </w:pPr>
+      <w:r>
+        <w:rPr>
+          <w:rtl/>
+          <w:cs/>
+          <w:lang w:val="ar_AE" w:bidi="ar_AE"/>
+        </w:rPr>
+      </w:r>
+      <w:r>
+        <w:rPr>
+          <w:vertAlign w:val="superscript"/>
+          <w:rtl/>
+          <w:cs/>
           <w:lang w:val="ar_AE" w:bidi="ar_AE"/>
         </w:rPr>
         <w:t>12</w:t>
       </w:r>
       <w:r>
         <w:rPr>
+          <w:rtl/>
+          <w:cs/>
           <w:lang w:val="ar_AE" w:bidi="ar_AE"/>
         </w:rPr>
         <w:t xml:space="preserve"> أَنَّكُمْ كُنْتُمْ فِي ذَلِكَ ٱلْوَقْتِ بِدُونِ مَسِيحٍ، أَجْنَبِيِّينَ عَنْ رَعَوِيَّةِ إِسْرَائِيلَ، وَغُرَبَاءَ عَنْ عُهُودِ ٱلْمَوْعِدِ، لَا رَجَاءَ لَكُمْ، وَبِلَا إِلَهٍ فِي ٱلْعَالَمِ.</w:t>
       </w:r>
-      <w:r>
-        <w:rPr>
-          <w:lang w:val="ar_AE" w:bidi="ar_AE"/>
-        </w:rPr>
-      </w:r>
-      <w:r>
-        <w:rPr>
-          <w:lang w:val="ar_AE" w:bidi="ar_AE"/>
-        </w:rPr>
-      </w:r>
-    </w:p>
-    <w:p>
-      <w:pPr>
-        <w:bidi/>
-      </w:pPr>
-      <w:r>
-        <w:rPr>
-          <w:lang w:val="ar_AE" w:bidi="ar_AE"/>
-        </w:rPr>
-      </w:r>
-    </w:p>
-    <w:p>
-      <w:pPr>
-        <w:bidi/>
-      </w:pPr>
-      <w:r>
-        <w:rPr>
-          <w:lang w:val="ar_AE" w:bidi="ar_AE"/>
-        </w:rPr>
-      </w:r>
-      <w:r>
-        <w:rPr>
-          <w:vertAlign w:val="superscript"/>
+    </w:p>
+    <w:p>
+      <w:pPr>
+        <w:bidi/>
+      </w:pPr>
+      <w:r>
+        <w:rPr>
+          <w:rtl/>
+          <w:cs/>
+          <w:lang w:val="ar_AE" w:bidi="ar_AE"/>
+        </w:rPr>
+      </w:r>
+      <w:r>
+        <w:rPr>
+          <w:vertAlign w:val="superscript"/>
+          <w:rtl/>
+          <w:cs/>
           <w:lang w:val="ar_AE" w:bidi="ar_AE"/>
         </w:rPr>
         <w:t>13</w:t>
       </w:r>
       <w:r>
         <w:rPr>
+          <w:rtl/>
+          <w:cs/>
           <w:lang w:val="ar_AE" w:bidi="ar_AE"/>
         </w:rPr>
         <w:t xml:space="preserve"> وَلَكِنِ ٱلْآنَ فِي ٱلْمَسِيحِ يَسُوعَ، أَنْتُمُ ٱلَّذِينَ كُنْتُمْ قَبْلًا بَعِيدِينَ، صِرْتُمْ قَرِيبِينَ بِدَمِ ٱلْمَسِيحِ.</w:t>
       </w:r>
-      <w:r>
-        <w:rPr>
-          <w:lang w:val="ar_AE" w:bidi="ar_AE"/>
-        </w:rPr>
-      </w:r>
-      <w:r>
-        <w:rPr>
-          <w:lang w:val="ar_AE" w:bidi="ar_AE"/>
-        </w:rPr>
-      </w:r>
-    </w:p>
-    <w:p>
-      <w:pPr>
-        <w:bidi/>
-      </w:pPr>
-      <w:r>
-        <w:rPr>
-          <w:lang w:val="ar_AE" w:bidi="ar_AE"/>
-        </w:rPr>
-      </w:r>
-    </w:p>
-    <w:p>
-      <w:pPr>
-        <w:bidi/>
-      </w:pPr>
-      <w:r>
-        <w:rPr>
-          <w:lang w:val="ar_AE" w:bidi="ar_AE"/>
-        </w:rPr>
-      </w:r>
-      <w:r>
-        <w:rPr>
-          <w:vertAlign w:val="superscript"/>
+    </w:p>
+    <w:p>
+      <w:pPr>
+        <w:bidi/>
+      </w:pPr>
+      <w:r>
+        <w:rPr>
+          <w:rtl/>
+          <w:cs/>
+          <w:lang w:val="ar_AE" w:bidi="ar_AE"/>
+        </w:rPr>
+      </w:r>
+      <w:r>
+        <w:rPr>
+          <w:vertAlign w:val="superscript"/>
+          <w:rtl/>
+          <w:cs/>
           <w:lang w:val="ar_AE" w:bidi="ar_AE"/>
         </w:rPr>
         <w:t>14</w:t>
       </w:r>
       <w:r>
         <w:rPr>
+          <w:rtl/>
+          <w:cs/>
           <w:lang w:val="ar_AE" w:bidi="ar_AE"/>
         </w:rPr>
         <w:t xml:space="preserve"> لِأَنَّهُ هُوَ سَلَامُنَا، ٱلَّذِي جَعَلَ ٱلِٱثْنَيْنِ وَاحِدًا، وَنَقَضَ حَائِطَ ٱلسِّيَاجِ ٱلْمُتَوَسِّطَ،</w:t>
       </w:r>
-      <w:r>
-        <w:rPr>
-          <w:lang w:val="ar_AE" w:bidi="ar_AE"/>
-        </w:rPr>
-      </w:r>
-      <w:r>
-        <w:rPr>
-          <w:lang w:val="ar_AE" w:bidi="ar_AE"/>
-        </w:rPr>
-      </w:r>
-    </w:p>
-    <w:p>
-      <w:pPr>
-        <w:bidi/>
-      </w:pPr>
-      <w:r>
-        <w:rPr>
-          <w:lang w:val="ar_AE" w:bidi="ar_AE"/>
-        </w:rPr>
-      </w:r>
-    </w:p>
-    <w:p>
-      <w:pPr>
-        <w:bidi/>
-      </w:pPr>
-      <w:r>
-        <w:rPr>
-          <w:lang w:val="ar_AE" w:bidi="ar_AE"/>
-        </w:rPr>
-      </w:r>
-      <w:r>
-        <w:rPr>
-          <w:vertAlign w:val="superscript"/>
+    </w:p>
+    <w:p>
+      <w:pPr>
+        <w:bidi/>
+      </w:pPr>
+      <w:r>
+        <w:rPr>
+          <w:rtl/>
+          <w:cs/>
+          <w:lang w:val="ar_AE" w:bidi="ar_AE"/>
+        </w:rPr>
+      </w:r>
+      <w:r>
+        <w:rPr>
+          <w:vertAlign w:val="superscript"/>
+          <w:rtl/>
+          <w:cs/>
           <w:lang w:val="ar_AE" w:bidi="ar_AE"/>
         </w:rPr>
         <w:t>15</w:t>
       </w:r>
       <w:r>
         <w:rPr>
+          <w:rtl/>
+          <w:cs/>
           <w:lang w:val="ar_AE" w:bidi="ar_AE"/>
         </w:rPr>
         <w:t xml:space="preserve"> أَيِ ٱلْعَدَاوَةَ. مُبْطِلًا بِجَسَدِهِ نَامُوسَ ٱلْوَصَايَا فِي فَرَائِضَ، لِكَيْ يَخْلُقَ ٱلِٱثْنَيْنِ فِي نَفْسِهِ إِنْسَانًا وَاحِدًا جَدِيدًا، صَانِعًا سَلَامًا،</w:t>
       </w:r>
-      <w:r>
-        <w:rPr>
-          <w:lang w:val="ar_AE" w:bidi="ar_AE"/>
-        </w:rPr>
-      </w:r>
-      <w:r>
-        <w:rPr>
-          <w:lang w:val="ar_AE" w:bidi="ar_AE"/>
-        </w:rPr>
-      </w:r>
-    </w:p>
-    <w:p>
-      <w:pPr>
-        <w:bidi/>
-      </w:pPr>
-      <w:r>
-        <w:rPr>
-          <w:lang w:val="ar_AE" w:bidi="ar_AE"/>
-        </w:rPr>
-      </w:r>
-    </w:p>
-    <w:p>
-      <w:pPr>
-        <w:bidi/>
-      </w:pPr>
-      <w:r>
-        <w:rPr>
-          <w:lang w:val="ar_AE" w:bidi="ar_AE"/>
-        </w:rPr>
-      </w:r>
-      <w:r>
-        <w:rPr>
-          <w:vertAlign w:val="superscript"/>
+    </w:p>
+    <w:p>
+      <w:pPr>
+        <w:bidi/>
+      </w:pPr>
+      <w:r>
+        <w:rPr>
+          <w:rtl/>
+          <w:cs/>
+          <w:lang w:val="ar_AE" w:bidi="ar_AE"/>
+        </w:rPr>
+      </w:r>
+      <w:r>
+        <w:rPr>
+          <w:vertAlign w:val="superscript"/>
+          <w:rtl/>
+          <w:cs/>
           <w:lang w:val="ar_AE" w:bidi="ar_AE"/>
         </w:rPr>
         <w:t>16</w:t>
       </w:r>
       <w:r>
         <w:rPr>
+          <w:rtl/>
+          <w:cs/>
           <w:lang w:val="ar_AE" w:bidi="ar_AE"/>
         </w:rPr>
         <w:t xml:space="preserve"> وَيُصَالِحَ ٱلِٱثْنَيْنِ فِي جَسَدٍ وَاحِدٍ مَعَ ٱللهِ بِٱلصَّلِيبِ، قَاتِلًا ٱلْعَدَاوَةَ بِهِ.</w:t>
       </w:r>
-      <w:r>
-        <w:rPr>
-          <w:lang w:val="ar_AE" w:bidi="ar_AE"/>
-        </w:rPr>
-      </w:r>
-      <w:r>
-        <w:rPr>
-          <w:lang w:val="ar_AE" w:bidi="ar_AE"/>
-        </w:rPr>
-      </w:r>
-    </w:p>
-    <w:p>
-      <w:pPr>
-        <w:bidi/>
-      </w:pPr>
-      <w:r>
-        <w:rPr>
-          <w:lang w:val="ar_AE" w:bidi="ar_AE"/>
-        </w:rPr>
-      </w:r>
-    </w:p>
-    <w:p>
-      <w:pPr>
-        <w:bidi/>
-      </w:pPr>
-      <w:r>
-        <w:rPr>
-          <w:lang w:val="ar_AE" w:bidi="ar_AE"/>
-        </w:rPr>
-      </w:r>
-      <w:r>
-        <w:rPr>
-          <w:vertAlign w:val="superscript"/>
+    </w:p>
+    <w:p>
+      <w:pPr>
+        <w:bidi/>
+      </w:pPr>
+      <w:r>
+        <w:rPr>
+          <w:rtl/>
+          <w:cs/>
+          <w:lang w:val="ar_AE" w:bidi="ar_AE"/>
+        </w:rPr>
+      </w:r>
+      <w:r>
+        <w:rPr>
+          <w:vertAlign w:val="superscript"/>
+          <w:rtl/>
+          <w:cs/>
           <w:lang w:val="ar_AE" w:bidi="ar_AE"/>
         </w:rPr>
         <w:t>17</w:t>
       </w:r>
       <w:r>
         <w:rPr>
+          <w:rtl/>
+          <w:cs/>
           <w:lang w:val="ar_AE" w:bidi="ar_AE"/>
         </w:rPr>
         <w:t xml:space="preserve"> فَجَاءَ وَبَشَّرَكُمْ بِسَلَامٍ، أَنْتُمُ ٱلْبَعِيدِينَ وَٱلْقَرِيبِينَ.</w:t>
       </w:r>
-      <w:r>
-        <w:rPr>
-          <w:lang w:val="ar_AE" w:bidi="ar_AE"/>
-        </w:rPr>
-      </w:r>
-      <w:r>
-        <w:rPr>
-          <w:lang w:val="ar_AE" w:bidi="ar_AE"/>
-        </w:rPr>
-      </w:r>
-    </w:p>
-    <w:p>
-      <w:pPr>
-        <w:bidi/>
-      </w:pPr>
-      <w:r>
-        <w:rPr>
-          <w:lang w:val="ar_AE" w:bidi="ar_AE"/>
-        </w:rPr>
-      </w:r>
-    </w:p>
-    <w:p>
-      <w:pPr>
-        <w:bidi/>
-      </w:pPr>
-      <w:r>
-        <w:rPr>
-          <w:lang w:val="ar_AE" w:bidi="ar_AE"/>
-        </w:rPr>
-      </w:r>
-      <w:r>
-        <w:rPr>
-          <w:vertAlign w:val="superscript"/>
+    </w:p>
+    <w:p>
+      <w:pPr>
+        <w:bidi/>
+      </w:pPr>
+      <w:r>
+        <w:rPr>
+          <w:rtl/>
+          <w:cs/>
+          <w:lang w:val="ar_AE" w:bidi="ar_AE"/>
+        </w:rPr>
+      </w:r>
+      <w:r>
+        <w:rPr>
+          <w:vertAlign w:val="superscript"/>
+          <w:rtl/>
+          <w:cs/>
           <w:lang w:val="ar_AE" w:bidi="ar_AE"/>
         </w:rPr>
         <w:t>18</w:t>
       </w:r>
       <w:r>
         <w:rPr>
+          <w:rtl/>
+          <w:cs/>
           <w:lang w:val="ar_AE" w:bidi="ar_AE"/>
         </w:rPr>
         <w:t xml:space="preserve"> لِأَنَّ بِهِ لَنَا كِلَيْنَا قُدُومًا فِي رُوحٍ وَاحِدٍ إِلَى ٱلْآبِ.</w:t>
       </w:r>
-      <w:r>
-        <w:rPr>
-          <w:lang w:val="ar_AE" w:bidi="ar_AE"/>
-        </w:rPr>
-      </w:r>
-      <w:r>
-        <w:rPr>
-          <w:lang w:val="ar_AE" w:bidi="ar_AE"/>
-        </w:rPr>
-      </w:r>
-    </w:p>
-    <w:p>
-      <w:pPr>
-        <w:bidi/>
-      </w:pPr>
-      <w:r>
-        <w:rPr>
-          <w:lang w:val="ar_AE" w:bidi="ar_AE"/>
-        </w:rPr>
-      </w:r>
-    </w:p>
-    <w:p>
-      <w:pPr>
-        <w:bidi/>
-      </w:pPr>
-      <w:r>
-        <w:rPr>
-          <w:lang w:val="ar_AE" w:bidi="ar_AE"/>
-        </w:rPr>
-      </w:r>
-      <w:r>
-        <w:rPr>
-          <w:vertAlign w:val="superscript"/>
+    </w:p>
+    <w:p>
+      <w:pPr>
+        <w:bidi/>
+      </w:pPr>
+      <w:r>
+        <w:rPr>
+          <w:rtl/>
+          <w:cs/>
+          <w:lang w:val="ar_AE" w:bidi="ar_AE"/>
+        </w:rPr>
+      </w:r>
+      <w:r>
+        <w:rPr>
+          <w:vertAlign w:val="superscript"/>
+          <w:rtl/>
+          <w:cs/>
           <w:lang w:val="ar_AE" w:bidi="ar_AE"/>
         </w:rPr>
         <w:t>19</w:t>
       </w:r>
       <w:r>
         <w:rPr>
+          <w:rtl/>
+          <w:cs/>
           <w:lang w:val="ar_AE" w:bidi="ar_AE"/>
         </w:rPr>
         <w:t xml:space="preserve"> فَلَسْتُمْ إِذًا بَعْدُ غُرَبَاءَ وَنُزُلًا، بَلْ رَعِيَّةٌ مَعَ ٱلْقِدِّيسِينَ وَأَهْلِ بَيْتِ ٱللهِ،</w:t>
       </w:r>
-      <w:r>
-        <w:rPr>
-          <w:lang w:val="ar_AE" w:bidi="ar_AE"/>
-        </w:rPr>
-      </w:r>
-      <w:r>
-        <w:rPr>
-          <w:lang w:val="ar_AE" w:bidi="ar_AE"/>
-        </w:rPr>
-      </w:r>
-    </w:p>
-    <w:p>
-      <w:pPr>
-        <w:bidi/>
-      </w:pPr>
-      <w:r>
-        <w:rPr>
-          <w:lang w:val="ar_AE" w:bidi="ar_AE"/>
-        </w:rPr>
-      </w:r>
-    </w:p>
-    <w:p>
-      <w:pPr>
-        <w:bidi/>
-      </w:pPr>
-      <w:r>
-        <w:rPr>
-          <w:lang w:val="ar_AE" w:bidi="ar_AE"/>
-        </w:rPr>
-      </w:r>
-      <w:r>
-        <w:rPr>
-          <w:vertAlign w:val="superscript"/>
+    </w:p>
+    <w:p>
+      <w:pPr>
+        <w:bidi/>
+      </w:pPr>
+      <w:r>
+        <w:rPr>
+          <w:rtl/>
+          <w:cs/>
+          <w:lang w:val="ar_AE" w:bidi="ar_AE"/>
+        </w:rPr>
+      </w:r>
+      <w:r>
+        <w:rPr>
+          <w:vertAlign w:val="superscript"/>
+          <w:rtl/>
+          <w:cs/>
           <w:lang w:val="ar_AE" w:bidi="ar_AE"/>
         </w:rPr>
         <w:t>20</w:t>
       </w:r>
       <w:r>
         <w:rPr>
+          <w:rtl/>
+          <w:cs/>
           <w:lang w:val="ar_AE" w:bidi="ar_AE"/>
         </w:rPr>
         <w:t xml:space="preserve"> مَبْنِيِّينَ عَلَى أَسَاسِ ٱلرُّسُلِ وَٱلْأَنْبِيَاءِ، وَيَسُوعُ ٱلْمَسِيحُ نَفْسُهُ حَجَرُ ٱلزَّاوِيَةِ،</w:t>
       </w:r>
-      <w:r>
-        <w:rPr>
-          <w:lang w:val="ar_AE" w:bidi="ar_AE"/>
-        </w:rPr>
-      </w:r>
-      <w:r>
-        <w:rPr>
-          <w:lang w:val="ar_AE" w:bidi="ar_AE"/>
-        </w:rPr>
-      </w:r>
-    </w:p>
-    <w:p>
-      <w:pPr>
-        <w:bidi/>
-      </w:pPr>
-      <w:r>
-        <w:rPr>
-          <w:lang w:val="ar_AE" w:bidi="ar_AE"/>
-        </w:rPr>
-      </w:r>
-    </w:p>
-    <w:p>
-      <w:pPr>
-        <w:bidi/>
-      </w:pPr>
-      <w:r>
-        <w:rPr>
-          <w:lang w:val="ar_AE" w:bidi="ar_AE"/>
-        </w:rPr>
-      </w:r>
-      <w:r>
-        <w:rPr>
-          <w:vertAlign w:val="superscript"/>
+    </w:p>
+    <w:p>
+      <w:pPr>
+        <w:bidi/>
+      </w:pPr>
+      <w:r>
+        <w:rPr>
+          <w:rtl/>
+          <w:cs/>
+          <w:lang w:val="ar_AE" w:bidi="ar_AE"/>
+        </w:rPr>
+      </w:r>
+      <w:r>
+        <w:rPr>
+          <w:vertAlign w:val="superscript"/>
+          <w:rtl/>
+          <w:cs/>
           <w:lang w:val="ar_AE" w:bidi="ar_AE"/>
         </w:rPr>
         <w:t>21</w:t>
       </w:r>
       <w:r>
         <w:rPr>
+          <w:rtl/>
+          <w:cs/>
           <w:lang w:val="ar_AE" w:bidi="ar_AE"/>
         </w:rPr>
         <w:t xml:space="preserve"> ٱلَّذِي فِيهِ كُلُّ ٱلْبِنَاءِ مُرَكَّبًا مَعًا، يَنْمُو هَيْكَلًا مُقَدَّسًا فِي ٱلرَّبِّ.</w:t>
       </w:r>
-      <w:r>
-        <w:rPr>
-          <w:lang w:val="ar_AE" w:bidi="ar_AE"/>
-        </w:rPr>
-      </w:r>
-      <w:r>
-        <w:rPr>
-          <w:lang w:val="ar_AE" w:bidi="ar_AE"/>
-        </w:rPr>
-      </w:r>
-    </w:p>
-    <w:p>
-      <w:pPr>
-        <w:bidi/>
-      </w:pPr>
-      <w:r>
-        <w:rPr>
-          <w:lang w:val="ar_AE" w:bidi="ar_AE"/>
-        </w:rPr>
-      </w:r>
-    </w:p>
-    <w:p>
-      <w:pPr>
-        <w:bidi/>
-      </w:pPr>
-      <w:r>
-        <w:rPr>
-          <w:lang w:val="ar_AE" w:bidi="ar_AE"/>
-        </w:rPr>
-      </w:r>
-      <w:r>
-        <w:rPr>
-          <w:vertAlign w:val="superscript"/>
+    </w:p>
+    <w:p>
+      <w:pPr>
+        <w:bidi/>
+      </w:pPr>
+      <w:r>
+        <w:rPr>
+          <w:rtl/>
+          <w:cs/>
+          <w:lang w:val="ar_AE" w:bidi="ar_AE"/>
+        </w:rPr>
+      </w:r>
+      <w:r>
+        <w:rPr>
+          <w:vertAlign w:val="superscript"/>
+          <w:rtl/>
+          <w:cs/>
           <w:lang w:val="ar_AE" w:bidi="ar_AE"/>
         </w:rPr>
         <w:t>22</w:t>
       </w:r>
       <w:r>
         <w:rPr>
+          <w:rtl/>
+          <w:cs/>
           <w:lang w:val="ar_AE" w:bidi="ar_AE"/>
         </w:rPr>
         <w:t xml:space="preserve"> ٱلَّذِي فِيهِ أَنْتُمْ أَيْضًا مَبْنِيُّونَ مَعًا، مَسْكَنًا لِلهِ فِي ٱلرُّوحِ.</w:t>
       </w:r>
-      <w:r>
-        <w:rPr>
-          <w:lang w:val="ar_AE" w:bidi="ar_AE"/>
-        </w:rPr>
-      </w:r>
-      <w:r>
-        <w:rPr>
-          <w:lang w:val="ar_AE" w:bidi="ar_AE"/>
-        </w:rPr>
-      </w:r>
-    </w:p>
-    <w:p>
-      <w:pPr>
-        <w:bidi/>
-      </w:pPr>
-      <w:r>
-        <w:rPr>
-          <w:lang w:val="ar_AE" w:bidi="ar_AE"/>
-        </w:rPr>
-      </w:r>
     </w:p>
     <w:p>
       <w:pPr>
@@ -2210,918 +1583,628 @@
       </w:pPr>
       <w:r>
         <w:rPr>
+          <w:rtl/>
+          <w:cs/>
           <w:lang w:val="ar_AE" w:bidi="ar_AE"/>
         </w:rPr>
         <w:t>Ephesians 3:1</w:t>
       </w:r>
       <w:r>
         <w:rPr>
-          <w:lang w:val="ar_AE" w:bidi="ar_AE"/>
-        </w:rPr>
-      </w:r>
-    </w:p>
-    <w:p>
-      <w:pPr>
-        <w:bidi/>
-      </w:pPr>
-      <w:r>
-        <w:rPr>
-          <w:lang w:val="ar_AE" w:bidi="ar_AE"/>
-        </w:rPr>
-      </w:r>
-      <w:r>
-        <w:rPr>
-          <w:vertAlign w:val="superscript"/>
+          <w:rtl/>
+          <w:cs/>
+          <w:lang w:val="ar_AE" w:bidi="ar_AE"/>
+        </w:rPr>
+      </w:r>
+    </w:p>
+    <w:p>
+      <w:pPr>
+        <w:bidi/>
+      </w:pPr>
+      <w:r>
+        <w:rPr>
+          <w:rtl/>
+          <w:cs/>
+          <w:lang w:val="ar_AE" w:bidi="ar_AE"/>
+        </w:rPr>
+      </w:r>
+      <w:r>
+        <w:rPr>
+          <w:vertAlign w:val="superscript"/>
+          <w:rtl/>
+          <w:cs/>
           <w:lang w:val="ar_AE" w:bidi="ar_AE"/>
         </w:rPr>
         <w:t>1</w:t>
       </w:r>
       <w:r>
         <w:rPr>
+          <w:rtl/>
+          <w:cs/>
           <w:lang w:val="ar_AE" w:bidi="ar_AE"/>
         </w:rPr>
         <w:t xml:space="preserve"> بِسَبَبِ هَذَا أَنَا بُولُسُ، أَسِيرُ ٱلْمَسِيحِ يَسُوعَ لِأَجْلِكُمْ أَيُّهَا ٱلْأُمَمُ،</w:t>
       </w:r>
-      <w:r>
-        <w:rPr>
-          <w:lang w:val="ar_AE" w:bidi="ar_AE"/>
-        </w:rPr>
-      </w:r>
-      <w:r>
-        <w:rPr>
-          <w:lang w:val="ar_AE" w:bidi="ar_AE"/>
-        </w:rPr>
-      </w:r>
-    </w:p>
-    <w:p>
-      <w:pPr>
-        <w:bidi/>
-      </w:pPr>
-      <w:r>
-        <w:rPr>
-          <w:lang w:val="ar_AE" w:bidi="ar_AE"/>
-        </w:rPr>
-      </w:r>
-    </w:p>
-    <w:p>
-      <w:pPr>
-        <w:bidi/>
-      </w:pPr>
-      <w:r>
-        <w:rPr>
-          <w:lang w:val="ar_AE" w:bidi="ar_AE"/>
-        </w:rPr>
-      </w:r>
-      <w:r>
-        <w:rPr>
-          <w:vertAlign w:val="superscript"/>
+    </w:p>
+    <w:p>
+      <w:pPr>
+        <w:bidi/>
+      </w:pPr>
+      <w:r>
+        <w:rPr>
+          <w:rtl/>
+          <w:cs/>
+          <w:lang w:val="ar_AE" w:bidi="ar_AE"/>
+        </w:rPr>
+      </w:r>
+      <w:r>
+        <w:rPr>
+          <w:vertAlign w:val="superscript"/>
+          <w:rtl/>
+          <w:cs/>
           <w:lang w:val="ar_AE" w:bidi="ar_AE"/>
         </w:rPr>
         <w:t>2</w:t>
       </w:r>
       <w:r>
         <w:rPr>
+          <w:rtl/>
+          <w:cs/>
           <w:lang w:val="ar_AE" w:bidi="ar_AE"/>
         </w:rPr>
         <w:t xml:space="preserve"> إِنْ كُنْتُمْ قَدْ سَمِعْتُمْ بِتَدْبِيرِ نِعْمَةِ ٱللهِ ٱلْمُعْطَاةِ لِي لِأَجْلِكُمْ.</w:t>
       </w:r>
-      <w:r>
-        <w:rPr>
-          <w:lang w:val="ar_AE" w:bidi="ar_AE"/>
-        </w:rPr>
-      </w:r>
-      <w:r>
-        <w:rPr>
-          <w:lang w:val="ar_AE" w:bidi="ar_AE"/>
-        </w:rPr>
-      </w:r>
-    </w:p>
-    <w:p>
-      <w:pPr>
-        <w:bidi/>
-      </w:pPr>
-      <w:r>
-        <w:rPr>
-          <w:lang w:val="ar_AE" w:bidi="ar_AE"/>
-        </w:rPr>
-      </w:r>
-    </w:p>
-    <w:p>
-      <w:pPr>
-        <w:bidi/>
-      </w:pPr>
-      <w:r>
-        <w:rPr>
-          <w:lang w:val="ar_AE" w:bidi="ar_AE"/>
-        </w:rPr>
-      </w:r>
-      <w:r>
-        <w:rPr>
-          <w:vertAlign w:val="superscript"/>
+    </w:p>
+    <w:p>
+      <w:pPr>
+        <w:bidi/>
+      </w:pPr>
+      <w:r>
+        <w:rPr>
+          <w:rtl/>
+          <w:cs/>
+          <w:lang w:val="ar_AE" w:bidi="ar_AE"/>
+        </w:rPr>
+      </w:r>
+      <w:r>
+        <w:rPr>
+          <w:vertAlign w:val="superscript"/>
+          <w:rtl/>
+          <w:cs/>
           <w:lang w:val="ar_AE" w:bidi="ar_AE"/>
         </w:rPr>
         <w:t>3</w:t>
       </w:r>
       <w:r>
         <w:rPr>
+          <w:rtl/>
+          <w:cs/>
           <w:lang w:val="ar_AE" w:bidi="ar_AE"/>
         </w:rPr>
         <w:t xml:space="preserve"> أَنَّهُ بِإِعْلَانٍ عَرَّفَنِي بِٱلسِّرِّ. كَمَا سَبَقْتُ فَكَتَبْتُ بِٱلْإِيجَازِ.</w:t>
       </w:r>
-      <w:r>
-        <w:rPr>
-          <w:lang w:val="ar_AE" w:bidi="ar_AE"/>
-        </w:rPr>
-      </w:r>
-      <w:r>
-        <w:rPr>
-          <w:lang w:val="ar_AE" w:bidi="ar_AE"/>
-        </w:rPr>
-      </w:r>
-    </w:p>
-    <w:p>
-      <w:pPr>
-        <w:bidi/>
-      </w:pPr>
-      <w:r>
-        <w:rPr>
-          <w:lang w:val="ar_AE" w:bidi="ar_AE"/>
-        </w:rPr>
-      </w:r>
-    </w:p>
-    <w:p>
-      <w:pPr>
-        <w:bidi/>
-      </w:pPr>
-      <w:r>
-        <w:rPr>
-          <w:lang w:val="ar_AE" w:bidi="ar_AE"/>
-        </w:rPr>
-      </w:r>
-      <w:r>
-        <w:rPr>
-          <w:vertAlign w:val="superscript"/>
+    </w:p>
+    <w:p>
+      <w:pPr>
+        <w:bidi/>
+      </w:pPr>
+      <w:r>
+        <w:rPr>
+          <w:rtl/>
+          <w:cs/>
+          <w:lang w:val="ar_AE" w:bidi="ar_AE"/>
+        </w:rPr>
+      </w:r>
+      <w:r>
+        <w:rPr>
+          <w:vertAlign w:val="superscript"/>
+          <w:rtl/>
+          <w:cs/>
           <w:lang w:val="ar_AE" w:bidi="ar_AE"/>
         </w:rPr>
         <w:t>4</w:t>
       </w:r>
       <w:r>
         <w:rPr>
+          <w:rtl/>
+          <w:cs/>
           <w:lang w:val="ar_AE" w:bidi="ar_AE"/>
         </w:rPr>
         <w:t xml:space="preserve"> ٱلَّذِي بِحَسَبِهِ حِينَمَا تَقْرَأُونَهُ، تَقْدِرُونَ أَنْ تَفْهَمُوا دِرَايَتِي بِسِرِّ ٱلْمَسِيحِ.</w:t>
       </w:r>
-      <w:r>
-        <w:rPr>
-          <w:lang w:val="ar_AE" w:bidi="ar_AE"/>
-        </w:rPr>
-      </w:r>
-      <w:r>
-        <w:rPr>
-          <w:lang w:val="ar_AE" w:bidi="ar_AE"/>
-        </w:rPr>
-      </w:r>
-    </w:p>
-    <w:p>
-      <w:pPr>
-        <w:bidi/>
-      </w:pPr>
-      <w:r>
-        <w:rPr>
-          <w:lang w:val="ar_AE" w:bidi="ar_AE"/>
-        </w:rPr>
-      </w:r>
-    </w:p>
-    <w:p>
-      <w:pPr>
-        <w:bidi/>
-      </w:pPr>
-      <w:r>
-        <w:rPr>
-          <w:lang w:val="ar_AE" w:bidi="ar_AE"/>
-        </w:rPr>
-      </w:r>
-      <w:r>
-        <w:rPr>
-          <w:vertAlign w:val="superscript"/>
+    </w:p>
+    <w:p>
+      <w:pPr>
+        <w:bidi/>
+      </w:pPr>
+      <w:r>
+        <w:rPr>
+          <w:rtl/>
+          <w:cs/>
+          <w:lang w:val="ar_AE" w:bidi="ar_AE"/>
+        </w:rPr>
+      </w:r>
+      <w:r>
+        <w:rPr>
+          <w:vertAlign w:val="superscript"/>
+          <w:rtl/>
+          <w:cs/>
           <w:lang w:val="ar_AE" w:bidi="ar_AE"/>
         </w:rPr>
         <w:t>5</w:t>
       </w:r>
       <w:r>
         <w:rPr>
+          <w:rtl/>
+          <w:cs/>
           <w:lang w:val="ar_AE" w:bidi="ar_AE"/>
         </w:rPr>
         <w:t xml:space="preserve"> ٱلَّذِي فِي أَجْيَالٍ أُخَرَ لَمْ يُعَرَّفْ بِهِ بَنُو ٱلْبَشَرِ، كَمَا قَدْ أُعْلِنَ ٱلْآنَ لِرُسُلِهِ ٱلْقِدِّيسِينَ وَأَنْبِيَائِهِ بِٱلرُّوحِ:</w:t>
       </w:r>
-      <w:r>
-        <w:rPr>
-          <w:lang w:val="ar_AE" w:bidi="ar_AE"/>
-        </w:rPr>
-      </w:r>
-      <w:r>
-        <w:rPr>
-          <w:lang w:val="ar_AE" w:bidi="ar_AE"/>
-        </w:rPr>
-      </w:r>
-    </w:p>
-    <w:p>
-      <w:pPr>
-        <w:bidi/>
-      </w:pPr>
-      <w:r>
-        <w:rPr>
-          <w:lang w:val="ar_AE" w:bidi="ar_AE"/>
-        </w:rPr>
-      </w:r>
-    </w:p>
-    <w:p>
-      <w:pPr>
-        <w:bidi/>
-      </w:pPr>
-      <w:r>
-        <w:rPr>
-          <w:lang w:val="ar_AE" w:bidi="ar_AE"/>
-        </w:rPr>
-      </w:r>
-      <w:r>
-        <w:rPr>
-          <w:vertAlign w:val="superscript"/>
+    </w:p>
+    <w:p>
+      <w:pPr>
+        <w:bidi/>
+      </w:pPr>
+      <w:r>
+        <w:rPr>
+          <w:rtl/>
+          <w:cs/>
+          <w:lang w:val="ar_AE" w:bidi="ar_AE"/>
+        </w:rPr>
+      </w:r>
+      <w:r>
+        <w:rPr>
+          <w:vertAlign w:val="superscript"/>
+          <w:rtl/>
+          <w:cs/>
           <w:lang w:val="ar_AE" w:bidi="ar_AE"/>
         </w:rPr>
         <w:t>6</w:t>
       </w:r>
       <w:r>
         <w:rPr>
+          <w:rtl/>
+          <w:cs/>
           <w:lang w:val="ar_AE" w:bidi="ar_AE"/>
         </w:rPr>
         <w:t xml:space="preserve"> أَنَّ ٱلْأُمَمَ شُرَكَاءُ فِي ٱلْمِيرَاثِ وَٱلْجَسَدِ وَنَوَالِ مَوْعِدِهِ فِي ٱلْمَسِيحِ بِٱلْإِنْجِيلِ.</w:t>
       </w:r>
-      <w:r>
-        <w:rPr>
-          <w:lang w:val="ar_AE" w:bidi="ar_AE"/>
-        </w:rPr>
-      </w:r>
-      <w:r>
-        <w:rPr>
-          <w:lang w:val="ar_AE" w:bidi="ar_AE"/>
-        </w:rPr>
-      </w:r>
-    </w:p>
-    <w:p>
-      <w:pPr>
-        <w:bidi/>
-      </w:pPr>
-      <w:r>
-        <w:rPr>
-          <w:lang w:val="ar_AE" w:bidi="ar_AE"/>
-        </w:rPr>
-      </w:r>
-    </w:p>
-    <w:p>
-      <w:pPr>
-        <w:bidi/>
-      </w:pPr>
-      <w:r>
-        <w:rPr>
-          <w:lang w:val="ar_AE" w:bidi="ar_AE"/>
-        </w:rPr>
-      </w:r>
-      <w:r>
-        <w:rPr>
-          <w:vertAlign w:val="superscript"/>
+    </w:p>
+    <w:p>
+      <w:pPr>
+        <w:bidi/>
+      </w:pPr>
+      <w:r>
+        <w:rPr>
+          <w:rtl/>
+          <w:cs/>
+          <w:lang w:val="ar_AE" w:bidi="ar_AE"/>
+        </w:rPr>
+      </w:r>
+      <w:r>
+        <w:rPr>
+          <w:vertAlign w:val="superscript"/>
+          <w:rtl/>
+          <w:cs/>
           <w:lang w:val="ar_AE" w:bidi="ar_AE"/>
         </w:rPr>
         <w:t>7</w:t>
       </w:r>
       <w:r>
         <w:rPr>
+          <w:rtl/>
+          <w:cs/>
           <w:lang w:val="ar_AE" w:bidi="ar_AE"/>
         </w:rPr>
         <w:t xml:space="preserve"> ٱلَّذِي صِرْتُ أَنَا خَادِمًا لَهُ حَسَبَ مَوْهِبَةِ نِعْمَةِ ٱللهِ ٱلْمُعْطَاةِ لِي حَسَبَ فِعْلِ قُوَّتِهِ.</w:t>
       </w:r>
-      <w:r>
-        <w:rPr>
-          <w:lang w:val="ar_AE" w:bidi="ar_AE"/>
-        </w:rPr>
-      </w:r>
-      <w:r>
-        <w:rPr>
-          <w:lang w:val="ar_AE" w:bidi="ar_AE"/>
-        </w:rPr>
-      </w:r>
-    </w:p>
-    <w:p>
-      <w:pPr>
-        <w:bidi/>
-      </w:pPr>
-      <w:r>
-        <w:rPr>
-          <w:lang w:val="ar_AE" w:bidi="ar_AE"/>
-        </w:rPr>
-      </w:r>
-    </w:p>
-    <w:p>
-      <w:pPr>
-        <w:bidi/>
-      </w:pPr>
-      <w:r>
-        <w:rPr>
-          <w:lang w:val="ar_AE" w:bidi="ar_AE"/>
-        </w:rPr>
-      </w:r>
-      <w:r>
-        <w:rPr>
-          <w:vertAlign w:val="superscript"/>
+    </w:p>
+    <w:p>
+      <w:pPr>
+        <w:bidi/>
+      </w:pPr>
+      <w:r>
+        <w:rPr>
+          <w:rtl/>
+          <w:cs/>
+          <w:lang w:val="ar_AE" w:bidi="ar_AE"/>
+        </w:rPr>
+      </w:r>
+      <w:r>
+        <w:rPr>
+          <w:vertAlign w:val="superscript"/>
+          <w:rtl/>
+          <w:cs/>
           <w:lang w:val="ar_AE" w:bidi="ar_AE"/>
         </w:rPr>
         <w:t>8</w:t>
       </w:r>
       <w:r>
         <w:rPr>
+          <w:rtl/>
+          <w:cs/>
           <w:lang w:val="ar_AE" w:bidi="ar_AE"/>
         </w:rPr>
         <w:t xml:space="preserve"> لِي أَنَا أَصْغَرَ جَمِيعِ ٱلْقِدِّيسِينَ، أُعْطِيَتْ هَذِهِ ٱلنِّعْمَةُ، أَنْ أُبَشِّرَ بَيْنَ ٱلْأُمَمِ بِغِنَى ٱلْمَسِيحِ ٱلَّذِي لَا يُسْتَقْصَى،</w:t>
       </w:r>
-      <w:r>
-        <w:rPr>
-          <w:lang w:val="ar_AE" w:bidi="ar_AE"/>
-        </w:rPr>
-      </w:r>
-      <w:r>
-        <w:rPr>
-          <w:lang w:val="ar_AE" w:bidi="ar_AE"/>
-        </w:rPr>
-      </w:r>
-    </w:p>
-    <w:p>
-      <w:pPr>
-        <w:bidi/>
-      </w:pPr>
-      <w:r>
-        <w:rPr>
-          <w:lang w:val="ar_AE" w:bidi="ar_AE"/>
-        </w:rPr>
-      </w:r>
-    </w:p>
-    <w:p>
-      <w:pPr>
-        <w:bidi/>
-      </w:pPr>
-      <w:r>
-        <w:rPr>
-          <w:lang w:val="ar_AE" w:bidi="ar_AE"/>
-        </w:rPr>
-      </w:r>
-      <w:r>
-        <w:rPr>
-          <w:vertAlign w:val="superscript"/>
+    </w:p>
+    <w:p>
+      <w:pPr>
+        <w:bidi/>
+      </w:pPr>
+      <w:r>
+        <w:rPr>
+          <w:rtl/>
+          <w:cs/>
+          <w:lang w:val="ar_AE" w:bidi="ar_AE"/>
+        </w:rPr>
+      </w:r>
+      <w:r>
+        <w:rPr>
+          <w:vertAlign w:val="superscript"/>
+          <w:rtl/>
+          <w:cs/>
           <w:lang w:val="ar_AE" w:bidi="ar_AE"/>
         </w:rPr>
         <w:t>9</w:t>
       </w:r>
       <w:r>
         <w:rPr>
+          <w:rtl/>
+          <w:cs/>
           <w:lang w:val="ar_AE" w:bidi="ar_AE"/>
         </w:rPr>
         <w:t xml:space="preserve"> وَأُنِيرَ ٱلْجَمِيعَ فِي مَا هُوَ شَرِكَةُ ٱلسِّرِّ ٱلْمَكْتُومِ مُنْذُ ٱلدُّهُورِ فِي ٱللهِ خَالِقِ ٱلْجَمِيعِ بِيَسُوعَ ٱلْمَسِيحِ.</w:t>
       </w:r>
-      <w:r>
-        <w:rPr>
-          <w:lang w:val="ar_AE" w:bidi="ar_AE"/>
-        </w:rPr>
-      </w:r>
-      <w:r>
-        <w:rPr>
-          <w:lang w:val="ar_AE" w:bidi="ar_AE"/>
-        </w:rPr>
-      </w:r>
-    </w:p>
-    <w:p>
-      <w:pPr>
-        <w:bidi/>
-      </w:pPr>
-      <w:r>
-        <w:rPr>
-          <w:lang w:val="ar_AE" w:bidi="ar_AE"/>
-        </w:rPr>
-      </w:r>
-    </w:p>
-    <w:p>
-      <w:pPr>
-        <w:bidi/>
-      </w:pPr>
-      <w:r>
-        <w:rPr>
-          <w:lang w:val="ar_AE" w:bidi="ar_AE"/>
-        </w:rPr>
-      </w:r>
-      <w:r>
-        <w:rPr>
-          <w:vertAlign w:val="superscript"/>
+    </w:p>
+    <w:p>
+      <w:pPr>
+        <w:bidi/>
+      </w:pPr>
+      <w:r>
+        <w:rPr>
+          <w:rtl/>
+          <w:cs/>
+          <w:lang w:val="ar_AE" w:bidi="ar_AE"/>
+        </w:rPr>
+      </w:r>
+      <w:r>
+        <w:rPr>
+          <w:vertAlign w:val="superscript"/>
+          <w:rtl/>
+          <w:cs/>
           <w:lang w:val="ar_AE" w:bidi="ar_AE"/>
         </w:rPr>
         <w:t>10</w:t>
       </w:r>
       <w:r>
         <w:rPr>
+          <w:rtl/>
+          <w:cs/>
           <w:lang w:val="ar_AE" w:bidi="ar_AE"/>
         </w:rPr>
         <w:t xml:space="preserve"> لِكَيْ يُعَرَّفَ ٱلْآنَ عِنْدَ ٱلرُّؤَسَاءِ وَٱلسَّلَاطِينِ فِي ٱلسَّمَاوِيَّاتِ، بِوَاسِطَةِ ٱلْكَنِيسَةِ، بِحِكْمَةِ ٱللهِ ٱلْمُتَنَوِّعَةِ،</w:t>
       </w:r>
-      <w:r>
-        <w:rPr>
-          <w:lang w:val="ar_AE" w:bidi="ar_AE"/>
-        </w:rPr>
-      </w:r>
-      <w:r>
-        <w:rPr>
-          <w:lang w:val="ar_AE" w:bidi="ar_AE"/>
-        </w:rPr>
-      </w:r>
-    </w:p>
-    <w:p>
-      <w:pPr>
-        <w:bidi/>
-      </w:pPr>
-      <w:r>
-        <w:rPr>
-          <w:lang w:val="ar_AE" w:bidi="ar_AE"/>
-        </w:rPr>
-      </w:r>
-    </w:p>
-    <w:p>
-      <w:pPr>
-        <w:bidi/>
-      </w:pPr>
-      <w:r>
-        <w:rPr>
-          <w:lang w:val="ar_AE" w:bidi="ar_AE"/>
-        </w:rPr>
-      </w:r>
-      <w:r>
-        <w:rPr>
-          <w:vertAlign w:val="superscript"/>
+    </w:p>
+    <w:p>
+      <w:pPr>
+        <w:bidi/>
+      </w:pPr>
+      <w:r>
+        <w:rPr>
+          <w:rtl/>
+          <w:cs/>
+          <w:lang w:val="ar_AE" w:bidi="ar_AE"/>
+        </w:rPr>
+      </w:r>
+      <w:r>
+        <w:rPr>
+          <w:vertAlign w:val="superscript"/>
+          <w:rtl/>
+          <w:cs/>
           <w:lang w:val="ar_AE" w:bidi="ar_AE"/>
         </w:rPr>
         <w:t>11</w:t>
       </w:r>
       <w:r>
         <w:rPr>
+          <w:rtl/>
+          <w:cs/>
           <w:lang w:val="ar_AE" w:bidi="ar_AE"/>
         </w:rPr>
         <w:t xml:space="preserve"> حَسَبَ قَصْدِ ٱلدُّهُورِ ٱلَّذِي صَنَعَهُ فِي ٱلْمَسِيحِ يَسُوعَ رَبِّنَا.</w:t>
       </w:r>
-      <w:r>
-        <w:rPr>
-          <w:lang w:val="ar_AE" w:bidi="ar_AE"/>
-        </w:rPr>
-      </w:r>
-      <w:r>
-        <w:rPr>
-          <w:lang w:val="ar_AE" w:bidi="ar_AE"/>
-        </w:rPr>
-      </w:r>
-    </w:p>
-    <w:p>
-      <w:pPr>
-        <w:bidi/>
-      </w:pPr>
-      <w:r>
-        <w:rPr>
-          <w:lang w:val="ar_AE" w:bidi="ar_AE"/>
-        </w:rPr>
-      </w:r>
-    </w:p>
-    <w:p>
-      <w:pPr>
-        <w:bidi/>
-      </w:pPr>
-      <w:r>
-        <w:rPr>
-          <w:lang w:val="ar_AE" w:bidi="ar_AE"/>
-        </w:rPr>
-      </w:r>
-      <w:r>
-        <w:rPr>
-          <w:vertAlign w:val="superscript"/>
+    </w:p>
+    <w:p>
+      <w:pPr>
+        <w:bidi/>
+      </w:pPr>
+      <w:r>
+        <w:rPr>
+          <w:rtl/>
+          <w:cs/>
+          <w:lang w:val="ar_AE" w:bidi="ar_AE"/>
+        </w:rPr>
+      </w:r>
+      <w:r>
+        <w:rPr>
+          <w:vertAlign w:val="superscript"/>
+          <w:rtl/>
+          <w:cs/>
           <w:lang w:val="ar_AE" w:bidi="ar_AE"/>
         </w:rPr>
         <w:t>12</w:t>
       </w:r>
       <w:r>
         <w:rPr>
+          <w:rtl/>
+          <w:cs/>
           <w:lang w:val="ar_AE" w:bidi="ar_AE"/>
         </w:rPr>
         <w:t xml:space="preserve"> ٱلَّذِي بِهِ لَنَا جَرَاءَةٌ وَقُدُومٌ بِإِيمَانِهِ عَنْ ثِقَةٍ.</w:t>
       </w:r>
-      <w:r>
-        <w:rPr>
-          <w:lang w:val="ar_AE" w:bidi="ar_AE"/>
-        </w:rPr>
-      </w:r>
-      <w:r>
-        <w:rPr>
-          <w:lang w:val="ar_AE" w:bidi="ar_AE"/>
-        </w:rPr>
-      </w:r>
-    </w:p>
-    <w:p>
-      <w:pPr>
-        <w:bidi/>
-      </w:pPr>
-      <w:r>
-        <w:rPr>
-          <w:lang w:val="ar_AE" w:bidi="ar_AE"/>
-        </w:rPr>
-      </w:r>
-    </w:p>
-    <w:p>
-      <w:pPr>
-        <w:bidi/>
-      </w:pPr>
-      <w:r>
-        <w:rPr>
-          <w:lang w:val="ar_AE" w:bidi="ar_AE"/>
-        </w:rPr>
-      </w:r>
-      <w:r>
-        <w:rPr>
-          <w:vertAlign w:val="superscript"/>
+    </w:p>
+    <w:p>
+      <w:pPr>
+        <w:bidi/>
+      </w:pPr>
+      <w:r>
+        <w:rPr>
+          <w:rtl/>
+          <w:cs/>
+          <w:lang w:val="ar_AE" w:bidi="ar_AE"/>
+        </w:rPr>
+      </w:r>
+      <w:r>
+        <w:rPr>
+          <w:vertAlign w:val="superscript"/>
+          <w:rtl/>
+          <w:cs/>
           <w:lang w:val="ar_AE" w:bidi="ar_AE"/>
         </w:rPr>
         <w:t>13</w:t>
       </w:r>
       <w:r>
         <w:rPr>
+          <w:rtl/>
+          <w:cs/>
           <w:lang w:val="ar_AE" w:bidi="ar_AE"/>
         </w:rPr>
         <w:t xml:space="preserve"> لِذَلِكَ أَطْلُبُ أَنْ لَا تَكِلُّوا فِي شَدَائِدِي لِأَجْلِكُمُ ٱلَّتِي هِيَ مَجْدُكُمْ.</w:t>
       </w:r>
-      <w:r>
-        <w:rPr>
-          <w:lang w:val="ar_AE" w:bidi="ar_AE"/>
-        </w:rPr>
-      </w:r>
-      <w:r>
-        <w:rPr>
-          <w:lang w:val="ar_AE" w:bidi="ar_AE"/>
-        </w:rPr>
-      </w:r>
-    </w:p>
-    <w:p>
-      <w:pPr>
-        <w:bidi/>
-      </w:pPr>
-      <w:r>
-        <w:rPr>
-          <w:lang w:val="ar_AE" w:bidi="ar_AE"/>
-        </w:rPr>
-      </w:r>
-    </w:p>
-    <w:p>
-      <w:pPr>
-        <w:bidi/>
-      </w:pPr>
-      <w:r>
-        <w:rPr>
-          <w:lang w:val="ar_AE" w:bidi="ar_AE"/>
-        </w:rPr>
-      </w:r>
-      <w:r>
-        <w:rPr>
-          <w:vertAlign w:val="superscript"/>
+    </w:p>
+    <w:p>
+      <w:pPr>
+        <w:bidi/>
+      </w:pPr>
+      <w:r>
+        <w:rPr>
+          <w:rtl/>
+          <w:cs/>
+          <w:lang w:val="ar_AE" w:bidi="ar_AE"/>
+        </w:rPr>
+      </w:r>
+      <w:r>
+        <w:rPr>
+          <w:vertAlign w:val="superscript"/>
+          <w:rtl/>
+          <w:cs/>
           <w:lang w:val="ar_AE" w:bidi="ar_AE"/>
         </w:rPr>
         <w:t>14</w:t>
       </w:r>
       <w:r>
         <w:rPr>
+          <w:rtl/>
+          <w:cs/>
           <w:lang w:val="ar_AE" w:bidi="ar_AE"/>
         </w:rPr>
         <w:t xml:space="preserve"> بِسَبَبِ هَذَا أَحْنِي رُكْبَتَيَّ لَدَى أَبِي رَبِّنَا يَسُوعَ ٱلْمَسِيحِ،</w:t>
       </w:r>
-      <w:r>
-        <w:rPr>
-          <w:lang w:val="ar_AE" w:bidi="ar_AE"/>
-        </w:rPr>
-      </w:r>
-      <w:r>
-        <w:rPr>
-          <w:lang w:val="ar_AE" w:bidi="ar_AE"/>
-        </w:rPr>
-      </w:r>
-    </w:p>
-    <w:p>
-      <w:pPr>
-        <w:bidi/>
-      </w:pPr>
-      <w:r>
-        <w:rPr>
-          <w:lang w:val="ar_AE" w:bidi="ar_AE"/>
-        </w:rPr>
-      </w:r>
-    </w:p>
-    <w:p>
-      <w:pPr>
-        <w:bidi/>
-      </w:pPr>
-      <w:r>
-        <w:rPr>
-          <w:lang w:val="ar_AE" w:bidi="ar_AE"/>
-        </w:rPr>
-      </w:r>
-      <w:r>
-        <w:rPr>
-          <w:vertAlign w:val="superscript"/>
+    </w:p>
+    <w:p>
+      <w:pPr>
+        <w:bidi/>
+      </w:pPr>
+      <w:r>
+        <w:rPr>
+          <w:rtl/>
+          <w:cs/>
+          <w:lang w:val="ar_AE" w:bidi="ar_AE"/>
+        </w:rPr>
+      </w:r>
+      <w:r>
+        <w:rPr>
+          <w:vertAlign w:val="superscript"/>
+          <w:rtl/>
+          <w:cs/>
           <w:lang w:val="ar_AE" w:bidi="ar_AE"/>
         </w:rPr>
         <w:t>15</w:t>
       </w:r>
       <w:r>
         <w:rPr>
+          <w:rtl/>
+          <w:cs/>
           <w:lang w:val="ar_AE" w:bidi="ar_AE"/>
         </w:rPr>
         <w:t xml:space="preserve"> ٱلَّذِي مِنْهُ تُسَمَّى كُلُّ عَشِيرَةٍ فِي ٱلسَّمَاوَاتِ وَعَلَى ٱلْأَرْضِ.</w:t>
       </w:r>
-      <w:r>
-        <w:rPr>
-          <w:lang w:val="ar_AE" w:bidi="ar_AE"/>
-        </w:rPr>
-      </w:r>
-      <w:r>
-        <w:rPr>
-          <w:lang w:val="ar_AE" w:bidi="ar_AE"/>
-        </w:rPr>
-      </w:r>
-    </w:p>
-    <w:p>
-      <w:pPr>
-        <w:bidi/>
-      </w:pPr>
-      <w:r>
-        <w:rPr>
-          <w:lang w:val="ar_AE" w:bidi="ar_AE"/>
-        </w:rPr>
-      </w:r>
-    </w:p>
-    <w:p>
-      <w:pPr>
-        <w:bidi/>
-      </w:pPr>
-      <w:r>
-        <w:rPr>
-          <w:lang w:val="ar_AE" w:bidi="ar_AE"/>
-        </w:rPr>
-      </w:r>
-      <w:r>
-        <w:rPr>
-          <w:vertAlign w:val="superscript"/>
+    </w:p>
+    <w:p>
+      <w:pPr>
+        <w:bidi/>
+      </w:pPr>
+      <w:r>
+        <w:rPr>
+          <w:rtl/>
+          <w:cs/>
+          <w:lang w:val="ar_AE" w:bidi="ar_AE"/>
+        </w:rPr>
+      </w:r>
+      <w:r>
+        <w:rPr>
+          <w:vertAlign w:val="superscript"/>
+          <w:rtl/>
+          <w:cs/>
           <w:lang w:val="ar_AE" w:bidi="ar_AE"/>
         </w:rPr>
         <w:t>16</w:t>
       </w:r>
       <w:r>
         <w:rPr>
+          <w:rtl/>
+          <w:cs/>
           <w:lang w:val="ar_AE" w:bidi="ar_AE"/>
         </w:rPr>
         <w:t xml:space="preserve"> لِكَيْ يُعْطِيَكُمْ بِحَسَبِ غِنَى مَجْدِهِ، أَنْ تَتَأَيَّدُوا بِٱلْقُوَّةِ بِرُوحِهِ فِي ٱلْإِنْسَانِ ٱلْبَاطِنِ،</w:t>
       </w:r>
-      <w:r>
-        <w:rPr>
-          <w:lang w:val="ar_AE" w:bidi="ar_AE"/>
-        </w:rPr>
-      </w:r>
-      <w:r>
-        <w:rPr>
-          <w:lang w:val="ar_AE" w:bidi="ar_AE"/>
-        </w:rPr>
-      </w:r>
-    </w:p>
-    <w:p>
-      <w:pPr>
-        <w:bidi/>
-      </w:pPr>
-      <w:r>
-        <w:rPr>
-          <w:lang w:val="ar_AE" w:bidi="ar_AE"/>
-        </w:rPr>
-      </w:r>
-    </w:p>
-    <w:p>
-      <w:pPr>
-        <w:bidi/>
-      </w:pPr>
-      <w:r>
-        <w:rPr>
-          <w:lang w:val="ar_AE" w:bidi="ar_AE"/>
-        </w:rPr>
-      </w:r>
-      <w:r>
-        <w:rPr>
-          <w:vertAlign w:val="superscript"/>
+    </w:p>
+    <w:p>
+      <w:pPr>
+        <w:bidi/>
+      </w:pPr>
+      <w:r>
+        <w:rPr>
+          <w:rtl/>
+          <w:cs/>
+          <w:lang w:val="ar_AE" w:bidi="ar_AE"/>
+        </w:rPr>
+      </w:r>
+      <w:r>
+        <w:rPr>
+          <w:vertAlign w:val="superscript"/>
+          <w:rtl/>
+          <w:cs/>
           <w:lang w:val="ar_AE" w:bidi="ar_AE"/>
         </w:rPr>
         <w:t>17</w:t>
       </w:r>
       <w:r>
         <w:rPr>
+          <w:rtl/>
+          <w:cs/>
           <w:lang w:val="ar_AE" w:bidi="ar_AE"/>
         </w:rPr>
         <w:t xml:space="preserve"> لِيَحِلَّ ٱلْمَسِيحُ بِٱلْإِيمَانِ فِي قُلُوبِكُمْ،</w:t>
       </w:r>
-      <w:r>
-        <w:rPr>
-          <w:lang w:val="ar_AE" w:bidi="ar_AE"/>
-        </w:rPr>
-      </w:r>
-      <w:r>
-        <w:rPr>
-          <w:lang w:val="ar_AE" w:bidi="ar_AE"/>
-        </w:rPr>
-      </w:r>
-    </w:p>
-    <w:p>
-      <w:pPr>
-        <w:bidi/>
-      </w:pPr>
-      <w:r>
-        <w:rPr>
-          <w:lang w:val="ar_AE" w:bidi="ar_AE"/>
-        </w:rPr>
-      </w:r>
-    </w:p>
-    <w:p>
-      <w:pPr>
-        <w:bidi/>
-      </w:pPr>
-      <w:r>
-        <w:rPr>
-          <w:lang w:val="ar_AE" w:bidi="ar_AE"/>
-        </w:rPr>
-      </w:r>
-      <w:r>
-        <w:rPr>
-          <w:vertAlign w:val="superscript"/>
+    </w:p>
+    <w:p>
+      <w:pPr>
+        <w:bidi/>
+      </w:pPr>
+      <w:r>
+        <w:rPr>
+          <w:rtl/>
+          <w:cs/>
+          <w:lang w:val="ar_AE" w:bidi="ar_AE"/>
+        </w:rPr>
+      </w:r>
+      <w:r>
+        <w:rPr>
+          <w:vertAlign w:val="superscript"/>
+          <w:rtl/>
+          <w:cs/>
           <w:lang w:val="ar_AE" w:bidi="ar_AE"/>
         </w:rPr>
         <w:t>18</w:t>
       </w:r>
       <w:r>
         <w:rPr>
+          <w:rtl/>
+          <w:cs/>
           <w:lang w:val="ar_AE" w:bidi="ar_AE"/>
         </w:rPr>
         <w:t xml:space="preserve"> وَأَنْتُمْ مُتَأَصِّلُونَ وَمُتَأَسِّسُونَ فِي ٱلْمَحَبَّةِ، حَتَّى تَسْتَطِيعُوا أَنْ تُدْرِكُوا مَعَ جَمِيعِ ٱلْقِدِّيسِينَ، مَا هُوَ ٱلْعَرْضُ وَٱلطُّولُ وَٱلْعُمْقُ وَٱلْعُلْوُ،</w:t>
       </w:r>
-      <w:r>
-        <w:rPr>
-          <w:lang w:val="ar_AE" w:bidi="ar_AE"/>
-        </w:rPr>
-      </w:r>
-      <w:r>
-        <w:rPr>
-          <w:lang w:val="ar_AE" w:bidi="ar_AE"/>
-        </w:rPr>
-      </w:r>
-    </w:p>
-    <w:p>
-      <w:pPr>
-        <w:bidi/>
-      </w:pPr>
-      <w:r>
-        <w:rPr>
-          <w:lang w:val="ar_AE" w:bidi="ar_AE"/>
-        </w:rPr>
-      </w:r>
-    </w:p>
-    <w:p>
-      <w:pPr>
-        <w:bidi/>
-      </w:pPr>
-      <w:r>
-        <w:rPr>
-          <w:lang w:val="ar_AE" w:bidi="ar_AE"/>
-        </w:rPr>
-      </w:r>
-      <w:r>
-        <w:rPr>
-          <w:vertAlign w:val="superscript"/>
+    </w:p>
+    <w:p>
+      <w:pPr>
+        <w:bidi/>
+      </w:pPr>
+      <w:r>
+        <w:rPr>
+          <w:rtl/>
+          <w:cs/>
+          <w:lang w:val="ar_AE" w:bidi="ar_AE"/>
+        </w:rPr>
+      </w:r>
+      <w:r>
+        <w:rPr>
+          <w:vertAlign w:val="superscript"/>
+          <w:rtl/>
+          <w:cs/>
           <w:lang w:val="ar_AE" w:bidi="ar_AE"/>
         </w:rPr>
         <w:t>19</w:t>
       </w:r>
       <w:r>
         <w:rPr>
+          <w:rtl/>
+          <w:cs/>
           <w:lang w:val="ar_AE" w:bidi="ar_AE"/>
         </w:rPr>
         <w:t xml:space="preserve"> وَتَعْرِفُوا مَحَبَّةَ ٱلْمَسِيحِ ٱلْفَائِقَةَ ٱلْمَعْرِفَةِ، لِكَيْ تَمْتَلِئُوا إِلَى كُلِّ مِلْءِ ٱللهِ.</w:t>
       </w:r>
-      <w:r>
-        <w:rPr>
-          <w:lang w:val="ar_AE" w:bidi="ar_AE"/>
-        </w:rPr>
-      </w:r>
-      <w:r>
-        <w:rPr>
-          <w:lang w:val="ar_AE" w:bidi="ar_AE"/>
-        </w:rPr>
-      </w:r>
-    </w:p>
-    <w:p>
-      <w:pPr>
-        <w:bidi/>
-      </w:pPr>
-      <w:r>
-        <w:rPr>
-          <w:lang w:val="ar_AE" w:bidi="ar_AE"/>
-        </w:rPr>
-      </w:r>
-    </w:p>
-    <w:p>
-      <w:pPr>
-        <w:bidi/>
-      </w:pPr>
-      <w:r>
-        <w:rPr>
-          <w:lang w:val="ar_AE" w:bidi="ar_AE"/>
-        </w:rPr>
-      </w:r>
-      <w:r>
-        <w:rPr>
-          <w:vertAlign w:val="superscript"/>
+    </w:p>
+    <w:p>
+      <w:pPr>
+        <w:bidi/>
+      </w:pPr>
+      <w:r>
+        <w:rPr>
+          <w:rtl/>
+          <w:cs/>
+          <w:lang w:val="ar_AE" w:bidi="ar_AE"/>
+        </w:rPr>
+      </w:r>
+      <w:r>
+        <w:rPr>
+          <w:vertAlign w:val="superscript"/>
+          <w:rtl/>
+          <w:cs/>
           <w:lang w:val="ar_AE" w:bidi="ar_AE"/>
         </w:rPr>
         <w:t>20</w:t>
       </w:r>
       <w:r>
         <w:rPr>
+          <w:rtl/>
+          <w:cs/>
           <w:lang w:val="ar_AE" w:bidi="ar_AE"/>
         </w:rPr>
         <w:t xml:space="preserve"> وَٱلْقَادِرُ أَنْ يَفْعَلَ فَوْقَ كُلِّ شَيْءٍ، أَكْثَرَ جِدًّا مِمَّا نَطْلُبُ أَوْ نَفْتَكِرُ، بِحَسَبِ ٱلْقُوَّةِ ٱلَّتِي تَعْمَلُ فِينَا،</w:t>
       </w:r>
-      <w:r>
-        <w:rPr>
-          <w:lang w:val="ar_AE" w:bidi="ar_AE"/>
-        </w:rPr>
-      </w:r>
-      <w:r>
-        <w:rPr>
-          <w:lang w:val="ar_AE" w:bidi="ar_AE"/>
-        </w:rPr>
-      </w:r>
-    </w:p>
-    <w:p>
-      <w:pPr>
-        <w:bidi/>
-      </w:pPr>
-      <w:r>
-        <w:rPr>
-          <w:lang w:val="ar_AE" w:bidi="ar_AE"/>
-        </w:rPr>
-      </w:r>
-    </w:p>
-    <w:p>
-      <w:pPr>
-        <w:bidi/>
-      </w:pPr>
-      <w:r>
-        <w:rPr>
-          <w:lang w:val="ar_AE" w:bidi="ar_AE"/>
-        </w:rPr>
-      </w:r>
-      <w:r>
-        <w:rPr>
-          <w:vertAlign w:val="superscript"/>
+    </w:p>
+    <w:p>
+      <w:pPr>
+        <w:bidi/>
+      </w:pPr>
+      <w:r>
+        <w:rPr>
+          <w:rtl/>
+          <w:cs/>
+          <w:lang w:val="ar_AE" w:bidi="ar_AE"/>
+        </w:rPr>
+      </w:r>
+      <w:r>
+        <w:rPr>
+          <w:vertAlign w:val="superscript"/>
+          <w:rtl/>
+          <w:cs/>
           <w:lang w:val="ar_AE" w:bidi="ar_AE"/>
         </w:rPr>
         <w:t>21</w:t>
       </w:r>
       <w:r>
         <w:rPr>
+          <w:rtl/>
+          <w:cs/>
           <w:lang w:val="ar_AE" w:bidi="ar_AE"/>
         </w:rPr>
         <w:t xml:space="preserve"> لَهُ ٱلْمَجْدُ فِي ٱلْكَنِيسَةِ فِي ٱلْمَسِيحِ يَسُوعَ إِلَى جَمِيعِ أَجْيَالِ دَهْرِ ٱلدُّهُورِ. آمِينَ.</w:t>
       </w:r>
-      <w:r>
-        <w:rPr>
-          <w:lang w:val="ar_AE" w:bidi="ar_AE"/>
-        </w:rPr>
-      </w:r>
-      <w:r>
-        <w:rPr>
-          <w:lang w:val="ar_AE" w:bidi="ar_AE"/>
-        </w:rPr>
-      </w:r>
-    </w:p>
-    <w:p>
-      <w:pPr>
-        <w:bidi/>
-      </w:pPr>
-      <w:r>
-        <w:rPr>
-          <w:lang w:val="ar_AE" w:bidi="ar_AE"/>
-        </w:rPr>
-      </w:r>
     </w:p>
     <w:p>
       <w:pPr>
@@ -3130,1391 +2213,947 @@
       </w:pPr>
       <w:r>
         <w:rPr>
+          <w:rtl/>
+          <w:cs/>
           <w:lang w:val="ar_AE" w:bidi="ar_AE"/>
         </w:rPr>
         <w:t>Ephesians 4:1</w:t>
       </w:r>
       <w:r>
         <w:rPr>
-          <w:lang w:val="ar_AE" w:bidi="ar_AE"/>
-        </w:rPr>
-      </w:r>
-    </w:p>
-    <w:p>
-      <w:pPr>
-        <w:bidi/>
-      </w:pPr>
-      <w:r>
-        <w:rPr>
-          <w:lang w:val="ar_AE" w:bidi="ar_AE"/>
-        </w:rPr>
-      </w:r>
-      <w:r>
-        <w:rPr>
-          <w:vertAlign w:val="superscript"/>
+          <w:rtl/>
+          <w:cs/>
+          <w:lang w:val="ar_AE" w:bidi="ar_AE"/>
+        </w:rPr>
+      </w:r>
+    </w:p>
+    <w:p>
+      <w:pPr>
+        <w:bidi/>
+      </w:pPr>
+      <w:r>
+        <w:rPr>
+          <w:rtl/>
+          <w:cs/>
+          <w:lang w:val="ar_AE" w:bidi="ar_AE"/>
+        </w:rPr>
+      </w:r>
+      <w:r>
+        <w:rPr>
+          <w:vertAlign w:val="superscript"/>
+          <w:rtl/>
+          <w:cs/>
           <w:lang w:val="ar_AE" w:bidi="ar_AE"/>
         </w:rPr>
         <w:t>1</w:t>
       </w:r>
       <w:r>
         <w:rPr>
+          <w:rtl/>
+          <w:cs/>
           <w:lang w:val="ar_AE" w:bidi="ar_AE"/>
         </w:rPr>
         <w:t xml:space="preserve"> فَأَطْلُبُ إِلَيْكُمْ، أَنَا ٱلْأَسِيرَ فِي ٱلرَّبِّ: أَنْ تَسْلُكُوا كَمَا يَحِقُّ لِلدَّعْوَةِ ٱلَّتِي دُعِيتُمْ بِهَا.</w:t>
       </w:r>
-      <w:r>
-        <w:rPr>
-          <w:lang w:val="ar_AE" w:bidi="ar_AE"/>
-        </w:rPr>
-      </w:r>
-      <w:r>
-        <w:rPr>
-          <w:lang w:val="ar_AE" w:bidi="ar_AE"/>
-        </w:rPr>
-      </w:r>
-    </w:p>
-    <w:p>
-      <w:pPr>
-        <w:bidi/>
-      </w:pPr>
-      <w:r>
-        <w:rPr>
-          <w:lang w:val="ar_AE" w:bidi="ar_AE"/>
-        </w:rPr>
-      </w:r>
-    </w:p>
-    <w:p>
-      <w:pPr>
-        <w:bidi/>
-      </w:pPr>
-      <w:r>
-        <w:rPr>
-          <w:lang w:val="ar_AE" w:bidi="ar_AE"/>
-        </w:rPr>
-      </w:r>
-      <w:r>
-        <w:rPr>
-          <w:vertAlign w:val="superscript"/>
+    </w:p>
+    <w:p>
+      <w:pPr>
+        <w:bidi/>
+      </w:pPr>
+      <w:r>
+        <w:rPr>
+          <w:rtl/>
+          <w:cs/>
+          <w:lang w:val="ar_AE" w:bidi="ar_AE"/>
+        </w:rPr>
+      </w:r>
+      <w:r>
+        <w:rPr>
+          <w:vertAlign w:val="superscript"/>
+          <w:rtl/>
+          <w:cs/>
           <w:lang w:val="ar_AE" w:bidi="ar_AE"/>
         </w:rPr>
         <w:t>2</w:t>
       </w:r>
       <w:r>
         <w:rPr>
+          <w:rtl/>
+          <w:cs/>
           <w:lang w:val="ar_AE" w:bidi="ar_AE"/>
         </w:rPr>
         <w:t xml:space="preserve"> بِكُلِّ تَوَاضُعٍ وَوَدَاعَةٍ وَبِطُولِ أَنَاةٍ، مُحْتَمِلِينَ بَعْضُكُمْ بَعْضًا فِي ٱلْمَحَبَّةِ.</w:t>
       </w:r>
-      <w:r>
-        <w:rPr>
-          <w:lang w:val="ar_AE" w:bidi="ar_AE"/>
-        </w:rPr>
-      </w:r>
-      <w:r>
-        <w:rPr>
-          <w:lang w:val="ar_AE" w:bidi="ar_AE"/>
-        </w:rPr>
-      </w:r>
-    </w:p>
-    <w:p>
-      <w:pPr>
-        <w:bidi/>
-      </w:pPr>
-      <w:r>
-        <w:rPr>
-          <w:lang w:val="ar_AE" w:bidi="ar_AE"/>
-        </w:rPr>
-      </w:r>
-    </w:p>
-    <w:p>
-      <w:pPr>
-        <w:bidi/>
-      </w:pPr>
-      <w:r>
-        <w:rPr>
-          <w:lang w:val="ar_AE" w:bidi="ar_AE"/>
-        </w:rPr>
-      </w:r>
-      <w:r>
-        <w:rPr>
-          <w:vertAlign w:val="superscript"/>
+    </w:p>
+    <w:p>
+      <w:pPr>
+        <w:bidi/>
+      </w:pPr>
+      <w:r>
+        <w:rPr>
+          <w:rtl/>
+          <w:cs/>
+          <w:lang w:val="ar_AE" w:bidi="ar_AE"/>
+        </w:rPr>
+      </w:r>
+      <w:r>
+        <w:rPr>
+          <w:vertAlign w:val="superscript"/>
+          <w:rtl/>
+          <w:cs/>
           <w:lang w:val="ar_AE" w:bidi="ar_AE"/>
         </w:rPr>
         <w:t>3</w:t>
       </w:r>
       <w:r>
         <w:rPr>
+          <w:rtl/>
+          <w:cs/>
           <w:lang w:val="ar_AE" w:bidi="ar_AE"/>
         </w:rPr>
         <w:t xml:space="preserve"> مُجْتَهِدِينَ أَنْ تَحْفَظُوا وَحْدَانِيَّةَ ٱلرُّوحِ بِرِبَاطِ ٱلسَّلَامِ.</w:t>
       </w:r>
-      <w:r>
-        <w:rPr>
-          <w:lang w:val="ar_AE" w:bidi="ar_AE"/>
-        </w:rPr>
-      </w:r>
-      <w:r>
-        <w:rPr>
-          <w:lang w:val="ar_AE" w:bidi="ar_AE"/>
-        </w:rPr>
-      </w:r>
-    </w:p>
-    <w:p>
-      <w:pPr>
-        <w:bidi/>
-      </w:pPr>
-      <w:r>
-        <w:rPr>
-          <w:lang w:val="ar_AE" w:bidi="ar_AE"/>
-        </w:rPr>
-      </w:r>
-    </w:p>
-    <w:p>
-      <w:pPr>
-        <w:bidi/>
-      </w:pPr>
-      <w:r>
-        <w:rPr>
-          <w:lang w:val="ar_AE" w:bidi="ar_AE"/>
-        </w:rPr>
-      </w:r>
-      <w:r>
-        <w:rPr>
-          <w:vertAlign w:val="superscript"/>
+    </w:p>
+    <w:p>
+      <w:pPr>
+        <w:bidi/>
+      </w:pPr>
+      <w:r>
+        <w:rPr>
+          <w:rtl/>
+          <w:cs/>
+          <w:lang w:val="ar_AE" w:bidi="ar_AE"/>
+        </w:rPr>
+      </w:r>
+      <w:r>
+        <w:rPr>
+          <w:vertAlign w:val="superscript"/>
+          <w:rtl/>
+          <w:cs/>
           <w:lang w:val="ar_AE" w:bidi="ar_AE"/>
         </w:rPr>
         <w:t>4</w:t>
       </w:r>
       <w:r>
         <w:rPr>
+          <w:rtl/>
+          <w:cs/>
           <w:lang w:val="ar_AE" w:bidi="ar_AE"/>
         </w:rPr>
         <w:t xml:space="preserve"> جَسَدٌ وَاحِدٌ، وَرُوحٌ وَاحِدٌ، كَمَا دُعِيتُمْ أَيْضًا فِي رَجَاءِ دَعْوَتِكُمُ ٱلْوَاحِدِ.</w:t>
       </w:r>
-      <w:r>
-        <w:rPr>
-          <w:lang w:val="ar_AE" w:bidi="ar_AE"/>
-        </w:rPr>
-      </w:r>
-      <w:r>
-        <w:rPr>
-          <w:lang w:val="ar_AE" w:bidi="ar_AE"/>
-        </w:rPr>
-      </w:r>
-    </w:p>
-    <w:p>
-      <w:pPr>
-        <w:bidi/>
-      </w:pPr>
-      <w:r>
-        <w:rPr>
-          <w:lang w:val="ar_AE" w:bidi="ar_AE"/>
-        </w:rPr>
-      </w:r>
-    </w:p>
-    <w:p>
-      <w:pPr>
-        <w:bidi/>
-      </w:pPr>
-      <w:r>
-        <w:rPr>
-          <w:lang w:val="ar_AE" w:bidi="ar_AE"/>
-        </w:rPr>
-      </w:r>
-      <w:r>
-        <w:rPr>
-          <w:vertAlign w:val="superscript"/>
+    </w:p>
+    <w:p>
+      <w:pPr>
+        <w:bidi/>
+      </w:pPr>
+      <w:r>
+        <w:rPr>
+          <w:rtl/>
+          <w:cs/>
+          <w:lang w:val="ar_AE" w:bidi="ar_AE"/>
+        </w:rPr>
+      </w:r>
+      <w:r>
+        <w:rPr>
+          <w:vertAlign w:val="superscript"/>
+          <w:rtl/>
+          <w:cs/>
           <w:lang w:val="ar_AE" w:bidi="ar_AE"/>
         </w:rPr>
         <w:t>5</w:t>
       </w:r>
       <w:r>
         <w:rPr>
+          <w:rtl/>
+          <w:cs/>
           <w:lang w:val="ar_AE" w:bidi="ar_AE"/>
         </w:rPr>
         <w:t xml:space="preserve"> رَبٌّ وَاحِدٌ، إِيمَانٌ وَاحِدٌ، مَعْمُودِيَّةٌ وَاحِدَةٌ،</w:t>
       </w:r>
-      <w:r>
-        <w:rPr>
-          <w:lang w:val="ar_AE" w:bidi="ar_AE"/>
-        </w:rPr>
-      </w:r>
-      <w:r>
-        <w:rPr>
-          <w:lang w:val="ar_AE" w:bidi="ar_AE"/>
-        </w:rPr>
-      </w:r>
-    </w:p>
-    <w:p>
-      <w:pPr>
-        <w:bidi/>
-      </w:pPr>
-      <w:r>
-        <w:rPr>
-          <w:lang w:val="ar_AE" w:bidi="ar_AE"/>
-        </w:rPr>
-      </w:r>
-    </w:p>
-    <w:p>
-      <w:pPr>
-        <w:bidi/>
-      </w:pPr>
-      <w:r>
-        <w:rPr>
-          <w:lang w:val="ar_AE" w:bidi="ar_AE"/>
-        </w:rPr>
-      </w:r>
-      <w:r>
-        <w:rPr>
-          <w:vertAlign w:val="superscript"/>
+    </w:p>
+    <w:p>
+      <w:pPr>
+        <w:bidi/>
+      </w:pPr>
+      <w:r>
+        <w:rPr>
+          <w:rtl/>
+          <w:cs/>
+          <w:lang w:val="ar_AE" w:bidi="ar_AE"/>
+        </w:rPr>
+      </w:r>
+      <w:r>
+        <w:rPr>
+          <w:vertAlign w:val="superscript"/>
+          <w:rtl/>
+          <w:cs/>
           <w:lang w:val="ar_AE" w:bidi="ar_AE"/>
         </w:rPr>
         <w:t>6</w:t>
       </w:r>
       <w:r>
         <w:rPr>
+          <w:rtl/>
+          <w:cs/>
           <w:lang w:val="ar_AE" w:bidi="ar_AE"/>
         </w:rPr>
         <w:t xml:space="preserve"> إِلَهٌ وَآبٌ وَاحِدٌ لِلْكُلِّ، ٱلَّذِي عَلَى ٱلْكُلِّ وَبِٱلْكُلِّ وَفِي كُلِّكُمْ.</w:t>
       </w:r>
-      <w:r>
-        <w:rPr>
-          <w:lang w:val="ar_AE" w:bidi="ar_AE"/>
-        </w:rPr>
-      </w:r>
-      <w:r>
-        <w:rPr>
-          <w:lang w:val="ar_AE" w:bidi="ar_AE"/>
-        </w:rPr>
-      </w:r>
-    </w:p>
-    <w:p>
-      <w:pPr>
-        <w:bidi/>
-      </w:pPr>
-      <w:r>
-        <w:rPr>
-          <w:lang w:val="ar_AE" w:bidi="ar_AE"/>
-        </w:rPr>
-      </w:r>
-    </w:p>
-    <w:p>
-      <w:pPr>
-        <w:bidi/>
-      </w:pPr>
-      <w:r>
-        <w:rPr>
-          <w:lang w:val="ar_AE" w:bidi="ar_AE"/>
-        </w:rPr>
-      </w:r>
-      <w:r>
-        <w:rPr>
-          <w:vertAlign w:val="superscript"/>
+    </w:p>
+    <w:p>
+      <w:pPr>
+        <w:bidi/>
+      </w:pPr>
+      <w:r>
+        <w:rPr>
+          <w:rtl/>
+          <w:cs/>
+          <w:lang w:val="ar_AE" w:bidi="ar_AE"/>
+        </w:rPr>
+      </w:r>
+      <w:r>
+        <w:rPr>
+          <w:vertAlign w:val="superscript"/>
+          <w:rtl/>
+          <w:cs/>
           <w:lang w:val="ar_AE" w:bidi="ar_AE"/>
         </w:rPr>
         <w:t>7</w:t>
       </w:r>
       <w:r>
         <w:rPr>
+          <w:rtl/>
+          <w:cs/>
           <w:lang w:val="ar_AE" w:bidi="ar_AE"/>
         </w:rPr>
         <w:t xml:space="preserve"> وَلَكِنْ لِكُلِّ وَاحِدٍ مِنَّا أُعْطِيَتِ ٱلنِّعْمَةُ حَسَبَ قِيَاسِ هِبَةِ ٱلْمَسِيحِ.</w:t>
       </w:r>
-      <w:r>
-        <w:rPr>
-          <w:lang w:val="ar_AE" w:bidi="ar_AE"/>
-        </w:rPr>
-      </w:r>
-      <w:r>
-        <w:rPr>
-          <w:lang w:val="ar_AE" w:bidi="ar_AE"/>
-        </w:rPr>
-      </w:r>
-    </w:p>
-    <w:p>
-      <w:pPr>
-        <w:bidi/>
-      </w:pPr>
-      <w:r>
-        <w:rPr>
-          <w:lang w:val="ar_AE" w:bidi="ar_AE"/>
-        </w:rPr>
-      </w:r>
-    </w:p>
-    <w:p>
-      <w:pPr>
-        <w:bidi/>
-      </w:pPr>
-      <w:r>
-        <w:rPr>
-          <w:lang w:val="ar_AE" w:bidi="ar_AE"/>
-        </w:rPr>
-      </w:r>
-      <w:r>
-        <w:rPr>
-          <w:vertAlign w:val="superscript"/>
+    </w:p>
+    <w:p>
+      <w:pPr>
+        <w:bidi/>
+      </w:pPr>
+      <w:r>
+        <w:rPr>
+          <w:rtl/>
+          <w:cs/>
+          <w:lang w:val="ar_AE" w:bidi="ar_AE"/>
+        </w:rPr>
+      </w:r>
+      <w:r>
+        <w:rPr>
+          <w:vertAlign w:val="superscript"/>
+          <w:rtl/>
+          <w:cs/>
           <w:lang w:val="ar_AE" w:bidi="ar_AE"/>
         </w:rPr>
         <w:t>8</w:t>
       </w:r>
       <w:r>
         <w:rPr>
+          <w:rtl/>
+          <w:cs/>
           <w:lang w:val="ar_AE" w:bidi="ar_AE"/>
         </w:rPr>
         <w:t xml:space="preserve"> لِذَلِكَ يَقُولُ: «إِذْ صَعِدَ إِلَى ٱلْعَلَاءِ سَبَى سَبْيًا وَأَعْطَى ٱلنَّاسَ عَطَايَا».</w:t>
       </w:r>
-      <w:r>
-        <w:rPr>
-          <w:lang w:val="ar_AE" w:bidi="ar_AE"/>
-        </w:rPr>
-      </w:r>
-      <w:r>
-        <w:rPr>
-          <w:lang w:val="ar_AE" w:bidi="ar_AE"/>
-        </w:rPr>
-      </w:r>
-    </w:p>
-    <w:p>
-      <w:pPr>
-        <w:bidi/>
-      </w:pPr>
-      <w:r>
-        <w:rPr>
-          <w:lang w:val="ar_AE" w:bidi="ar_AE"/>
-        </w:rPr>
-      </w:r>
-    </w:p>
-    <w:p>
-      <w:pPr>
-        <w:bidi/>
-      </w:pPr>
-      <w:r>
-        <w:rPr>
-          <w:lang w:val="ar_AE" w:bidi="ar_AE"/>
-        </w:rPr>
-      </w:r>
-      <w:r>
-        <w:rPr>
-          <w:vertAlign w:val="superscript"/>
+    </w:p>
+    <w:p>
+      <w:pPr>
+        <w:bidi/>
+      </w:pPr>
+      <w:r>
+        <w:rPr>
+          <w:rtl/>
+          <w:cs/>
+          <w:lang w:val="ar_AE" w:bidi="ar_AE"/>
+        </w:rPr>
+      </w:r>
+      <w:r>
+        <w:rPr>
+          <w:vertAlign w:val="superscript"/>
+          <w:rtl/>
+          <w:cs/>
           <w:lang w:val="ar_AE" w:bidi="ar_AE"/>
         </w:rPr>
         <w:t>9</w:t>
       </w:r>
       <w:r>
         <w:rPr>
+          <w:rtl/>
+          <w:cs/>
           <w:lang w:val="ar_AE" w:bidi="ar_AE"/>
         </w:rPr>
         <w:t xml:space="preserve"> وَأَمَّا أَنَّهُ «صَعِدَ»، فَمَا هُوَ إِلَّا إِنَّهُ نَزَلَ أَيْضًا أَوَّلًا إِلَى أَقْسَامِ ٱلْأَرْضِ ٱلسُّفْلَى.</w:t>
       </w:r>
-      <w:r>
-        <w:rPr>
-          <w:lang w:val="ar_AE" w:bidi="ar_AE"/>
-        </w:rPr>
-      </w:r>
-      <w:r>
-        <w:rPr>
-          <w:lang w:val="ar_AE" w:bidi="ar_AE"/>
-        </w:rPr>
-      </w:r>
-    </w:p>
-    <w:p>
-      <w:pPr>
-        <w:bidi/>
-      </w:pPr>
-      <w:r>
-        <w:rPr>
-          <w:lang w:val="ar_AE" w:bidi="ar_AE"/>
-        </w:rPr>
-      </w:r>
-    </w:p>
-    <w:p>
-      <w:pPr>
-        <w:bidi/>
-      </w:pPr>
-      <w:r>
-        <w:rPr>
-          <w:lang w:val="ar_AE" w:bidi="ar_AE"/>
-        </w:rPr>
-      </w:r>
-      <w:r>
-        <w:rPr>
-          <w:vertAlign w:val="superscript"/>
+    </w:p>
+    <w:p>
+      <w:pPr>
+        <w:bidi/>
+      </w:pPr>
+      <w:r>
+        <w:rPr>
+          <w:rtl/>
+          <w:cs/>
+          <w:lang w:val="ar_AE" w:bidi="ar_AE"/>
+        </w:rPr>
+      </w:r>
+      <w:r>
+        <w:rPr>
+          <w:vertAlign w:val="superscript"/>
+          <w:rtl/>
+          <w:cs/>
           <w:lang w:val="ar_AE" w:bidi="ar_AE"/>
         </w:rPr>
         <w:t>10</w:t>
       </w:r>
       <w:r>
         <w:rPr>
+          <w:rtl/>
+          <w:cs/>
           <w:lang w:val="ar_AE" w:bidi="ar_AE"/>
         </w:rPr>
         <w:t xml:space="preserve"> اَلَّذِي نَزَلَ هُوَ ٱلَّذِي صَعِدَ أَيْضًا فَوْقَ جَمِيعِ ٱلسَّمَاوَاتِ، لِكَيْ يَمْلَأَ ٱلْكُلَّ.</w:t>
       </w:r>
-      <w:r>
-        <w:rPr>
-          <w:lang w:val="ar_AE" w:bidi="ar_AE"/>
-        </w:rPr>
-      </w:r>
-      <w:r>
-        <w:rPr>
-          <w:lang w:val="ar_AE" w:bidi="ar_AE"/>
-        </w:rPr>
-      </w:r>
-    </w:p>
-    <w:p>
-      <w:pPr>
-        <w:bidi/>
-      </w:pPr>
-      <w:r>
-        <w:rPr>
-          <w:lang w:val="ar_AE" w:bidi="ar_AE"/>
-        </w:rPr>
-      </w:r>
-    </w:p>
-    <w:p>
-      <w:pPr>
-        <w:bidi/>
-      </w:pPr>
-      <w:r>
-        <w:rPr>
-          <w:lang w:val="ar_AE" w:bidi="ar_AE"/>
-        </w:rPr>
-      </w:r>
-      <w:r>
-        <w:rPr>
-          <w:vertAlign w:val="superscript"/>
+    </w:p>
+    <w:p>
+      <w:pPr>
+        <w:bidi/>
+      </w:pPr>
+      <w:r>
+        <w:rPr>
+          <w:rtl/>
+          <w:cs/>
+          <w:lang w:val="ar_AE" w:bidi="ar_AE"/>
+        </w:rPr>
+      </w:r>
+      <w:r>
+        <w:rPr>
+          <w:vertAlign w:val="superscript"/>
+          <w:rtl/>
+          <w:cs/>
           <w:lang w:val="ar_AE" w:bidi="ar_AE"/>
         </w:rPr>
         <w:t>11</w:t>
       </w:r>
       <w:r>
         <w:rPr>
+          <w:rtl/>
+          <w:cs/>
           <w:lang w:val="ar_AE" w:bidi="ar_AE"/>
         </w:rPr>
         <w:t xml:space="preserve"> وَهُوَ أَعْطَى ٱلْبَعْضَ أَنْ يَكُونُوا رُسُلًا، وَٱلْبَعْضَ أَنْبِيَاءَ، وَٱلْبَعْضَ مُبَشِّرِينَ، وَٱلْبَعْضَ رُعَاةً وَمُعَلِّمِينَ،</w:t>
       </w:r>
-      <w:r>
-        <w:rPr>
-          <w:lang w:val="ar_AE" w:bidi="ar_AE"/>
-        </w:rPr>
-      </w:r>
-      <w:r>
-        <w:rPr>
-          <w:lang w:val="ar_AE" w:bidi="ar_AE"/>
-        </w:rPr>
-      </w:r>
-    </w:p>
-    <w:p>
-      <w:pPr>
-        <w:bidi/>
-      </w:pPr>
-      <w:r>
-        <w:rPr>
-          <w:lang w:val="ar_AE" w:bidi="ar_AE"/>
-        </w:rPr>
-      </w:r>
-    </w:p>
-    <w:p>
-      <w:pPr>
-        <w:bidi/>
-      </w:pPr>
-      <w:r>
-        <w:rPr>
-          <w:lang w:val="ar_AE" w:bidi="ar_AE"/>
-        </w:rPr>
-      </w:r>
-      <w:r>
-        <w:rPr>
-          <w:vertAlign w:val="superscript"/>
+    </w:p>
+    <w:p>
+      <w:pPr>
+        <w:bidi/>
+      </w:pPr>
+      <w:r>
+        <w:rPr>
+          <w:rtl/>
+          <w:cs/>
+          <w:lang w:val="ar_AE" w:bidi="ar_AE"/>
+        </w:rPr>
+      </w:r>
+      <w:r>
+        <w:rPr>
+          <w:vertAlign w:val="superscript"/>
+          <w:rtl/>
+          <w:cs/>
           <w:lang w:val="ar_AE" w:bidi="ar_AE"/>
         </w:rPr>
         <w:t>12</w:t>
       </w:r>
       <w:r>
         <w:rPr>
+          <w:rtl/>
+          <w:cs/>
           <w:lang w:val="ar_AE" w:bidi="ar_AE"/>
         </w:rPr>
         <w:t xml:space="preserve"> لِأَجْلِ تَكْمِيلِ ٱلْقِدِّيسِينَ لِعَمَلِ ٱلْخِدْمَةِ، لِبُنْيَانِ جَسَدِ ٱلْمَسِيحِ،</w:t>
       </w:r>
-      <w:r>
-        <w:rPr>
-          <w:lang w:val="ar_AE" w:bidi="ar_AE"/>
-        </w:rPr>
-      </w:r>
-      <w:r>
-        <w:rPr>
-          <w:lang w:val="ar_AE" w:bidi="ar_AE"/>
-        </w:rPr>
-      </w:r>
-    </w:p>
-    <w:p>
-      <w:pPr>
-        <w:bidi/>
-      </w:pPr>
-      <w:r>
-        <w:rPr>
-          <w:lang w:val="ar_AE" w:bidi="ar_AE"/>
-        </w:rPr>
-      </w:r>
-    </w:p>
-    <w:p>
-      <w:pPr>
-        <w:bidi/>
-      </w:pPr>
-      <w:r>
-        <w:rPr>
-          <w:lang w:val="ar_AE" w:bidi="ar_AE"/>
-        </w:rPr>
-      </w:r>
-      <w:r>
-        <w:rPr>
-          <w:vertAlign w:val="superscript"/>
+    </w:p>
+    <w:p>
+      <w:pPr>
+        <w:bidi/>
+      </w:pPr>
+      <w:r>
+        <w:rPr>
+          <w:rtl/>
+          <w:cs/>
+          <w:lang w:val="ar_AE" w:bidi="ar_AE"/>
+        </w:rPr>
+      </w:r>
+      <w:r>
+        <w:rPr>
+          <w:vertAlign w:val="superscript"/>
+          <w:rtl/>
+          <w:cs/>
           <w:lang w:val="ar_AE" w:bidi="ar_AE"/>
         </w:rPr>
         <w:t>13</w:t>
       </w:r>
       <w:r>
         <w:rPr>
+          <w:rtl/>
+          <w:cs/>
           <w:lang w:val="ar_AE" w:bidi="ar_AE"/>
         </w:rPr>
         <w:t xml:space="preserve"> إِلَى أَنْ نَنْتَهِيَ جَمِيعُنَا إِلَى وَحْدَانِيَّةِ ٱلْإِيمَانِ وَمَعْرِفَةِ ٱبْنِ ٱللهِ. إِلَى إِنْسَانٍ كَامِلٍ. إِلَى قِيَاسِ قَامَةِ مِلْءِ ٱلْمَسِيحِ.</w:t>
       </w:r>
-      <w:r>
-        <w:rPr>
-          <w:lang w:val="ar_AE" w:bidi="ar_AE"/>
-        </w:rPr>
-      </w:r>
-      <w:r>
-        <w:rPr>
-          <w:lang w:val="ar_AE" w:bidi="ar_AE"/>
-        </w:rPr>
-      </w:r>
-    </w:p>
-    <w:p>
-      <w:pPr>
-        <w:bidi/>
-      </w:pPr>
-      <w:r>
-        <w:rPr>
-          <w:lang w:val="ar_AE" w:bidi="ar_AE"/>
-        </w:rPr>
-      </w:r>
-    </w:p>
-    <w:p>
-      <w:pPr>
-        <w:bidi/>
-      </w:pPr>
-      <w:r>
-        <w:rPr>
-          <w:lang w:val="ar_AE" w:bidi="ar_AE"/>
-        </w:rPr>
-      </w:r>
-      <w:r>
-        <w:rPr>
-          <w:vertAlign w:val="superscript"/>
+    </w:p>
+    <w:p>
+      <w:pPr>
+        <w:bidi/>
+      </w:pPr>
+      <w:r>
+        <w:rPr>
+          <w:rtl/>
+          <w:cs/>
+          <w:lang w:val="ar_AE" w:bidi="ar_AE"/>
+        </w:rPr>
+      </w:r>
+      <w:r>
+        <w:rPr>
+          <w:vertAlign w:val="superscript"/>
+          <w:rtl/>
+          <w:cs/>
           <w:lang w:val="ar_AE" w:bidi="ar_AE"/>
         </w:rPr>
         <w:t>14</w:t>
       </w:r>
       <w:r>
         <w:rPr>
+          <w:rtl/>
+          <w:cs/>
           <w:lang w:val="ar_AE" w:bidi="ar_AE"/>
         </w:rPr>
         <w:t xml:space="preserve"> كَيْ لَا نَكُونَ فِي مَا بَعْدُ أَطْفَالًا مُضْطَرِبِينَ وَمَحْمُولِينَ بِكُلِّ رِيحِ تَعْلِيمٍ، بِحِيلَةِ ٱلنَّاسِ، بِمَكْرٍ إِلَى مَكِيدَةِ ٱلضَّلَالِ.</w:t>
       </w:r>
-      <w:r>
-        <w:rPr>
-          <w:lang w:val="ar_AE" w:bidi="ar_AE"/>
-        </w:rPr>
-      </w:r>
-      <w:r>
-        <w:rPr>
-          <w:lang w:val="ar_AE" w:bidi="ar_AE"/>
-        </w:rPr>
-      </w:r>
-    </w:p>
-    <w:p>
-      <w:pPr>
-        <w:bidi/>
-      </w:pPr>
-      <w:r>
-        <w:rPr>
-          <w:lang w:val="ar_AE" w:bidi="ar_AE"/>
-        </w:rPr>
-      </w:r>
-    </w:p>
-    <w:p>
-      <w:pPr>
-        <w:bidi/>
-      </w:pPr>
-      <w:r>
-        <w:rPr>
-          <w:lang w:val="ar_AE" w:bidi="ar_AE"/>
-        </w:rPr>
-      </w:r>
-      <w:r>
-        <w:rPr>
-          <w:vertAlign w:val="superscript"/>
+    </w:p>
+    <w:p>
+      <w:pPr>
+        <w:bidi/>
+      </w:pPr>
+      <w:r>
+        <w:rPr>
+          <w:rtl/>
+          <w:cs/>
+          <w:lang w:val="ar_AE" w:bidi="ar_AE"/>
+        </w:rPr>
+      </w:r>
+      <w:r>
+        <w:rPr>
+          <w:vertAlign w:val="superscript"/>
+          <w:rtl/>
+          <w:cs/>
           <w:lang w:val="ar_AE" w:bidi="ar_AE"/>
         </w:rPr>
         <w:t>15</w:t>
       </w:r>
       <w:r>
         <w:rPr>
+          <w:rtl/>
+          <w:cs/>
           <w:lang w:val="ar_AE" w:bidi="ar_AE"/>
         </w:rPr>
         <w:t xml:space="preserve"> بَلْ صَادِقِينَ فِي ٱلْمَحَبَّةِ، نَنْمُو فِي كُلِّ شَيْءٍ إِلَى ذَاكَ ٱلَّذِي هُوَ ٱلرَّأْسُ: ٱلْمَسِيحُ،</w:t>
       </w:r>
-      <w:r>
-        <w:rPr>
-          <w:lang w:val="ar_AE" w:bidi="ar_AE"/>
-        </w:rPr>
-      </w:r>
-      <w:r>
-        <w:rPr>
-          <w:lang w:val="ar_AE" w:bidi="ar_AE"/>
-        </w:rPr>
-      </w:r>
-    </w:p>
-    <w:p>
-      <w:pPr>
-        <w:bidi/>
-      </w:pPr>
-      <w:r>
-        <w:rPr>
-          <w:lang w:val="ar_AE" w:bidi="ar_AE"/>
-        </w:rPr>
-      </w:r>
-    </w:p>
-    <w:p>
-      <w:pPr>
-        <w:bidi/>
-      </w:pPr>
-      <w:r>
-        <w:rPr>
-          <w:lang w:val="ar_AE" w:bidi="ar_AE"/>
-        </w:rPr>
-      </w:r>
-      <w:r>
-        <w:rPr>
-          <w:vertAlign w:val="superscript"/>
+    </w:p>
+    <w:p>
+      <w:pPr>
+        <w:bidi/>
+      </w:pPr>
+      <w:r>
+        <w:rPr>
+          <w:rtl/>
+          <w:cs/>
+          <w:lang w:val="ar_AE" w:bidi="ar_AE"/>
+        </w:rPr>
+      </w:r>
+      <w:r>
+        <w:rPr>
+          <w:vertAlign w:val="superscript"/>
+          <w:rtl/>
+          <w:cs/>
           <w:lang w:val="ar_AE" w:bidi="ar_AE"/>
         </w:rPr>
         <w:t>16</w:t>
       </w:r>
       <w:r>
         <w:rPr>
+          <w:rtl/>
+          <w:cs/>
           <w:lang w:val="ar_AE" w:bidi="ar_AE"/>
         </w:rPr>
         <w:t xml:space="preserve"> ٱلَّذِي مِنْهُ كُلُّ ٱلْجَسَدِ مُرَكَّبًا مَعًا، وَمُقْتَرِنًا بِمُؤَازَرَةِ كُلِّ مَفْصِلٍ، حَسَبَ عَمَلٍ، عَلَى قِيَاسِ كُلِّ جُزْءٍ، يُحَصِّلُ نُمُوَّ ٱلْجَسَدِ لِبُنْيَانِهِ فِي ٱلْمَحَبَّةِ.</w:t>
       </w:r>
-      <w:r>
-        <w:rPr>
-          <w:lang w:val="ar_AE" w:bidi="ar_AE"/>
-        </w:rPr>
-      </w:r>
-      <w:r>
-        <w:rPr>
-          <w:lang w:val="ar_AE" w:bidi="ar_AE"/>
-        </w:rPr>
-      </w:r>
-    </w:p>
-    <w:p>
-      <w:pPr>
-        <w:bidi/>
-      </w:pPr>
-      <w:r>
-        <w:rPr>
-          <w:lang w:val="ar_AE" w:bidi="ar_AE"/>
-        </w:rPr>
-      </w:r>
-    </w:p>
-    <w:p>
-      <w:pPr>
-        <w:bidi/>
-      </w:pPr>
-      <w:r>
-        <w:rPr>
-          <w:lang w:val="ar_AE" w:bidi="ar_AE"/>
-        </w:rPr>
-      </w:r>
-      <w:r>
-        <w:rPr>
-          <w:vertAlign w:val="superscript"/>
+    </w:p>
+    <w:p>
+      <w:pPr>
+        <w:bidi/>
+      </w:pPr>
+      <w:r>
+        <w:rPr>
+          <w:rtl/>
+          <w:cs/>
+          <w:lang w:val="ar_AE" w:bidi="ar_AE"/>
+        </w:rPr>
+      </w:r>
+      <w:r>
+        <w:rPr>
+          <w:vertAlign w:val="superscript"/>
+          <w:rtl/>
+          <w:cs/>
           <w:lang w:val="ar_AE" w:bidi="ar_AE"/>
         </w:rPr>
         <w:t>17</w:t>
       </w:r>
       <w:r>
         <w:rPr>
+          <w:rtl/>
+          <w:cs/>
           <w:lang w:val="ar_AE" w:bidi="ar_AE"/>
         </w:rPr>
         <w:t xml:space="preserve"> فَأَقُولُ هَذَا وَأَشْهَدُ فِي ٱلرَّبِّ: أَنْ لَا تَسْلُكُوا فِي مَا بَعْدُ كَمَا يَسْلُكُ سَائِرُ ٱلْأُمَمِ أَيْضًا بِبُطْلِ ذِهْنِهِمْ،</w:t>
       </w:r>
-      <w:r>
-        <w:rPr>
-          <w:lang w:val="ar_AE" w:bidi="ar_AE"/>
-        </w:rPr>
-      </w:r>
-      <w:r>
-        <w:rPr>
-          <w:lang w:val="ar_AE" w:bidi="ar_AE"/>
-        </w:rPr>
-      </w:r>
-    </w:p>
-    <w:p>
-      <w:pPr>
-        <w:bidi/>
-      </w:pPr>
-      <w:r>
-        <w:rPr>
-          <w:lang w:val="ar_AE" w:bidi="ar_AE"/>
-        </w:rPr>
-      </w:r>
-    </w:p>
-    <w:p>
-      <w:pPr>
-        <w:bidi/>
-      </w:pPr>
-      <w:r>
-        <w:rPr>
-          <w:lang w:val="ar_AE" w:bidi="ar_AE"/>
-        </w:rPr>
-      </w:r>
-      <w:r>
-        <w:rPr>
-          <w:vertAlign w:val="superscript"/>
+    </w:p>
+    <w:p>
+      <w:pPr>
+        <w:bidi/>
+      </w:pPr>
+      <w:r>
+        <w:rPr>
+          <w:rtl/>
+          <w:cs/>
+          <w:lang w:val="ar_AE" w:bidi="ar_AE"/>
+        </w:rPr>
+      </w:r>
+      <w:r>
+        <w:rPr>
+          <w:vertAlign w:val="superscript"/>
+          <w:rtl/>
+          <w:cs/>
           <w:lang w:val="ar_AE" w:bidi="ar_AE"/>
         </w:rPr>
         <w:t>18</w:t>
       </w:r>
       <w:r>
         <w:rPr>
+          <w:rtl/>
+          <w:cs/>
           <w:lang w:val="ar_AE" w:bidi="ar_AE"/>
         </w:rPr>
         <w:t xml:space="preserve"> إِذْ هُمْ مُظْلِمُو ٱلْفِكْرِ، وَمُتَجَنِّبُونَ عَنْ حَيَاةِ ٱللهِ لِسَبَبِ ٱلْجَهْلِ ٱلَّذِي فِيهِمْ بِسَبَبِ غِلَاظَةِ قُلُوبِهِمْ.</w:t>
       </w:r>
-      <w:r>
-        <w:rPr>
-          <w:lang w:val="ar_AE" w:bidi="ar_AE"/>
-        </w:rPr>
-      </w:r>
-      <w:r>
-        <w:rPr>
-          <w:lang w:val="ar_AE" w:bidi="ar_AE"/>
-        </w:rPr>
-      </w:r>
-    </w:p>
-    <w:p>
-      <w:pPr>
-        <w:bidi/>
-      </w:pPr>
-      <w:r>
-        <w:rPr>
-          <w:lang w:val="ar_AE" w:bidi="ar_AE"/>
-        </w:rPr>
-      </w:r>
-    </w:p>
-    <w:p>
-      <w:pPr>
-        <w:bidi/>
-      </w:pPr>
-      <w:r>
-        <w:rPr>
-          <w:lang w:val="ar_AE" w:bidi="ar_AE"/>
-        </w:rPr>
-      </w:r>
-      <w:r>
-        <w:rPr>
-          <w:vertAlign w:val="superscript"/>
+    </w:p>
+    <w:p>
+      <w:pPr>
+        <w:bidi/>
+      </w:pPr>
+      <w:r>
+        <w:rPr>
+          <w:rtl/>
+          <w:cs/>
+          <w:lang w:val="ar_AE" w:bidi="ar_AE"/>
+        </w:rPr>
+      </w:r>
+      <w:r>
+        <w:rPr>
+          <w:vertAlign w:val="superscript"/>
+          <w:rtl/>
+          <w:cs/>
           <w:lang w:val="ar_AE" w:bidi="ar_AE"/>
         </w:rPr>
         <w:t>19</w:t>
       </w:r>
       <w:r>
         <w:rPr>
+          <w:rtl/>
+          <w:cs/>
           <w:lang w:val="ar_AE" w:bidi="ar_AE"/>
         </w:rPr>
         <w:t xml:space="preserve"> اَلَّذِينَ -إِذْ هُمْ قَدْ فَقَدُوا ٱلْحِسَّ- أَسْلَمُوا نُفُوسَهُمْ لِلدَّعَارَةِ لِيَعْمَلُوا كُلَّ نَجَاسَةٍ فِي ٱلطَّمَعِ.</w:t>
       </w:r>
-      <w:r>
-        <w:rPr>
-          <w:lang w:val="ar_AE" w:bidi="ar_AE"/>
-        </w:rPr>
-      </w:r>
-      <w:r>
-        <w:rPr>
-          <w:lang w:val="ar_AE" w:bidi="ar_AE"/>
-        </w:rPr>
-      </w:r>
-    </w:p>
-    <w:p>
-      <w:pPr>
-        <w:bidi/>
-      </w:pPr>
-      <w:r>
-        <w:rPr>
-          <w:lang w:val="ar_AE" w:bidi="ar_AE"/>
-        </w:rPr>
-      </w:r>
-    </w:p>
-    <w:p>
-      <w:pPr>
-        <w:bidi/>
-      </w:pPr>
-      <w:r>
-        <w:rPr>
-          <w:lang w:val="ar_AE" w:bidi="ar_AE"/>
-        </w:rPr>
-      </w:r>
-      <w:r>
-        <w:rPr>
-          <w:vertAlign w:val="superscript"/>
+    </w:p>
+    <w:p>
+      <w:pPr>
+        <w:bidi/>
+      </w:pPr>
+      <w:r>
+        <w:rPr>
+          <w:rtl/>
+          <w:cs/>
+          <w:lang w:val="ar_AE" w:bidi="ar_AE"/>
+        </w:rPr>
+      </w:r>
+      <w:r>
+        <w:rPr>
+          <w:vertAlign w:val="superscript"/>
+          <w:rtl/>
+          <w:cs/>
           <w:lang w:val="ar_AE" w:bidi="ar_AE"/>
         </w:rPr>
         <w:t>20</w:t>
       </w:r>
       <w:r>
         <w:rPr>
+          <w:rtl/>
+          <w:cs/>
           <w:lang w:val="ar_AE" w:bidi="ar_AE"/>
         </w:rPr>
         <w:t xml:space="preserve"> وَأَمَّا أَنْتُمْ فَلَمْ تَتَعَلَّمُوا ٱلْمَسِيحَ هَكَذَا،</w:t>
       </w:r>
-      <w:r>
-        <w:rPr>
-          <w:lang w:val="ar_AE" w:bidi="ar_AE"/>
-        </w:rPr>
-      </w:r>
-      <w:r>
-        <w:rPr>
-          <w:lang w:val="ar_AE" w:bidi="ar_AE"/>
-        </w:rPr>
-      </w:r>
-    </w:p>
-    <w:p>
-      <w:pPr>
-        <w:bidi/>
-      </w:pPr>
-      <w:r>
-        <w:rPr>
-          <w:lang w:val="ar_AE" w:bidi="ar_AE"/>
-        </w:rPr>
-      </w:r>
-    </w:p>
-    <w:p>
-      <w:pPr>
-        <w:bidi/>
-      </w:pPr>
-      <w:r>
-        <w:rPr>
-          <w:lang w:val="ar_AE" w:bidi="ar_AE"/>
-        </w:rPr>
-      </w:r>
-      <w:r>
-        <w:rPr>
-          <w:vertAlign w:val="superscript"/>
+    </w:p>
+    <w:p>
+      <w:pPr>
+        <w:bidi/>
+      </w:pPr>
+      <w:r>
+        <w:rPr>
+          <w:rtl/>
+          <w:cs/>
+          <w:lang w:val="ar_AE" w:bidi="ar_AE"/>
+        </w:rPr>
+      </w:r>
+      <w:r>
+        <w:rPr>
+          <w:vertAlign w:val="superscript"/>
+          <w:rtl/>
+          <w:cs/>
           <w:lang w:val="ar_AE" w:bidi="ar_AE"/>
         </w:rPr>
         <w:t>21</w:t>
       </w:r>
       <w:r>
         <w:rPr>
+          <w:rtl/>
+          <w:cs/>
           <w:lang w:val="ar_AE" w:bidi="ar_AE"/>
         </w:rPr>
         <w:t xml:space="preserve"> إِنْ كُنْتُمْ قَدْ سَمِعْتُمُوهُ وَعُلِّمْتُمْ فِيهِ كَمَا هُوَ حَقٌّ فِي يَسُوعَ،</w:t>
       </w:r>
-      <w:r>
-        <w:rPr>
-          <w:lang w:val="ar_AE" w:bidi="ar_AE"/>
-        </w:rPr>
-      </w:r>
-      <w:r>
-        <w:rPr>
-          <w:lang w:val="ar_AE" w:bidi="ar_AE"/>
-        </w:rPr>
-      </w:r>
-    </w:p>
-    <w:p>
-      <w:pPr>
-        <w:bidi/>
-      </w:pPr>
-      <w:r>
-        <w:rPr>
-          <w:lang w:val="ar_AE" w:bidi="ar_AE"/>
-        </w:rPr>
-      </w:r>
-    </w:p>
-    <w:p>
-      <w:pPr>
-        <w:bidi/>
-      </w:pPr>
-      <w:r>
-        <w:rPr>
-          <w:lang w:val="ar_AE" w:bidi="ar_AE"/>
-        </w:rPr>
-      </w:r>
-      <w:r>
-        <w:rPr>
-          <w:vertAlign w:val="superscript"/>
+    </w:p>
+    <w:p>
+      <w:pPr>
+        <w:bidi/>
+      </w:pPr>
+      <w:r>
+        <w:rPr>
+          <w:rtl/>
+          <w:cs/>
+          <w:lang w:val="ar_AE" w:bidi="ar_AE"/>
+        </w:rPr>
+      </w:r>
+      <w:r>
+        <w:rPr>
+          <w:vertAlign w:val="superscript"/>
+          <w:rtl/>
+          <w:cs/>
           <w:lang w:val="ar_AE" w:bidi="ar_AE"/>
         </w:rPr>
         <w:t>22</w:t>
       </w:r>
       <w:r>
         <w:rPr>
+          <w:rtl/>
+          <w:cs/>
           <w:lang w:val="ar_AE" w:bidi="ar_AE"/>
         </w:rPr>
         <w:t xml:space="preserve"> أَنْ تَخْلَعُوا مِنْ جِهَةِ ٱلتَّصَرُّفِ ٱلسَّابِقِ ٱلْإِنْسَانَ ٱلْعَتِيقَ ٱلْفَاسِدَ بِحَسَبِ شَهَوَاتِ ٱلْغُرُورِ،</w:t>
       </w:r>
-      <w:r>
-        <w:rPr>
-          <w:lang w:val="ar_AE" w:bidi="ar_AE"/>
-        </w:rPr>
-      </w:r>
-      <w:r>
-        <w:rPr>
-          <w:lang w:val="ar_AE" w:bidi="ar_AE"/>
-        </w:rPr>
-      </w:r>
-    </w:p>
-    <w:p>
-      <w:pPr>
-        <w:bidi/>
-      </w:pPr>
-      <w:r>
-        <w:rPr>
-          <w:lang w:val="ar_AE" w:bidi="ar_AE"/>
-        </w:rPr>
-      </w:r>
-    </w:p>
-    <w:p>
-      <w:pPr>
-        <w:bidi/>
-      </w:pPr>
-      <w:r>
-        <w:rPr>
-          <w:lang w:val="ar_AE" w:bidi="ar_AE"/>
-        </w:rPr>
-      </w:r>
-      <w:r>
-        <w:rPr>
-          <w:vertAlign w:val="superscript"/>
+    </w:p>
+    <w:p>
+      <w:pPr>
+        <w:bidi/>
+      </w:pPr>
+      <w:r>
+        <w:rPr>
+          <w:rtl/>
+          <w:cs/>
+          <w:lang w:val="ar_AE" w:bidi="ar_AE"/>
+        </w:rPr>
+      </w:r>
+      <w:r>
+        <w:rPr>
+          <w:vertAlign w:val="superscript"/>
+          <w:rtl/>
+          <w:cs/>
           <w:lang w:val="ar_AE" w:bidi="ar_AE"/>
         </w:rPr>
         <w:t>23</w:t>
       </w:r>
       <w:r>
         <w:rPr>
+          <w:rtl/>
+          <w:cs/>
           <w:lang w:val="ar_AE" w:bidi="ar_AE"/>
         </w:rPr>
         <w:t xml:space="preserve"> وَتَتَجَدَّدُوا بِرُوحِ ذِهْنِكُمْ،</w:t>
       </w:r>
-      <w:r>
-        <w:rPr>
-          <w:lang w:val="ar_AE" w:bidi="ar_AE"/>
-        </w:rPr>
-      </w:r>
-      <w:r>
-        <w:rPr>
-          <w:lang w:val="ar_AE" w:bidi="ar_AE"/>
-        </w:rPr>
-      </w:r>
-    </w:p>
-    <w:p>
-      <w:pPr>
-        <w:bidi/>
-      </w:pPr>
-      <w:r>
-        <w:rPr>
-          <w:lang w:val="ar_AE" w:bidi="ar_AE"/>
-        </w:rPr>
-      </w:r>
-    </w:p>
-    <w:p>
-      <w:pPr>
-        <w:bidi/>
-      </w:pPr>
-      <w:r>
-        <w:rPr>
-          <w:lang w:val="ar_AE" w:bidi="ar_AE"/>
-        </w:rPr>
-      </w:r>
-      <w:r>
-        <w:rPr>
-          <w:vertAlign w:val="superscript"/>
+    </w:p>
+    <w:p>
+      <w:pPr>
+        <w:bidi/>
+      </w:pPr>
+      <w:r>
+        <w:rPr>
+          <w:rtl/>
+          <w:cs/>
+          <w:lang w:val="ar_AE" w:bidi="ar_AE"/>
+        </w:rPr>
+      </w:r>
+      <w:r>
+        <w:rPr>
+          <w:vertAlign w:val="superscript"/>
+          <w:rtl/>
+          <w:cs/>
           <w:lang w:val="ar_AE" w:bidi="ar_AE"/>
         </w:rPr>
         <w:t>24</w:t>
       </w:r>
       <w:r>
         <w:rPr>
+          <w:rtl/>
+          <w:cs/>
           <w:lang w:val="ar_AE" w:bidi="ar_AE"/>
         </w:rPr>
         <w:t xml:space="preserve"> وَتَلْبَسُوا ٱلْإِنْسَانَ ٱلْجَدِيدَ ٱلْمَخْلُوقَ بِحَسَبِ ٱللهِ فِي ٱلْبِرِّ وَقَدَاسَةِ ٱلْحَقِّ.</w:t>
       </w:r>
-      <w:r>
-        <w:rPr>
-          <w:lang w:val="ar_AE" w:bidi="ar_AE"/>
-        </w:rPr>
-      </w:r>
-      <w:r>
-        <w:rPr>
-          <w:lang w:val="ar_AE" w:bidi="ar_AE"/>
-        </w:rPr>
-      </w:r>
-    </w:p>
-    <w:p>
-      <w:pPr>
-        <w:bidi/>
-      </w:pPr>
-      <w:r>
-        <w:rPr>
-          <w:lang w:val="ar_AE" w:bidi="ar_AE"/>
-        </w:rPr>
-      </w:r>
-    </w:p>
-    <w:p>
-      <w:pPr>
-        <w:bidi/>
-      </w:pPr>
-      <w:r>
-        <w:rPr>
-          <w:lang w:val="ar_AE" w:bidi="ar_AE"/>
-        </w:rPr>
-      </w:r>
-      <w:r>
-        <w:rPr>
-          <w:vertAlign w:val="superscript"/>
+    </w:p>
+    <w:p>
+      <w:pPr>
+        <w:bidi/>
+      </w:pPr>
+      <w:r>
+        <w:rPr>
+          <w:rtl/>
+          <w:cs/>
+          <w:lang w:val="ar_AE" w:bidi="ar_AE"/>
+        </w:rPr>
+      </w:r>
+      <w:r>
+        <w:rPr>
+          <w:vertAlign w:val="superscript"/>
+          <w:rtl/>
+          <w:cs/>
           <w:lang w:val="ar_AE" w:bidi="ar_AE"/>
         </w:rPr>
         <w:t>25</w:t>
       </w:r>
       <w:r>
         <w:rPr>
+          <w:rtl/>
+          <w:cs/>
           <w:lang w:val="ar_AE" w:bidi="ar_AE"/>
         </w:rPr>
         <w:t xml:space="preserve"> لِذَلِكَ ٱطْرَحُوا عَنْكُمُ ٱلْكَذِبَ، وَتَكَلَّمُوا بِٱلصِّدْقِ كُلُّ وَاحِدٍ مَعَ قَرِيبِهِ، لِأَنَّنَا بَعْضَنَا أَعْضَاءُ ٱلْبَعْضِ.</w:t>
       </w:r>
-      <w:r>
-        <w:rPr>
-          <w:lang w:val="ar_AE" w:bidi="ar_AE"/>
-        </w:rPr>
-      </w:r>
-      <w:r>
-        <w:rPr>
-          <w:lang w:val="ar_AE" w:bidi="ar_AE"/>
-        </w:rPr>
-      </w:r>
-    </w:p>
-    <w:p>
-      <w:pPr>
-        <w:bidi/>
-      </w:pPr>
-      <w:r>
-        <w:rPr>
-          <w:lang w:val="ar_AE" w:bidi="ar_AE"/>
-        </w:rPr>
-      </w:r>
-    </w:p>
-    <w:p>
-      <w:pPr>
-        <w:bidi/>
-      </w:pPr>
-      <w:r>
-        <w:rPr>
-          <w:lang w:val="ar_AE" w:bidi="ar_AE"/>
-        </w:rPr>
-      </w:r>
-      <w:r>
-        <w:rPr>
-          <w:vertAlign w:val="superscript"/>
+    </w:p>
+    <w:p>
+      <w:pPr>
+        <w:bidi/>
+      </w:pPr>
+      <w:r>
+        <w:rPr>
+          <w:rtl/>
+          <w:cs/>
+          <w:lang w:val="ar_AE" w:bidi="ar_AE"/>
+        </w:rPr>
+      </w:r>
+      <w:r>
+        <w:rPr>
+          <w:vertAlign w:val="superscript"/>
+          <w:rtl/>
+          <w:cs/>
           <w:lang w:val="ar_AE" w:bidi="ar_AE"/>
         </w:rPr>
         <w:t>26</w:t>
       </w:r>
       <w:r>
         <w:rPr>
+          <w:rtl/>
+          <w:cs/>
           <w:lang w:val="ar_AE" w:bidi="ar_AE"/>
         </w:rPr>
         <w:t xml:space="preserve"> اِغْضَبُوا وَلَا تُخْطِئُوا. لَا تَغْرُبِ ٱلشَّمْسُ عَلَى غَيْظِكُمْ،</w:t>
       </w:r>
-      <w:r>
-        <w:rPr>
-          <w:lang w:val="ar_AE" w:bidi="ar_AE"/>
-        </w:rPr>
-      </w:r>
-      <w:r>
-        <w:rPr>
-          <w:lang w:val="ar_AE" w:bidi="ar_AE"/>
-        </w:rPr>
-      </w:r>
-    </w:p>
-    <w:p>
-      <w:pPr>
-        <w:bidi/>
-      </w:pPr>
-      <w:r>
-        <w:rPr>
-          <w:lang w:val="ar_AE" w:bidi="ar_AE"/>
-        </w:rPr>
-      </w:r>
-    </w:p>
-    <w:p>
-      <w:pPr>
-        <w:bidi/>
-      </w:pPr>
-      <w:r>
-        <w:rPr>
-          <w:lang w:val="ar_AE" w:bidi="ar_AE"/>
-        </w:rPr>
-      </w:r>
-      <w:r>
-        <w:rPr>
-          <w:vertAlign w:val="superscript"/>
+    </w:p>
+    <w:p>
+      <w:pPr>
+        <w:bidi/>
+      </w:pPr>
+      <w:r>
+        <w:rPr>
+          <w:rtl/>
+          <w:cs/>
+          <w:lang w:val="ar_AE" w:bidi="ar_AE"/>
+        </w:rPr>
+      </w:r>
+      <w:r>
+        <w:rPr>
+          <w:vertAlign w:val="superscript"/>
+          <w:rtl/>
+          <w:cs/>
           <w:lang w:val="ar_AE" w:bidi="ar_AE"/>
         </w:rPr>
         <w:t>27</w:t>
       </w:r>
       <w:r>
         <w:rPr>
+          <w:rtl/>
+          <w:cs/>
           <w:lang w:val="ar_AE" w:bidi="ar_AE"/>
         </w:rPr>
         <w:t xml:space="preserve"> وَلَا تُعْطُوا إِبْلِيسَ مَكَانًا.</w:t>
       </w:r>
-      <w:r>
-        <w:rPr>
-          <w:lang w:val="ar_AE" w:bidi="ar_AE"/>
-        </w:rPr>
-      </w:r>
-      <w:r>
-        <w:rPr>
-          <w:lang w:val="ar_AE" w:bidi="ar_AE"/>
-        </w:rPr>
-      </w:r>
-    </w:p>
-    <w:p>
-      <w:pPr>
-        <w:bidi/>
-      </w:pPr>
-      <w:r>
-        <w:rPr>
-          <w:lang w:val="ar_AE" w:bidi="ar_AE"/>
-        </w:rPr>
-      </w:r>
-    </w:p>
-    <w:p>
-      <w:pPr>
-        <w:bidi/>
-      </w:pPr>
-      <w:r>
-        <w:rPr>
-          <w:lang w:val="ar_AE" w:bidi="ar_AE"/>
-        </w:rPr>
-      </w:r>
-      <w:r>
-        <w:rPr>
-          <w:vertAlign w:val="superscript"/>
+    </w:p>
+    <w:p>
+      <w:pPr>
+        <w:bidi/>
+      </w:pPr>
+      <w:r>
+        <w:rPr>
+          <w:rtl/>
+          <w:cs/>
+          <w:lang w:val="ar_AE" w:bidi="ar_AE"/>
+        </w:rPr>
+      </w:r>
+      <w:r>
+        <w:rPr>
+          <w:vertAlign w:val="superscript"/>
+          <w:rtl/>
+          <w:cs/>
           <w:lang w:val="ar_AE" w:bidi="ar_AE"/>
         </w:rPr>
         <w:t>28</w:t>
       </w:r>
       <w:r>
         <w:rPr>
+          <w:rtl/>
+          <w:cs/>
           <w:lang w:val="ar_AE" w:bidi="ar_AE"/>
         </w:rPr>
         <w:t xml:space="preserve"> لَا يَسْرِقِ ٱلسَّارِقُ فِي مَا بَعْدُ، بَلْ بِٱلْحَرِيِّ يَتْعَبُ عَامِلًا ٱلصَّالِحَ بِيَدَيْهِ، لِيَكُونَ لَهُ أَنْ يُعْطِيَ مَنْ لَهُ ٱحْتِيَاجٌ.</w:t>
       </w:r>
-      <w:r>
-        <w:rPr>
-          <w:lang w:val="ar_AE" w:bidi="ar_AE"/>
-        </w:rPr>
-      </w:r>
-      <w:r>
-        <w:rPr>
-          <w:lang w:val="ar_AE" w:bidi="ar_AE"/>
-        </w:rPr>
-      </w:r>
-    </w:p>
-    <w:p>
-      <w:pPr>
-        <w:bidi/>
-      </w:pPr>
-      <w:r>
-        <w:rPr>
-          <w:lang w:val="ar_AE" w:bidi="ar_AE"/>
-        </w:rPr>
-      </w:r>
-    </w:p>
-    <w:p>
-      <w:pPr>
-        <w:bidi/>
-      </w:pPr>
-      <w:r>
-        <w:rPr>
-          <w:lang w:val="ar_AE" w:bidi="ar_AE"/>
-        </w:rPr>
-      </w:r>
-      <w:r>
-        <w:rPr>
-          <w:vertAlign w:val="superscript"/>
+    </w:p>
+    <w:p>
+      <w:pPr>
+        <w:bidi/>
+      </w:pPr>
+      <w:r>
+        <w:rPr>
+          <w:rtl/>
+          <w:cs/>
+          <w:lang w:val="ar_AE" w:bidi="ar_AE"/>
+        </w:rPr>
+      </w:r>
+      <w:r>
+        <w:rPr>
+          <w:vertAlign w:val="superscript"/>
+          <w:rtl/>
+          <w:cs/>
           <w:lang w:val="ar_AE" w:bidi="ar_AE"/>
         </w:rPr>
         <w:t>29</w:t>
       </w:r>
       <w:r>
         <w:rPr>
+          <w:rtl/>
+          <w:cs/>
           <w:lang w:val="ar_AE" w:bidi="ar_AE"/>
         </w:rPr>
         <w:t xml:space="preserve"> لَا تَخْرُجْ كَلِمَةٌ رَدِيَّةٌ مِنْ أَفْوَاهِكُمْ، بَلْ كُلُّ مَا كَانَ صَالِحًا لِلْبُنْيَانِ حَسَبَ ٱلْحَاجَةِ، كَيْ يُعْطِيَ نِعْمَةً لِلسَّامِعِينَ.</w:t>
       </w:r>
-      <w:r>
-        <w:rPr>
-          <w:lang w:val="ar_AE" w:bidi="ar_AE"/>
-        </w:rPr>
-      </w:r>
-      <w:r>
-        <w:rPr>
-          <w:lang w:val="ar_AE" w:bidi="ar_AE"/>
-        </w:rPr>
-      </w:r>
-    </w:p>
-    <w:p>
-      <w:pPr>
-        <w:bidi/>
-      </w:pPr>
-      <w:r>
-        <w:rPr>
-          <w:lang w:val="ar_AE" w:bidi="ar_AE"/>
-        </w:rPr>
-      </w:r>
-    </w:p>
-    <w:p>
-      <w:pPr>
-        <w:bidi/>
-      </w:pPr>
-      <w:r>
-        <w:rPr>
-          <w:lang w:val="ar_AE" w:bidi="ar_AE"/>
-        </w:rPr>
-      </w:r>
-      <w:r>
-        <w:rPr>
-          <w:vertAlign w:val="superscript"/>
+    </w:p>
+    <w:p>
+      <w:pPr>
+        <w:bidi/>
+      </w:pPr>
+      <w:r>
+        <w:rPr>
+          <w:rtl/>
+          <w:cs/>
+          <w:lang w:val="ar_AE" w:bidi="ar_AE"/>
+        </w:rPr>
+      </w:r>
+      <w:r>
+        <w:rPr>
+          <w:vertAlign w:val="superscript"/>
+          <w:rtl/>
+          <w:cs/>
           <w:lang w:val="ar_AE" w:bidi="ar_AE"/>
         </w:rPr>
         <w:t>30</w:t>
       </w:r>
       <w:r>
         <w:rPr>
+          <w:rtl/>
+          <w:cs/>
           <w:lang w:val="ar_AE" w:bidi="ar_AE"/>
         </w:rPr>
         <w:t xml:space="preserve"> وَلَا تُحْزِنُوا رُوحَ ٱللهِ ٱلْقُدُّوسَ ٱلَّذِي بِهِ خُتِمْتُمْ لِيَوْمِ ٱلْفِدَاءِ.</w:t>
       </w:r>
-      <w:r>
-        <w:rPr>
-          <w:lang w:val="ar_AE" w:bidi="ar_AE"/>
-        </w:rPr>
-      </w:r>
-      <w:r>
-        <w:rPr>
-          <w:lang w:val="ar_AE" w:bidi="ar_AE"/>
-        </w:rPr>
-      </w:r>
-    </w:p>
-    <w:p>
-      <w:pPr>
-        <w:bidi/>
-      </w:pPr>
-      <w:r>
-        <w:rPr>
-          <w:lang w:val="ar_AE" w:bidi="ar_AE"/>
-        </w:rPr>
-      </w:r>
-    </w:p>
-    <w:p>
-      <w:pPr>
-        <w:bidi/>
-      </w:pPr>
-      <w:r>
-        <w:rPr>
-          <w:lang w:val="ar_AE" w:bidi="ar_AE"/>
-        </w:rPr>
-      </w:r>
-      <w:r>
-        <w:rPr>
-          <w:vertAlign w:val="superscript"/>
+    </w:p>
+    <w:p>
+      <w:pPr>
+        <w:bidi/>
+      </w:pPr>
+      <w:r>
+        <w:rPr>
+          <w:rtl/>
+          <w:cs/>
+          <w:lang w:val="ar_AE" w:bidi="ar_AE"/>
+        </w:rPr>
+      </w:r>
+      <w:r>
+        <w:rPr>
+          <w:vertAlign w:val="superscript"/>
+          <w:rtl/>
+          <w:cs/>
           <w:lang w:val="ar_AE" w:bidi="ar_AE"/>
         </w:rPr>
         <w:t>31</w:t>
       </w:r>
       <w:r>
         <w:rPr>
+          <w:rtl/>
+          <w:cs/>
           <w:lang w:val="ar_AE" w:bidi="ar_AE"/>
         </w:rPr>
         <w:t xml:space="preserve"> لِيُرْفَعْ مِنْ بَيْنِكُمْ كُلُّ مَرَارَةٍ وَسَخَطٍ وَغَضَبٍ وَصِيَاحٍ وَتَجْدِيفٍ مَعَ كُلِّ خُبْثٍ.</w:t>
       </w:r>
-      <w:r>
-        <w:rPr>
-          <w:lang w:val="ar_AE" w:bidi="ar_AE"/>
-        </w:rPr>
-      </w:r>
-      <w:r>
-        <w:rPr>
-          <w:lang w:val="ar_AE" w:bidi="ar_AE"/>
-        </w:rPr>
-      </w:r>
-    </w:p>
-    <w:p>
-      <w:pPr>
-        <w:bidi/>
-      </w:pPr>
-      <w:r>
-        <w:rPr>
-          <w:lang w:val="ar_AE" w:bidi="ar_AE"/>
-        </w:rPr>
-      </w:r>
-    </w:p>
-    <w:p>
-      <w:pPr>
-        <w:bidi/>
-      </w:pPr>
-      <w:r>
-        <w:rPr>
-          <w:lang w:val="ar_AE" w:bidi="ar_AE"/>
-        </w:rPr>
-      </w:r>
-      <w:r>
-        <w:rPr>
-          <w:vertAlign w:val="superscript"/>
+    </w:p>
+    <w:p>
+      <w:pPr>
+        <w:bidi/>
+      </w:pPr>
+      <w:r>
+        <w:rPr>
+          <w:rtl/>
+          <w:cs/>
+          <w:lang w:val="ar_AE" w:bidi="ar_AE"/>
+        </w:rPr>
+      </w:r>
+      <w:r>
+        <w:rPr>
+          <w:vertAlign w:val="superscript"/>
+          <w:rtl/>
+          <w:cs/>
           <w:lang w:val="ar_AE" w:bidi="ar_AE"/>
         </w:rPr>
         <w:t>32</w:t>
       </w:r>
       <w:r>
         <w:rPr>
+          <w:rtl/>
+          <w:cs/>
           <w:lang w:val="ar_AE" w:bidi="ar_AE"/>
         </w:rPr>
         <w:t xml:space="preserve"> وَكُونُوا لُطَفَاءَ بَعْضُكُمْ نَحْوَ بَعْضٍ، شَفُوقِينَ، مُتَسَامِحِينَ كَمَا سَامَحَكُمُ ٱللهُ أَيْضًا فِي ٱلْمَسِيحِ.</w:t>
       </w:r>
-      <w:r>
-        <w:rPr>
-          <w:lang w:val="ar_AE" w:bidi="ar_AE"/>
-        </w:rPr>
-      </w:r>
-      <w:r>
-        <w:rPr>
-          <w:lang w:val="ar_AE" w:bidi="ar_AE"/>
-        </w:rPr>
-      </w:r>
-    </w:p>
-    <w:p>
-      <w:pPr>
-        <w:bidi/>
-      </w:pPr>
-      <w:r>
-        <w:rPr>
-          <w:lang w:val="ar_AE" w:bidi="ar_AE"/>
-        </w:rPr>
-      </w:r>
     </w:p>
     <w:p>
       <w:pPr>
@@ -4523,1434 +3162,976 @@
       </w:pPr>
       <w:r>
         <w:rPr>
+          <w:rtl/>
+          <w:cs/>
           <w:lang w:val="ar_AE" w:bidi="ar_AE"/>
         </w:rPr>
         <w:t>Ephesians 5:1</w:t>
       </w:r>
       <w:r>
         <w:rPr>
-          <w:lang w:val="ar_AE" w:bidi="ar_AE"/>
-        </w:rPr>
-      </w:r>
-    </w:p>
-    <w:p>
-      <w:pPr>
-        <w:bidi/>
-      </w:pPr>
-      <w:r>
-        <w:rPr>
-          <w:lang w:val="ar_AE" w:bidi="ar_AE"/>
-        </w:rPr>
-      </w:r>
-      <w:r>
-        <w:rPr>
-          <w:vertAlign w:val="superscript"/>
+          <w:rtl/>
+          <w:cs/>
+          <w:lang w:val="ar_AE" w:bidi="ar_AE"/>
+        </w:rPr>
+      </w:r>
+    </w:p>
+    <w:p>
+      <w:pPr>
+        <w:bidi/>
+      </w:pPr>
+      <w:r>
+        <w:rPr>
+          <w:rtl/>
+          <w:cs/>
+          <w:lang w:val="ar_AE" w:bidi="ar_AE"/>
+        </w:rPr>
+      </w:r>
+      <w:r>
+        <w:rPr>
+          <w:vertAlign w:val="superscript"/>
+          <w:rtl/>
+          <w:cs/>
           <w:lang w:val="ar_AE" w:bidi="ar_AE"/>
         </w:rPr>
         <w:t>1</w:t>
       </w:r>
       <w:r>
         <w:rPr>
+          <w:rtl/>
+          <w:cs/>
           <w:lang w:val="ar_AE" w:bidi="ar_AE"/>
         </w:rPr>
         <w:t xml:space="preserve"> فَكُونُوا مُتَمَثِّلِينَ بِٱللهِ كَأَوْلَادٍ أَحِبَّاءَ،</w:t>
       </w:r>
-      <w:r>
-        <w:rPr>
-          <w:lang w:val="ar_AE" w:bidi="ar_AE"/>
-        </w:rPr>
-      </w:r>
-      <w:r>
-        <w:rPr>
-          <w:lang w:val="ar_AE" w:bidi="ar_AE"/>
-        </w:rPr>
-      </w:r>
-    </w:p>
-    <w:p>
-      <w:pPr>
-        <w:bidi/>
-      </w:pPr>
-      <w:r>
-        <w:rPr>
-          <w:lang w:val="ar_AE" w:bidi="ar_AE"/>
-        </w:rPr>
-      </w:r>
-    </w:p>
-    <w:p>
-      <w:pPr>
-        <w:bidi/>
-      </w:pPr>
-      <w:r>
-        <w:rPr>
-          <w:lang w:val="ar_AE" w:bidi="ar_AE"/>
-        </w:rPr>
-      </w:r>
-      <w:r>
-        <w:rPr>
-          <w:vertAlign w:val="superscript"/>
+    </w:p>
+    <w:p>
+      <w:pPr>
+        <w:bidi/>
+      </w:pPr>
+      <w:r>
+        <w:rPr>
+          <w:rtl/>
+          <w:cs/>
+          <w:lang w:val="ar_AE" w:bidi="ar_AE"/>
+        </w:rPr>
+      </w:r>
+      <w:r>
+        <w:rPr>
+          <w:vertAlign w:val="superscript"/>
+          <w:rtl/>
+          <w:cs/>
           <w:lang w:val="ar_AE" w:bidi="ar_AE"/>
         </w:rPr>
         <w:t>2</w:t>
       </w:r>
       <w:r>
         <w:rPr>
+          <w:rtl/>
+          <w:cs/>
           <w:lang w:val="ar_AE" w:bidi="ar_AE"/>
         </w:rPr>
         <w:t xml:space="preserve"> وَٱسْلُكُوا فِي ٱلْمَحَبَّةِ كَمَا أَحَبَّنَا ٱلْمَسِيحُ أَيْضًا وَأَسْلَمَ نَفْسَهُ لِأَجْلِنَا، قُرْبَانًا وَذَبِيحَةً لِلهِ رَائِحَةً طَيِّبَةً.</w:t>
       </w:r>
-      <w:r>
-        <w:rPr>
-          <w:lang w:val="ar_AE" w:bidi="ar_AE"/>
-        </w:rPr>
-      </w:r>
-      <w:r>
-        <w:rPr>
-          <w:lang w:val="ar_AE" w:bidi="ar_AE"/>
-        </w:rPr>
-      </w:r>
-    </w:p>
-    <w:p>
-      <w:pPr>
-        <w:bidi/>
-      </w:pPr>
-      <w:r>
-        <w:rPr>
-          <w:lang w:val="ar_AE" w:bidi="ar_AE"/>
-        </w:rPr>
-      </w:r>
-    </w:p>
-    <w:p>
-      <w:pPr>
-        <w:bidi/>
-      </w:pPr>
-      <w:r>
-        <w:rPr>
-          <w:lang w:val="ar_AE" w:bidi="ar_AE"/>
-        </w:rPr>
-      </w:r>
-      <w:r>
-        <w:rPr>
-          <w:vertAlign w:val="superscript"/>
+    </w:p>
+    <w:p>
+      <w:pPr>
+        <w:bidi/>
+      </w:pPr>
+      <w:r>
+        <w:rPr>
+          <w:rtl/>
+          <w:cs/>
+          <w:lang w:val="ar_AE" w:bidi="ar_AE"/>
+        </w:rPr>
+      </w:r>
+      <w:r>
+        <w:rPr>
+          <w:vertAlign w:val="superscript"/>
+          <w:rtl/>
+          <w:cs/>
           <w:lang w:val="ar_AE" w:bidi="ar_AE"/>
         </w:rPr>
         <w:t>3</w:t>
       </w:r>
       <w:r>
         <w:rPr>
+          <w:rtl/>
+          <w:cs/>
           <w:lang w:val="ar_AE" w:bidi="ar_AE"/>
         </w:rPr>
         <w:t xml:space="preserve"> وَأَمَّا ٱلزِّنَا وَكُلُّ نَجَاسَةٍ أَوْ طَمَعٍ فَلَا يُسَمَّ بَيْنَكُمْ كَمَا يَلِيقُ بِقِدِّيسِينَ،</w:t>
       </w:r>
-      <w:r>
-        <w:rPr>
-          <w:lang w:val="ar_AE" w:bidi="ar_AE"/>
-        </w:rPr>
-      </w:r>
-      <w:r>
-        <w:rPr>
-          <w:lang w:val="ar_AE" w:bidi="ar_AE"/>
-        </w:rPr>
-      </w:r>
-    </w:p>
-    <w:p>
-      <w:pPr>
-        <w:bidi/>
-      </w:pPr>
-      <w:r>
-        <w:rPr>
-          <w:lang w:val="ar_AE" w:bidi="ar_AE"/>
-        </w:rPr>
-      </w:r>
-    </w:p>
-    <w:p>
-      <w:pPr>
-        <w:bidi/>
-      </w:pPr>
-      <w:r>
-        <w:rPr>
-          <w:lang w:val="ar_AE" w:bidi="ar_AE"/>
-        </w:rPr>
-      </w:r>
-      <w:r>
-        <w:rPr>
-          <w:vertAlign w:val="superscript"/>
+    </w:p>
+    <w:p>
+      <w:pPr>
+        <w:bidi/>
+      </w:pPr>
+      <w:r>
+        <w:rPr>
+          <w:rtl/>
+          <w:cs/>
+          <w:lang w:val="ar_AE" w:bidi="ar_AE"/>
+        </w:rPr>
+      </w:r>
+      <w:r>
+        <w:rPr>
+          <w:vertAlign w:val="superscript"/>
+          <w:rtl/>
+          <w:cs/>
           <w:lang w:val="ar_AE" w:bidi="ar_AE"/>
         </w:rPr>
         <w:t>4</w:t>
       </w:r>
       <w:r>
         <w:rPr>
+          <w:rtl/>
+          <w:cs/>
           <w:lang w:val="ar_AE" w:bidi="ar_AE"/>
         </w:rPr>
         <w:t xml:space="preserve"> وَلَا ٱلْقَبَاحَةُ وَلَا كَلَامُ ٱلسَّفَاهَةِ وَٱلْهَزْلُ ٱلَّتِي لَا تَلِيقُ، بَلْ بِٱلْحَرِيِّ ٱلشُّكْرُ.</w:t>
       </w:r>
-      <w:r>
-        <w:rPr>
-          <w:lang w:val="ar_AE" w:bidi="ar_AE"/>
-        </w:rPr>
-      </w:r>
-      <w:r>
-        <w:rPr>
-          <w:lang w:val="ar_AE" w:bidi="ar_AE"/>
-        </w:rPr>
-      </w:r>
-    </w:p>
-    <w:p>
-      <w:pPr>
-        <w:bidi/>
-      </w:pPr>
-      <w:r>
-        <w:rPr>
-          <w:lang w:val="ar_AE" w:bidi="ar_AE"/>
-        </w:rPr>
-      </w:r>
-    </w:p>
-    <w:p>
-      <w:pPr>
-        <w:bidi/>
-      </w:pPr>
-      <w:r>
-        <w:rPr>
-          <w:lang w:val="ar_AE" w:bidi="ar_AE"/>
-        </w:rPr>
-      </w:r>
-      <w:r>
-        <w:rPr>
-          <w:vertAlign w:val="superscript"/>
+    </w:p>
+    <w:p>
+      <w:pPr>
+        <w:bidi/>
+      </w:pPr>
+      <w:r>
+        <w:rPr>
+          <w:rtl/>
+          <w:cs/>
+          <w:lang w:val="ar_AE" w:bidi="ar_AE"/>
+        </w:rPr>
+      </w:r>
+      <w:r>
+        <w:rPr>
+          <w:vertAlign w:val="superscript"/>
+          <w:rtl/>
+          <w:cs/>
           <w:lang w:val="ar_AE" w:bidi="ar_AE"/>
         </w:rPr>
         <w:t>5</w:t>
       </w:r>
       <w:r>
         <w:rPr>
+          <w:rtl/>
+          <w:cs/>
           <w:lang w:val="ar_AE" w:bidi="ar_AE"/>
         </w:rPr>
         <w:t xml:space="preserve"> فَإِنَّكُمْ تَعْلَمُونَ هَذَا: أَنَّ كُلَّ زَانٍ أَوْ نَجِسٍ أَوْ طَمَّاعٍ -ٱلَّذِي هُوَ عَابِدٌ لِلْأَوْثَانِ- لَيْسَ لَهُ مِيرَاثٌ فِي مَلَكُوتِ ٱلْمَسِيحِ وَٱللهِ.</w:t>
       </w:r>
-      <w:r>
-        <w:rPr>
-          <w:lang w:val="ar_AE" w:bidi="ar_AE"/>
-        </w:rPr>
-      </w:r>
-      <w:r>
-        <w:rPr>
-          <w:lang w:val="ar_AE" w:bidi="ar_AE"/>
-        </w:rPr>
-      </w:r>
-    </w:p>
-    <w:p>
-      <w:pPr>
-        <w:bidi/>
-      </w:pPr>
-      <w:r>
-        <w:rPr>
-          <w:lang w:val="ar_AE" w:bidi="ar_AE"/>
-        </w:rPr>
-      </w:r>
-    </w:p>
-    <w:p>
-      <w:pPr>
-        <w:bidi/>
-      </w:pPr>
-      <w:r>
-        <w:rPr>
-          <w:lang w:val="ar_AE" w:bidi="ar_AE"/>
-        </w:rPr>
-      </w:r>
-      <w:r>
-        <w:rPr>
-          <w:vertAlign w:val="superscript"/>
+    </w:p>
+    <w:p>
+      <w:pPr>
+        <w:bidi/>
+      </w:pPr>
+      <w:r>
+        <w:rPr>
+          <w:rtl/>
+          <w:cs/>
+          <w:lang w:val="ar_AE" w:bidi="ar_AE"/>
+        </w:rPr>
+      </w:r>
+      <w:r>
+        <w:rPr>
+          <w:vertAlign w:val="superscript"/>
+          <w:rtl/>
+          <w:cs/>
           <w:lang w:val="ar_AE" w:bidi="ar_AE"/>
         </w:rPr>
         <w:t>6</w:t>
       </w:r>
       <w:r>
         <w:rPr>
+          <w:rtl/>
+          <w:cs/>
           <w:lang w:val="ar_AE" w:bidi="ar_AE"/>
         </w:rPr>
         <w:t xml:space="preserve"> لَا يَغُرَّكُمْ أَحَدٌ بِكَلَامٍ بَاطِلٍ، لِأَنَّهُ بِسَبَبِ هَذِهِ ٱلْأُمُورِ يَأْتِي غَضَبُ ٱللهِ عَلَى أَبْنَاءِ ٱلْمَعْصِيَةِ.</w:t>
       </w:r>
-      <w:r>
-        <w:rPr>
-          <w:lang w:val="ar_AE" w:bidi="ar_AE"/>
-        </w:rPr>
-      </w:r>
-      <w:r>
-        <w:rPr>
-          <w:lang w:val="ar_AE" w:bidi="ar_AE"/>
-        </w:rPr>
-      </w:r>
-    </w:p>
-    <w:p>
-      <w:pPr>
-        <w:bidi/>
-      </w:pPr>
-      <w:r>
-        <w:rPr>
-          <w:lang w:val="ar_AE" w:bidi="ar_AE"/>
-        </w:rPr>
-      </w:r>
-    </w:p>
-    <w:p>
-      <w:pPr>
-        <w:bidi/>
-      </w:pPr>
-      <w:r>
-        <w:rPr>
-          <w:lang w:val="ar_AE" w:bidi="ar_AE"/>
-        </w:rPr>
-      </w:r>
-      <w:r>
-        <w:rPr>
-          <w:vertAlign w:val="superscript"/>
+    </w:p>
+    <w:p>
+      <w:pPr>
+        <w:bidi/>
+      </w:pPr>
+      <w:r>
+        <w:rPr>
+          <w:rtl/>
+          <w:cs/>
+          <w:lang w:val="ar_AE" w:bidi="ar_AE"/>
+        </w:rPr>
+      </w:r>
+      <w:r>
+        <w:rPr>
+          <w:vertAlign w:val="superscript"/>
+          <w:rtl/>
+          <w:cs/>
           <w:lang w:val="ar_AE" w:bidi="ar_AE"/>
         </w:rPr>
         <w:t>7</w:t>
       </w:r>
       <w:r>
         <w:rPr>
+          <w:rtl/>
+          <w:cs/>
           <w:lang w:val="ar_AE" w:bidi="ar_AE"/>
         </w:rPr>
         <w:t xml:space="preserve"> فَلَا تَكُونُوا شُرَكَاءَهُمْ.</w:t>
       </w:r>
-      <w:r>
-        <w:rPr>
-          <w:lang w:val="ar_AE" w:bidi="ar_AE"/>
-        </w:rPr>
-      </w:r>
-      <w:r>
-        <w:rPr>
-          <w:lang w:val="ar_AE" w:bidi="ar_AE"/>
-        </w:rPr>
-      </w:r>
-    </w:p>
-    <w:p>
-      <w:pPr>
-        <w:bidi/>
-      </w:pPr>
-      <w:r>
-        <w:rPr>
-          <w:lang w:val="ar_AE" w:bidi="ar_AE"/>
-        </w:rPr>
-      </w:r>
-    </w:p>
-    <w:p>
-      <w:pPr>
-        <w:bidi/>
-      </w:pPr>
-      <w:r>
-        <w:rPr>
-          <w:lang w:val="ar_AE" w:bidi="ar_AE"/>
-        </w:rPr>
-      </w:r>
-      <w:r>
-        <w:rPr>
-          <w:vertAlign w:val="superscript"/>
+    </w:p>
+    <w:p>
+      <w:pPr>
+        <w:bidi/>
+      </w:pPr>
+      <w:r>
+        <w:rPr>
+          <w:rtl/>
+          <w:cs/>
+          <w:lang w:val="ar_AE" w:bidi="ar_AE"/>
+        </w:rPr>
+      </w:r>
+      <w:r>
+        <w:rPr>
+          <w:vertAlign w:val="superscript"/>
+          <w:rtl/>
+          <w:cs/>
           <w:lang w:val="ar_AE" w:bidi="ar_AE"/>
         </w:rPr>
         <w:t>8</w:t>
       </w:r>
       <w:r>
         <w:rPr>
+          <w:rtl/>
+          <w:cs/>
           <w:lang w:val="ar_AE" w:bidi="ar_AE"/>
         </w:rPr>
         <w:t xml:space="preserve"> لِأَنَّكُمْ كُنْتُمْ قَبْلًا ظُلْمَةً، وَأَمَّا ٱلْآنَ فَنُورٌ فِي ٱلرَّبِّ. ٱسْلُكُوا كَأَوْلَادِ نُورٍ.</w:t>
       </w:r>
-      <w:r>
-        <w:rPr>
-          <w:lang w:val="ar_AE" w:bidi="ar_AE"/>
-        </w:rPr>
-      </w:r>
-      <w:r>
-        <w:rPr>
-          <w:lang w:val="ar_AE" w:bidi="ar_AE"/>
-        </w:rPr>
-      </w:r>
-    </w:p>
-    <w:p>
-      <w:pPr>
-        <w:bidi/>
-      </w:pPr>
-      <w:r>
-        <w:rPr>
-          <w:lang w:val="ar_AE" w:bidi="ar_AE"/>
-        </w:rPr>
-      </w:r>
-    </w:p>
-    <w:p>
-      <w:pPr>
-        <w:bidi/>
-      </w:pPr>
-      <w:r>
-        <w:rPr>
-          <w:lang w:val="ar_AE" w:bidi="ar_AE"/>
-        </w:rPr>
-      </w:r>
-      <w:r>
-        <w:rPr>
-          <w:vertAlign w:val="superscript"/>
+    </w:p>
+    <w:p>
+      <w:pPr>
+        <w:bidi/>
+      </w:pPr>
+      <w:r>
+        <w:rPr>
+          <w:rtl/>
+          <w:cs/>
+          <w:lang w:val="ar_AE" w:bidi="ar_AE"/>
+        </w:rPr>
+      </w:r>
+      <w:r>
+        <w:rPr>
+          <w:vertAlign w:val="superscript"/>
+          <w:rtl/>
+          <w:cs/>
           <w:lang w:val="ar_AE" w:bidi="ar_AE"/>
         </w:rPr>
         <w:t>9</w:t>
       </w:r>
       <w:r>
         <w:rPr>
+          <w:rtl/>
+          <w:cs/>
           <w:lang w:val="ar_AE" w:bidi="ar_AE"/>
         </w:rPr>
         <w:t xml:space="preserve"> لِأَنَّ ثَمَرَ ٱلرُّوحِ هُوَ فِي كُلِّ صَلَاحٍ وَبِرٍّ وَحَقٍّ.</w:t>
       </w:r>
-      <w:r>
-        <w:rPr>
-          <w:lang w:val="ar_AE" w:bidi="ar_AE"/>
-        </w:rPr>
-      </w:r>
-      <w:r>
-        <w:rPr>
-          <w:lang w:val="ar_AE" w:bidi="ar_AE"/>
-        </w:rPr>
-      </w:r>
-    </w:p>
-    <w:p>
-      <w:pPr>
-        <w:bidi/>
-      </w:pPr>
-      <w:r>
-        <w:rPr>
-          <w:lang w:val="ar_AE" w:bidi="ar_AE"/>
-        </w:rPr>
-      </w:r>
-    </w:p>
-    <w:p>
-      <w:pPr>
-        <w:bidi/>
-      </w:pPr>
-      <w:r>
-        <w:rPr>
-          <w:lang w:val="ar_AE" w:bidi="ar_AE"/>
-        </w:rPr>
-      </w:r>
-      <w:r>
-        <w:rPr>
-          <w:vertAlign w:val="superscript"/>
+    </w:p>
+    <w:p>
+      <w:pPr>
+        <w:bidi/>
+      </w:pPr>
+      <w:r>
+        <w:rPr>
+          <w:rtl/>
+          <w:cs/>
+          <w:lang w:val="ar_AE" w:bidi="ar_AE"/>
+        </w:rPr>
+      </w:r>
+      <w:r>
+        <w:rPr>
+          <w:vertAlign w:val="superscript"/>
+          <w:rtl/>
+          <w:cs/>
           <w:lang w:val="ar_AE" w:bidi="ar_AE"/>
         </w:rPr>
         <w:t>10</w:t>
       </w:r>
       <w:r>
         <w:rPr>
+          <w:rtl/>
+          <w:cs/>
           <w:lang w:val="ar_AE" w:bidi="ar_AE"/>
         </w:rPr>
         <w:t xml:space="preserve"> مُخْتَبِرِينَ مَا هُوَ مَرْضِيٌّ عِنْدَ ٱلرَّبِّ.</w:t>
       </w:r>
-      <w:r>
-        <w:rPr>
-          <w:lang w:val="ar_AE" w:bidi="ar_AE"/>
-        </w:rPr>
-      </w:r>
-      <w:r>
-        <w:rPr>
-          <w:lang w:val="ar_AE" w:bidi="ar_AE"/>
-        </w:rPr>
-      </w:r>
-    </w:p>
-    <w:p>
-      <w:pPr>
-        <w:bidi/>
-      </w:pPr>
-      <w:r>
-        <w:rPr>
-          <w:lang w:val="ar_AE" w:bidi="ar_AE"/>
-        </w:rPr>
-      </w:r>
-    </w:p>
-    <w:p>
-      <w:pPr>
-        <w:bidi/>
-      </w:pPr>
-      <w:r>
-        <w:rPr>
-          <w:lang w:val="ar_AE" w:bidi="ar_AE"/>
-        </w:rPr>
-      </w:r>
-      <w:r>
-        <w:rPr>
-          <w:vertAlign w:val="superscript"/>
+    </w:p>
+    <w:p>
+      <w:pPr>
+        <w:bidi/>
+      </w:pPr>
+      <w:r>
+        <w:rPr>
+          <w:rtl/>
+          <w:cs/>
+          <w:lang w:val="ar_AE" w:bidi="ar_AE"/>
+        </w:rPr>
+      </w:r>
+      <w:r>
+        <w:rPr>
+          <w:vertAlign w:val="superscript"/>
+          <w:rtl/>
+          <w:cs/>
           <w:lang w:val="ar_AE" w:bidi="ar_AE"/>
         </w:rPr>
         <w:t>11</w:t>
       </w:r>
       <w:r>
         <w:rPr>
+          <w:rtl/>
+          <w:cs/>
           <w:lang w:val="ar_AE" w:bidi="ar_AE"/>
         </w:rPr>
         <w:t xml:space="preserve"> وَلَا تَشْتَرِكُوا فِي أَعْمَالِ ٱلظُّلْمَةِ غَيْرِ ٱلْمُثْمِرَةِ بَلْ بِٱلْحَرِيِّ وَبِّخُوهَا.</w:t>
       </w:r>
-      <w:r>
-        <w:rPr>
-          <w:lang w:val="ar_AE" w:bidi="ar_AE"/>
-        </w:rPr>
-      </w:r>
-      <w:r>
-        <w:rPr>
-          <w:lang w:val="ar_AE" w:bidi="ar_AE"/>
-        </w:rPr>
-      </w:r>
-    </w:p>
-    <w:p>
-      <w:pPr>
-        <w:bidi/>
-      </w:pPr>
-      <w:r>
-        <w:rPr>
-          <w:lang w:val="ar_AE" w:bidi="ar_AE"/>
-        </w:rPr>
-      </w:r>
-    </w:p>
-    <w:p>
-      <w:pPr>
-        <w:bidi/>
-      </w:pPr>
-      <w:r>
-        <w:rPr>
-          <w:lang w:val="ar_AE" w:bidi="ar_AE"/>
-        </w:rPr>
-      </w:r>
-      <w:r>
-        <w:rPr>
-          <w:vertAlign w:val="superscript"/>
+    </w:p>
+    <w:p>
+      <w:pPr>
+        <w:bidi/>
+      </w:pPr>
+      <w:r>
+        <w:rPr>
+          <w:rtl/>
+          <w:cs/>
+          <w:lang w:val="ar_AE" w:bidi="ar_AE"/>
+        </w:rPr>
+      </w:r>
+      <w:r>
+        <w:rPr>
+          <w:vertAlign w:val="superscript"/>
+          <w:rtl/>
+          <w:cs/>
           <w:lang w:val="ar_AE" w:bidi="ar_AE"/>
         </w:rPr>
         <w:t>12</w:t>
       </w:r>
       <w:r>
         <w:rPr>
+          <w:rtl/>
+          <w:cs/>
           <w:lang w:val="ar_AE" w:bidi="ar_AE"/>
         </w:rPr>
         <w:t xml:space="preserve"> لِأَنَّ ٱلْأُمُورَ ٱلْحَادِثَةَ مِنْهُمْ سِرًّا، ذِكْرُهَا أَيْضًا قَبِيحٌ.</w:t>
       </w:r>
-      <w:r>
-        <w:rPr>
-          <w:lang w:val="ar_AE" w:bidi="ar_AE"/>
-        </w:rPr>
-      </w:r>
-      <w:r>
-        <w:rPr>
-          <w:lang w:val="ar_AE" w:bidi="ar_AE"/>
-        </w:rPr>
-      </w:r>
-    </w:p>
-    <w:p>
-      <w:pPr>
-        <w:bidi/>
-      </w:pPr>
-      <w:r>
-        <w:rPr>
-          <w:lang w:val="ar_AE" w:bidi="ar_AE"/>
-        </w:rPr>
-      </w:r>
-    </w:p>
-    <w:p>
-      <w:pPr>
-        <w:bidi/>
-      </w:pPr>
-      <w:r>
-        <w:rPr>
-          <w:lang w:val="ar_AE" w:bidi="ar_AE"/>
-        </w:rPr>
-      </w:r>
-      <w:r>
-        <w:rPr>
-          <w:vertAlign w:val="superscript"/>
+    </w:p>
+    <w:p>
+      <w:pPr>
+        <w:bidi/>
+      </w:pPr>
+      <w:r>
+        <w:rPr>
+          <w:rtl/>
+          <w:cs/>
+          <w:lang w:val="ar_AE" w:bidi="ar_AE"/>
+        </w:rPr>
+      </w:r>
+      <w:r>
+        <w:rPr>
+          <w:vertAlign w:val="superscript"/>
+          <w:rtl/>
+          <w:cs/>
           <w:lang w:val="ar_AE" w:bidi="ar_AE"/>
         </w:rPr>
         <w:t>13</w:t>
       </w:r>
       <w:r>
         <w:rPr>
+          <w:rtl/>
+          <w:cs/>
           <w:lang w:val="ar_AE" w:bidi="ar_AE"/>
         </w:rPr>
         <w:t xml:space="preserve"> وَلَكِنَّ ٱلْكُلَّ إِذَا تَوَبَّخَ يُظْهَرُ بِٱلنُّورِ. لِأَنَّ كُلَّ مَا أُظْهِرَ فَهُوَ نُورٌ.</w:t>
       </w:r>
-      <w:r>
-        <w:rPr>
-          <w:lang w:val="ar_AE" w:bidi="ar_AE"/>
-        </w:rPr>
-      </w:r>
-      <w:r>
-        <w:rPr>
-          <w:lang w:val="ar_AE" w:bidi="ar_AE"/>
-        </w:rPr>
-      </w:r>
-    </w:p>
-    <w:p>
-      <w:pPr>
-        <w:bidi/>
-      </w:pPr>
-      <w:r>
-        <w:rPr>
-          <w:lang w:val="ar_AE" w:bidi="ar_AE"/>
-        </w:rPr>
-      </w:r>
-    </w:p>
-    <w:p>
-      <w:pPr>
-        <w:bidi/>
-      </w:pPr>
-      <w:r>
-        <w:rPr>
-          <w:lang w:val="ar_AE" w:bidi="ar_AE"/>
-        </w:rPr>
-      </w:r>
-      <w:r>
-        <w:rPr>
-          <w:vertAlign w:val="superscript"/>
+    </w:p>
+    <w:p>
+      <w:pPr>
+        <w:bidi/>
+      </w:pPr>
+      <w:r>
+        <w:rPr>
+          <w:rtl/>
+          <w:cs/>
+          <w:lang w:val="ar_AE" w:bidi="ar_AE"/>
+        </w:rPr>
+      </w:r>
+      <w:r>
+        <w:rPr>
+          <w:vertAlign w:val="superscript"/>
+          <w:rtl/>
+          <w:cs/>
           <w:lang w:val="ar_AE" w:bidi="ar_AE"/>
         </w:rPr>
         <w:t>14</w:t>
       </w:r>
       <w:r>
         <w:rPr>
+          <w:rtl/>
+          <w:cs/>
           <w:lang w:val="ar_AE" w:bidi="ar_AE"/>
         </w:rPr>
         <w:t xml:space="preserve"> لِذَلِكَ يَقُولُ: «ٱسْتَيْقِظْ أَيُّهَا ٱلنَّائِمُ وَقُمْ مِنَ ٱلْأَمْوَاتِ فَيُضِيءَ لَكَ ٱلْمَسِيحُ».</w:t>
       </w:r>
-      <w:r>
-        <w:rPr>
-          <w:lang w:val="ar_AE" w:bidi="ar_AE"/>
-        </w:rPr>
-      </w:r>
-      <w:r>
-        <w:rPr>
-          <w:lang w:val="ar_AE" w:bidi="ar_AE"/>
-        </w:rPr>
-      </w:r>
-    </w:p>
-    <w:p>
-      <w:pPr>
-        <w:bidi/>
-      </w:pPr>
-      <w:r>
-        <w:rPr>
-          <w:lang w:val="ar_AE" w:bidi="ar_AE"/>
-        </w:rPr>
-      </w:r>
-    </w:p>
-    <w:p>
-      <w:pPr>
-        <w:bidi/>
-      </w:pPr>
-      <w:r>
-        <w:rPr>
-          <w:lang w:val="ar_AE" w:bidi="ar_AE"/>
-        </w:rPr>
-      </w:r>
-      <w:r>
-        <w:rPr>
-          <w:vertAlign w:val="superscript"/>
+    </w:p>
+    <w:p>
+      <w:pPr>
+        <w:bidi/>
+      </w:pPr>
+      <w:r>
+        <w:rPr>
+          <w:rtl/>
+          <w:cs/>
+          <w:lang w:val="ar_AE" w:bidi="ar_AE"/>
+        </w:rPr>
+      </w:r>
+      <w:r>
+        <w:rPr>
+          <w:vertAlign w:val="superscript"/>
+          <w:rtl/>
+          <w:cs/>
           <w:lang w:val="ar_AE" w:bidi="ar_AE"/>
         </w:rPr>
         <w:t>15</w:t>
       </w:r>
       <w:r>
         <w:rPr>
+          <w:rtl/>
+          <w:cs/>
           <w:lang w:val="ar_AE" w:bidi="ar_AE"/>
         </w:rPr>
         <w:t xml:space="preserve"> فَٱنْظُرُوا كَيْفَ تَسْلُكُونَ بِٱلتَّدْقِيقِ، لَا كَجُهَلَاءَ بَلْ كَحُكَمَاءَ،</w:t>
       </w:r>
-      <w:r>
-        <w:rPr>
-          <w:lang w:val="ar_AE" w:bidi="ar_AE"/>
-        </w:rPr>
-      </w:r>
-      <w:r>
-        <w:rPr>
-          <w:lang w:val="ar_AE" w:bidi="ar_AE"/>
-        </w:rPr>
-      </w:r>
-    </w:p>
-    <w:p>
-      <w:pPr>
-        <w:bidi/>
-      </w:pPr>
-      <w:r>
-        <w:rPr>
-          <w:lang w:val="ar_AE" w:bidi="ar_AE"/>
-        </w:rPr>
-      </w:r>
-    </w:p>
-    <w:p>
-      <w:pPr>
-        <w:bidi/>
-      </w:pPr>
-      <w:r>
-        <w:rPr>
-          <w:lang w:val="ar_AE" w:bidi="ar_AE"/>
-        </w:rPr>
-      </w:r>
-      <w:r>
-        <w:rPr>
-          <w:vertAlign w:val="superscript"/>
+    </w:p>
+    <w:p>
+      <w:pPr>
+        <w:bidi/>
+      </w:pPr>
+      <w:r>
+        <w:rPr>
+          <w:rtl/>
+          <w:cs/>
+          <w:lang w:val="ar_AE" w:bidi="ar_AE"/>
+        </w:rPr>
+      </w:r>
+      <w:r>
+        <w:rPr>
+          <w:vertAlign w:val="superscript"/>
+          <w:rtl/>
+          <w:cs/>
           <w:lang w:val="ar_AE" w:bidi="ar_AE"/>
         </w:rPr>
         <w:t>16</w:t>
       </w:r>
       <w:r>
         <w:rPr>
+          <w:rtl/>
+          <w:cs/>
           <w:lang w:val="ar_AE" w:bidi="ar_AE"/>
         </w:rPr>
         <w:t xml:space="preserve"> مُفْتَدِينَ ٱلْوَقْتَ لِأَنَّ ٱلْأَيَّامَ شِرِّيرَةٌ.</w:t>
       </w:r>
-      <w:r>
-        <w:rPr>
-          <w:lang w:val="ar_AE" w:bidi="ar_AE"/>
-        </w:rPr>
-      </w:r>
-      <w:r>
-        <w:rPr>
-          <w:lang w:val="ar_AE" w:bidi="ar_AE"/>
-        </w:rPr>
-      </w:r>
-    </w:p>
-    <w:p>
-      <w:pPr>
-        <w:bidi/>
-      </w:pPr>
-      <w:r>
-        <w:rPr>
-          <w:lang w:val="ar_AE" w:bidi="ar_AE"/>
-        </w:rPr>
-      </w:r>
-    </w:p>
-    <w:p>
-      <w:pPr>
-        <w:bidi/>
-      </w:pPr>
-      <w:r>
-        <w:rPr>
-          <w:lang w:val="ar_AE" w:bidi="ar_AE"/>
-        </w:rPr>
-      </w:r>
-      <w:r>
-        <w:rPr>
-          <w:vertAlign w:val="superscript"/>
+    </w:p>
+    <w:p>
+      <w:pPr>
+        <w:bidi/>
+      </w:pPr>
+      <w:r>
+        <w:rPr>
+          <w:rtl/>
+          <w:cs/>
+          <w:lang w:val="ar_AE" w:bidi="ar_AE"/>
+        </w:rPr>
+      </w:r>
+      <w:r>
+        <w:rPr>
+          <w:vertAlign w:val="superscript"/>
+          <w:rtl/>
+          <w:cs/>
           <w:lang w:val="ar_AE" w:bidi="ar_AE"/>
         </w:rPr>
         <w:t>17</w:t>
       </w:r>
       <w:r>
         <w:rPr>
+          <w:rtl/>
+          <w:cs/>
           <w:lang w:val="ar_AE" w:bidi="ar_AE"/>
         </w:rPr>
         <w:t xml:space="preserve"> مِنْ أَجْلِ ذَلِكَ لَا تَكُونُوا أَغْبِيَاءَ بَلْ فَاهِمِينَ مَا هِيَ مَشِيئَةُ ٱلرَّبِّ.</w:t>
       </w:r>
-      <w:r>
-        <w:rPr>
-          <w:lang w:val="ar_AE" w:bidi="ar_AE"/>
-        </w:rPr>
-      </w:r>
-      <w:r>
-        <w:rPr>
-          <w:lang w:val="ar_AE" w:bidi="ar_AE"/>
-        </w:rPr>
-      </w:r>
-    </w:p>
-    <w:p>
-      <w:pPr>
-        <w:bidi/>
-      </w:pPr>
-      <w:r>
-        <w:rPr>
-          <w:lang w:val="ar_AE" w:bidi="ar_AE"/>
-        </w:rPr>
-      </w:r>
-    </w:p>
-    <w:p>
-      <w:pPr>
-        <w:bidi/>
-      </w:pPr>
-      <w:r>
-        <w:rPr>
-          <w:lang w:val="ar_AE" w:bidi="ar_AE"/>
-        </w:rPr>
-      </w:r>
-      <w:r>
-        <w:rPr>
-          <w:vertAlign w:val="superscript"/>
+    </w:p>
+    <w:p>
+      <w:pPr>
+        <w:bidi/>
+      </w:pPr>
+      <w:r>
+        <w:rPr>
+          <w:rtl/>
+          <w:cs/>
+          <w:lang w:val="ar_AE" w:bidi="ar_AE"/>
+        </w:rPr>
+      </w:r>
+      <w:r>
+        <w:rPr>
+          <w:vertAlign w:val="superscript"/>
+          <w:rtl/>
+          <w:cs/>
           <w:lang w:val="ar_AE" w:bidi="ar_AE"/>
         </w:rPr>
         <w:t>18</w:t>
       </w:r>
       <w:r>
         <w:rPr>
+          <w:rtl/>
+          <w:cs/>
           <w:lang w:val="ar_AE" w:bidi="ar_AE"/>
         </w:rPr>
         <w:t xml:space="preserve"> وَلَا تَسْكَرُوا بِٱلْخَمْرِ ٱلَّذِي فِيهِ ٱلْخَلَاعَةُ، بَلِ ٱمْتَلِئُوا بِٱلرُّوحِ،</w:t>
       </w:r>
-      <w:r>
-        <w:rPr>
-          <w:lang w:val="ar_AE" w:bidi="ar_AE"/>
-        </w:rPr>
-      </w:r>
-      <w:r>
-        <w:rPr>
-          <w:lang w:val="ar_AE" w:bidi="ar_AE"/>
-        </w:rPr>
-      </w:r>
-    </w:p>
-    <w:p>
-      <w:pPr>
-        <w:bidi/>
-      </w:pPr>
-      <w:r>
-        <w:rPr>
-          <w:lang w:val="ar_AE" w:bidi="ar_AE"/>
-        </w:rPr>
-      </w:r>
-    </w:p>
-    <w:p>
-      <w:pPr>
-        <w:bidi/>
-      </w:pPr>
-      <w:r>
-        <w:rPr>
-          <w:lang w:val="ar_AE" w:bidi="ar_AE"/>
-        </w:rPr>
-      </w:r>
-      <w:r>
-        <w:rPr>
-          <w:vertAlign w:val="superscript"/>
+    </w:p>
+    <w:p>
+      <w:pPr>
+        <w:bidi/>
+      </w:pPr>
+      <w:r>
+        <w:rPr>
+          <w:rtl/>
+          <w:cs/>
+          <w:lang w:val="ar_AE" w:bidi="ar_AE"/>
+        </w:rPr>
+      </w:r>
+      <w:r>
+        <w:rPr>
+          <w:vertAlign w:val="superscript"/>
+          <w:rtl/>
+          <w:cs/>
           <w:lang w:val="ar_AE" w:bidi="ar_AE"/>
         </w:rPr>
         <w:t>19</w:t>
       </w:r>
       <w:r>
         <w:rPr>
+          <w:rtl/>
+          <w:cs/>
           <w:lang w:val="ar_AE" w:bidi="ar_AE"/>
         </w:rPr>
         <w:t xml:space="preserve"> مُكَلِّمِينَ بَعْضُكُمْ بَعْضًا بِمَزَامِيرَ وَتَسَابِيحَ وَأَغَانِيَّ رُوحِيَّةٍ، مُتَرَنِّمِينَ وَمُرَتِّلِينَ فِي قُلُوبِكُمْ لِلرَّبِّ.</w:t>
       </w:r>
-      <w:r>
-        <w:rPr>
-          <w:lang w:val="ar_AE" w:bidi="ar_AE"/>
-        </w:rPr>
-      </w:r>
-      <w:r>
-        <w:rPr>
-          <w:lang w:val="ar_AE" w:bidi="ar_AE"/>
-        </w:rPr>
-      </w:r>
-    </w:p>
-    <w:p>
-      <w:pPr>
-        <w:bidi/>
-      </w:pPr>
-      <w:r>
-        <w:rPr>
-          <w:lang w:val="ar_AE" w:bidi="ar_AE"/>
-        </w:rPr>
-      </w:r>
-    </w:p>
-    <w:p>
-      <w:pPr>
-        <w:bidi/>
-      </w:pPr>
-      <w:r>
-        <w:rPr>
-          <w:lang w:val="ar_AE" w:bidi="ar_AE"/>
-        </w:rPr>
-      </w:r>
-      <w:r>
-        <w:rPr>
-          <w:vertAlign w:val="superscript"/>
+    </w:p>
+    <w:p>
+      <w:pPr>
+        <w:bidi/>
+      </w:pPr>
+      <w:r>
+        <w:rPr>
+          <w:rtl/>
+          <w:cs/>
+          <w:lang w:val="ar_AE" w:bidi="ar_AE"/>
+        </w:rPr>
+      </w:r>
+      <w:r>
+        <w:rPr>
+          <w:vertAlign w:val="superscript"/>
+          <w:rtl/>
+          <w:cs/>
           <w:lang w:val="ar_AE" w:bidi="ar_AE"/>
         </w:rPr>
         <w:t>20</w:t>
       </w:r>
       <w:r>
         <w:rPr>
+          <w:rtl/>
+          <w:cs/>
           <w:lang w:val="ar_AE" w:bidi="ar_AE"/>
         </w:rPr>
         <w:t xml:space="preserve"> شَاكِرِينَ كُلَّ حِينٍ عَلَى كُلِّ شَيْءٍ فِي ٱسْمِ رَبِّنَا يَسُوعَ ٱلْمَسِيحِ، لِلهِ وَٱلْآبِ.</w:t>
       </w:r>
-      <w:r>
-        <w:rPr>
-          <w:lang w:val="ar_AE" w:bidi="ar_AE"/>
-        </w:rPr>
-      </w:r>
-      <w:r>
-        <w:rPr>
-          <w:lang w:val="ar_AE" w:bidi="ar_AE"/>
-        </w:rPr>
-      </w:r>
-    </w:p>
-    <w:p>
-      <w:pPr>
-        <w:bidi/>
-      </w:pPr>
-      <w:r>
-        <w:rPr>
-          <w:lang w:val="ar_AE" w:bidi="ar_AE"/>
-        </w:rPr>
-      </w:r>
-    </w:p>
-    <w:p>
-      <w:pPr>
-        <w:bidi/>
-      </w:pPr>
-      <w:r>
-        <w:rPr>
-          <w:lang w:val="ar_AE" w:bidi="ar_AE"/>
-        </w:rPr>
-      </w:r>
-      <w:r>
-        <w:rPr>
-          <w:vertAlign w:val="superscript"/>
+    </w:p>
+    <w:p>
+      <w:pPr>
+        <w:bidi/>
+      </w:pPr>
+      <w:r>
+        <w:rPr>
+          <w:rtl/>
+          <w:cs/>
+          <w:lang w:val="ar_AE" w:bidi="ar_AE"/>
+        </w:rPr>
+      </w:r>
+      <w:r>
+        <w:rPr>
+          <w:vertAlign w:val="superscript"/>
+          <w:rtl/>
+          <w:cs/>
           <w:lang w:val="ar_AE" w:bidi="ar_AE"/>
         </w:rPr>
         <w:t>21</w:t>
       </w:r>
       <w:r>
         <w:rPr>
+          <w:rtl/>
+          <w:cs/>
           <w:lang w:val="ar_AE" w:bidi="ar_AE"/>
         </w:rPr>
         <w:t xml:space="preserve"> خَاضِعِينَ بَعْضُكُمْ لِبَعْضٍ فِي خَوْفِ ٱللهِ.</w:t>
       </w:r>
-      <w:r>
-        <w:rPr>
-          <w:lang w:val="ar_AE" w:bidi="ar_AE"/>
-        </w:rPr>
-      </w:r>
-      <w:r>
-        <w:rPr>
-          <w:lang w:val="ar_AE" w:bidi="ar_AE"/>
-        </w:rPr>
-      </w:r>
-    </w:p>
-    <w:p>
-      <w:pPr>
-        <w:bidi/>
-      </w:pPr>
-      <w:r>
-        <w:rPr>
-          <w:lang w:val="ar_AE" w:bidi="ar_AE"/>
-        </w:rPr>
-      </w:r>
-    </w:p>
-    <w:p>
-      <w:pPr>
-        <w:bidi/>
-      </w:pPr>
-      <w:r>
-        <w:rPr>
-          <w:lang w:val="ar_AE" w:bidi="ar_AE"/>
-        </w:rPr>
-      </w:r>
-      <w:r>
-        <w:rPr>
-          <w:vertAlign w:val="superscript"/>
+    </w:p>
+    <w:p>
+      <w:pPr>
+        <w:bidi/>
+      </w:pPr>
+      <w:r>
+        <w:rPr>
+          <w:rtl/>
+          <w:cs/>
+          <w:lang w:val="ar_AE" w:bidi="ar_AE"/>
+        </w:rPr>
+      </w:r>
+      <w:r>
+        <w:rPr>
+          <w:vertAlign w:val="superscript"/>
+          <w:rtl/>
+          <w:cs/>
           <w:lang w:val="ar_AE" w:bidi="ar_AE"/>
         </w:rPr>
         <w:t>22</w:t>
       </w:r>
       <w:r>
         <w:rPr>
+          <w:rtl/>
+          <w:cs/>
           <w:lang w:val="ar_AE" w:bidi="ar_AE"/>
         </w:rPr>
         <w:t xml:space="preserve"> أَيُّهَا ٱلنِّسَاءُ، ٱخْضَعْنَ لِرِجَالِكُنَّ كَمَا لِلرَّبِّ،</w:t>
       </w:r>
-      <w:r>
-        <w:rPr>
-          <w:lang w:val="ar_AE" w:bidi="ar_AE"/>
-        </w:rPr>
-      </w:r>
-      <w:r>
-        <w:rPr>
-          <w:lang w:val="ar_AE" w:bidi="ar_AE"/>
-        </w:rPr>
-      </w:r>
-    </w:p>
-    <w:p>
-      <w:pPr>
-        <w:bidi/>
-      </w:pPr>
-      <w:r>
-        <w:rPr>
-          <w:lang w:val="ar_AE" w:bidi="ar_AE"/>
-        </w:rPr>
-      </w:r>
-    </w:p>
-    <w:p>
-      <w:pPr>
-        <w:bidi/>
-      </w:pPr>
-      <w:r>
-        <w:rPr>
-          <w:lang w:val="ar_AE" w:bidi="ar_AE"/>
-        </w:rPr>
-      </w:r>
-      <w:r>
-        <w:rPr>
-          <w:vertAlign w:val="superscript"/>
+    </w:p>
+    <w:p>
+      <w:pPr>
+        <w:bidi/>
+      </w:pPr>
+      <w:r>
+        <w:rPr>
+          <w:rtl/>
+          <w:cs/>
+          <w:lang w:val="ar_AE" w:bidi="ar_AE"/>
+        </w:rPr>
+      </w:r>
+      <w:r>
+        <w:rPr>
+          <w:vertAlign w:val="superscript"/>
+          <w:rtl/>
+          <w:cs/>
           <w:lang w:val="ar_AE" w:bidi="ar_AE"/>
         </w:rPr>
         <w:t>23</w:t>
       </w:r>
       <w:r>
         <w:rPr>
+          <w:rtl/>
+          <w:cs/>
           <w:lang w:val="ar_AE" w:bidi="ar_AE"/>
         </w:rPr>
         <w:t xml:space="preserve"> لِأَنَّ ٱلرَّجُلَ هُوَ رَأْسُ ٱلْمَرْأَةِ كَمَا أَنَّ ٱلْمَسِيحَ أَيْضًا رَأْسُ ٱلْكَنِيسَةِ، وَهُوَ مُخَلِّصُ ٱلْجَسَدِ.</w:t>
       </w:r>
-      <w:r>
-        <w:rPr>
-          <w:lang w:val="ar_AE" w:bidi="ar_AE"/>
-        </w:rPr>
-      </w:r>
-      <w:r>
-        <w:rPr>
-          <w:lang w:val="ar_AE" w:bidi="ar_AE"/>
-        </w:rPr>
-      </w:r>
-    </w:p>
-    <w:p>
-      <w:pPr>
-        <w:bidi/>
-      </w:pPr>
-      <w:r>
-        <w:rPr>
-          <w:lang w:val="ar_AE" w:bidi="ar_AE"/>
-        </w:rPr>
-      </w:r>
-    </w:p>
-    <w:p>
-      <w:pPr>
-        <w:bidi/>
-      </w:pPr>
-      <w:r>
-        <w:rPr>
-          <w:lang w:val="ar_AE" w:bidi="ar_AE"/>
-        </w:rPr>
-      </w:r>
-      <w:r>
-        <w:rPr>
-          <w:vertAlign w:val="superscript"/>
+    </w:p>
+    <w:p>
+      <w:pPr>
+        <w:bidi/>
+      </w:pPr>
+      <w:r>
+        <w:rPr>
+          <w:rtl/>
+          <w:cs/>
+          <w:lang w:val="ar_AE" w:bidi="ar_AE"/>
+        </w:rPr>
+      </w:r>
+      <w:r>
+        <w:rPr>
+          <w:vertAlign w:val="superscript"/>
+          <w:rtl/>
+          <w:cs/>
           <w:lang w:val="ar_AE" w:bidi="ar_AE"/>
         </w:rPr>
         <w:t>24</w:t>
       </w:r>
       <w:r>
         <w:rPr>
+          <w:rtl/>
+          <w:cs/>
           <w:lang w:val="ar_AE" w:bidi="ar_AE"/>
         </w:rPr>
         <w:t xml:space="preserve"> وَلَكِنْ كَمَا تَخْضَعُ ٱلْكَنِيسَةُ لِلْمَسِيحِ، كَذَلِكَ ٱلنِّسَاءُ لِرِجَالِهِنَّ فِي كُلِّ شَيْءٍ.</w:t>
       </w:r>
-      <w:r>
-        <w:rPr>
-          <w:lang w:val="ar_AE" w:bidi="ar_AE"/>
-        </w:rPr>
-      </w:r>
-      <w:r>
-        <w:rPr>
-          <w:lang w:val="ar_AE" w:bidi="ar_AE"/>
-        </w:rPr>
-      </w:r>
-    </w:p>
-    <w:p>
-      <w:pPr>
-        <w:bidi/>
-      </w:pPr>
-      <w:r>
-        <w:rPr>
-          <w:lang w:val="ar_AE" w:bidi="ar_AE"/>
-        </w:rPr>
-      </w:r>
-    </w:p>
-    <w:p>
-      <w:pPr>
-        <w:bidi/>
-      </w:pPr>
-      <w:r>
-        <w:rPr>
-          <w:lang w:val="ar_AE" w:bidi="ar_AE"/>
-        </w:rPr>
-      </w:r>
-      <w:r>
-        <w:rPr>
-          <w:vertAlign w:val="superscript"/>
+    </w:p>
+    <w:p>
+      <w:pPr>
+        <w:bidi/>
+      </w:pPr>
+      <w:r>
+        <w:rPr>
+          <w:rtl/>
+          <w:cs/>
+          <w:lang w:val="ar_AE" w:bidi="ar_AE"/>
+        </w:rPr>
+      </w:r>
+      <w:r>
+        <w:rPr>
+          <w:vertAlign w:val="superscript"/>
+          <w:rtl/>
+          <w:cs/>
           <w:lang w:val="ar_AE" w:bidi="ar_AE"/>
         </w:rPr>
         <w:t>25</w:t>
       </w:r>
       <w:r>
         <w:rPr>
+          <w:rtl/>
+          <w:cs/>
           <w:lang w:val="ar_AE" w:bidi="ar_AE"/>
         </w:rPr>
         <w:t xml:space="preserve"> أَيُّهَا ٱلرِّجَالُ، أَحِبُّوا نِسَاءَكُمْ كَمَا أَحَبَّ ٱلْمَسِيحُ أَيْضًا ٱلْكَنِيسَةَ وَأَسْلَمَ نَفْسَهُ لِأَجْلِهَا،</w:t>
       </w:r>
-      <w:r>
-        <w:rPr>
-          <w:lang w:val="ar_AE" w:bidi="ar_AE"/>
-        </w:rPr>
-      </w:r>
-      <w:r>
-        <w:rPr>
-          <w:lang w:val="ar_AE" w:bidi="ar_AE"/>
-        </w:rPr>
-      </w:r>
-    </w:p>
-    <w:p>
-      <w:pPr>
-        <w:bidi/>
-      </w:pPr>
-      <w:r>
-        <w:rPr>
-          <w:lang w:val="ar_AE" w:bidi="ar_AE"/>
-        </w:rPr>
-      </w:r>
-    </w:p>
-    <w:p>
-      <w:pPr>
-        <w:bidi/>
-      </w:pPr>
-      <w:r>
-        <w:rPr>
-          <w:lang w:val="ar_AE" w:bidi="ar_AE"/>
-        </w:rPr>
-      </w:r>
-      <w:r>
-        <w:rPr>
-          <w:vertAlign w:val="superscript"/>
+    </w:p>
+    <w:p>
+      <w:pPr>
+        <w:bidi/>
+      </w:pPr>
+      <w:r>
+        <w:rPr>
+          <w:rtl/>
+          <w:cs/>
+          <w:lang w:val="ar_AE" w:bidi="ar_AE"/>
+        </w:rPr>
+      </w:r>
+      <w:r>
+        <w:rPr>
+          <w:vertAlign w:val="superscript"/>
+          <w:rtl/>
+          <w:cs/>
           <w:lang w:val="ar_AE" w:bidi="ar_AE"/>
         </w:rPr>
         <w:t>26</w:t>
       </w:r>
       <w:r>
         <w:rPr>
+          <w:rtl/>
+          <w:cs/>
           <w:lang w:val="ar_AE" w:bidi="ar_AE"/>
         </w:rPr>
         <w:t xml:space="preserve"> لِكَيْ يُقَدِّسَهَا، مُطَهِّرًا إِيَّاهَا بِغَسْلِ ٱلْمَاءِ بِٱلْكَلِمَةِ،</w:t>
       </w:r>
-      <w:r>
-        <w:rPr>
-          <w:lang w:val="ar_AE" w:bidi="ar_AE"/>
-        </w:rPr>
-      </w:r>
-      <w:r>
-        <w:rPr>
-          <w:lang w:val="ar_AE" w:bidi="ar_AE"/>
-        </w:rPr>
-      </w:r>
-    </w:p>
-    <w:p>
-      <w:pPr>
-        <w:bidi/>
-      </w:pPr>
-      <w:r>
-        <w:rPr>
-          <w:lang w:val="ar_AE" w:bidi="ar_AE"/>
-        </w:rPr>
-      </w:r>
-    </w:p>
-    <w:p>
-      <w:pPr>
-        <w:bidi/>
-      </w:pPr>
-      <w:r>
-        <w:rPr>
-          <w:lang w:val="ar_AE" w:bidi="ar_AE"/>
-        </w:rPr>
-      </w:r>
-      <w:r>
-        <w:rPr>
-          <w:vertAlign w:val="superscript"/>
+    </w:p>
+    <w:p>
+      <w:pPr>
+        <w:bidi/>
+      </w:pPr>
+      <w:r>
+        <w:rPr>
+          <w:rtl/>
+          <w:cs/>
+          <w:lang w:val="ar_AE" w:bidi="ar_AE"/>
+        </w:rPr>
+      </w:r>
+      <w:r>
+        <w:rPr>
+          <w:vertAlign w:val="superscript"/>
+          <w:rtl/>
+          <w:cs/>
           <w:lang w:val="ar_AE" w:bidi="ar_AE"/>
         </w:rPr>
         <w:t>27</w:t>
       </w:r>
       <w:r>
         <w:rPr>
+          <w:rtl/>
+          <w:cs/>
           <w:lang w:val="ar_AE" w:bidi="ar_AE"/>
         </w:rPr>
         <w:t xml:space="preserve"> لِكَيْ يُحْضِرَهَا لِنَفْسِهِ كَنِيسَةً مَجِيدَةً، لَا دَنَسَ فِيهَا وَلَا غَضْنَ أَوْ شَيْءٌ مِنْ مِثْلِ ذَلِكَ، بَلْ تَكُونُ مُقَدَّسَةً وَبِلَا عَيْبٍ.</w:t>
       </w:r>
-      <w:r>
-        <w:rPr>
-          <w:lang w:val="ar_AE" w:bidi="ar_AE"/>
-        </w:rPr>
-      </w:r>
-      <w:r>
-        <w:rPr>
-          <w:lang w:val="ar_AE" w:bidi="ar_AE"/>
-        </w:rPr>
-      </w:r>
-    </w:p>
-    <w:p>
-      <w:pPr>
-        <w:bidi/>
-      </w:pPr>
-      <w:r>
-        <w:rPr>
-          <w:lang w:val="ar_AE" w:bidi="ar_AE"/>
-        </w:rPr>
-      </w:r>
-    </w:p>
-    <w:p>
-      <w:pPr>
-        <w:bidi/>
-      </w:pPr>
-      <w:r>
-        <w:rPr>
-          <w:lang w:val="ar_AE" w:bidi="ar_AE"/>
-        </w:rPr>
-      </w:r>
-      <w:r>
-        <w:rPr>
-          <w:vertAlign w:val="superscript"/>
+    </w:p>
+    <w:p>
+      <w:pPr>
+        <w:bidi/>
+      </w:pPr>
+      <w:r>
+        <w:rPr>
+          <w:rtl/>
+          <w:cs/>
+          <w:lang w:val="ar_AE" w:bidi="ar_AE"/>
+        </w:rPr>
+      </w:r>
+      <w:r>
+        <w:rPr>
+          <w:vertAlign w:val="superscript"/>
+          <w:rtl/>
+          <w:cs/>
           <w:lang w:val="ar_AE" w:bidi="ar_AE"/>
         </w:rPr>
         <w:t>28</w:t>
       </w:r>
       <w:r>
         <w:rPr>
+          <w:rtl/>
+          <w:cs/>
           <w:lang w:val="ar_AE" w:bidi="ar_AE"/>
         </w:rPr>
         <w:t xml:space="preserve"> كَذَلِكَ يَجِبُ عَلَى ٱلرِّجَالِ أَنْ يُحِبُّوا نِسَاءَهُمْ كَأَجْسَادِهِمْ. مَنْ يُحِبُّ ٱمْرَأَتَهُ يُحِبُّ نَفْسَهُ.</w:t>
       </w:r>
-      <w:r>
-        <w:rPr>
-          <w:lang w:val="ar_AE" w:bidi="ar_AE"/>
-        </w:rPr>
-      </w:r>
-      <w:r>
-        <w:rPr>
-          <w:lang w:val="ar_AE" w:bidi="ar_AE"/>
-        </w:rPr>
-      </w:r>
-    </w:p>
-    <w:p>
-      <w:pPr>
-        <w:bidi/>
-      </w:pPr>
-      <w:r>
-        <w:rPr>
-          <w:lang w:val="ar_AE" w:bidi="ar_AE"/>
-        </w:rPr>
-      </w:r>
-    </w:p>
-    <w:p>
-      <w:pPr>
-        <w:bidi/>
-      </w:pPr>
-      <w:r>
-        <w:rPr>
-          <w:lang w:val="ar_AE" w:bidi="ar_AE"/>
-        </w:rPr>
-      </w:r>
-      <w:r>
-        <w:rPr>
-          <w:vertAlign w:val="superscript"/>
+    </w:p>
+    <w:p>
+      <w:pPr>
+        <w:bidi/>
+      </w:pPr>
+      <w:r>
+        <w:rPr>
+          <w:rtl/>
+          <w:cs/>
+          <w:lang w:val="ar_AE" w:bidi="ar_AE"/>
+        </w:rPr>
+      </w:r>
+      <w:r>
+        <w:rPr>
+          <w:vertAlign w:val="superscript"/>
+          <w:rtl/>
+          <w:cs/>
           <w:lang w:val="ar_AE" w:bidi="ar_AE"/>
         </w:rPr>
         <w:t>29</w:t>
       </w:r>
       <w:r>
         <w:rPr>
+          <w:rtl/>
+          <w:cs/>
           <w:lang w:val="ar_AE" w:bidi="ar_AE"/>
         </w:rPr>
         <w:t xml:space="preserve"> فَإِنَّهُ لَمْ يُبْغِضْ أَحَدٌ جَسَدَهُ قَطُّ، بَلْ يَقُوتُهُ وَيُرَبِّيهِ، كَمَا ٱلرَّبُّ أَيْضًا لِلْكَنِيسَةِ.</w:t>
       </w:r>
-      <w:r>
-        <w:rPr>
-          <w:lang w:val="ar_AE" w:bidi="ar_AE"/>
-        </w:rPr>
-      </w:r>
-      <w:r>
-        <w:rPr>
-          <w:lang w:val="ar_AE" w:bidi="ar_AE"/>
-        </w:rPr>
-      </w:r>
-    </w:p>
-    <w:p>
-      <w:pPr>
-        <w:bidi/>
-      </w:pPr>
-      <w:r>
-        <w:rPr>
-          <w:lang w:val="ar_AE" w:bidi="ar_AE"/>
-        </w:rPr>
-      </w:r>
-    </w:p>
-    <w:p>
-      <w:pPr>
-        <w:bidi/>
-      </w:pPr>
-      <w:r>
-        <w:rPr>
-          <w:lang w:val="ar_AE" w:bidi="ar_AE"/>
-        </w:rPr>
-      </w:r>
-      <w:r>
-        <w:rPr>
-          <w:vertAlign w:val="superscript"/>
+    </w:p>
+    <w:p>
+      <w:pPr>
+        <w:bidi/>
+      </w:pPr>
+      <w:r>
+        <w:rPr>
+          <w:rtl/>
+          <w:cs/>
+          <w:lang w:val="ar_AE" w:bidi="ar_AE"/>
+        </w:rPr>
+      </w:r>
+      <w:r>
+        <w:rPr>
+          <w:vertAlign w:val="superscript"/>
+          <w:rtl/>
+          <w:cs/>
           <w:lang w:val="ar_AE" w:bidi="ar_AE"/>
         </w:rPr>
         <w:t>30</w:t>
       </w:r>
       <w:r>
         <w:rPr>
+          <w:rtl/>
+          <w:cs/>
           <w:lang w:val="ar_AE" w:bidi="ar_AE"/>
         </w:rPr>
         <w:t xml:space="preserve"> لِأَنَّنَا أَعْضَاءُ جِسْمِهِ، مِنْ لَحْمِهِ وَمِنْ عِظَامِهِ.</w:t>
       </w:r>
-      <w:r>
-        <w:rPr>
-          <w:lang w:val="ar_AE" w:bidi="ar_AE"/>
-        </w:rPr>
-      </w:r>
-      <w:r>
-        <w:rPr>
-          <w:lang w:val="ar_AE" w:bidi="ar_AE"/>
-        </w:rPr>
-      </w:r>
-    </w:p>
-    <w:p>
-      <w:pPr>
-        <w:bidi/>
-      </w:pPr>
-      <w:r>
-        <w:rPr>
-          <w:lang w:val="ar_AE" w:bidi="ar_AE"/>
-        </w:rPr>
-      </w:r>
-    </w:p>
-    <w:p>
-      <w:pPr>
-        <w:bidi/>
-      </w:pPr>
-      <w:r>
-        <w:rPr>
-          <w:lang w:val="ar_AE" w:bidi="ar_AE"/>
-        </w:rPr>
-      </w:r>
-      <w:r>
-        <w:rPr>
-          <w:vertAlign w:val="superscript"/>
+    </w:p>
+    <w:p>
+      <w:pPr>
+        <w:bidi/>
+      </w:pPr>
+      <w:r>
+        <w:rPr>
+          <w:rtl/>
+          <w:cs/>
+          <w:lang w:val="ar_AE" w:bidi="ar_AE"/>
+        </w:rPr>
+      </w:r>
+      <w:r>
+        <w:rPr>
+          <w:vertAlign w:val="superscript"/>
+          <w:rtl/>
+          <w:cs/>
           <w:lang w:val="ar_AE" w:bidi="ar_AE"/>
         </w:rPr>
         <w:t>31</w:t>
       </w:r>
       <w:r>
         <w:rPr>
+          <w:rtl/>
+          <w:cs/>
           <w:lang w:val="ar_AE" w:bidi="ar_AE"/>
         </w:rPr>
         <w:t xml:space="preserve"> «مِنْ أَجْلِ هَذَا يَتْرُكُ ٱلرَّجُلُ أَبَاهُ وَأُمَّهُ وَيَلْتَصِقُ بِٱمْرَأَتِهِ، وَيَكُونُ ٱلِٱثْنَانِ جَسَدًا وَاحِدًا».</w:t>
       </w:r>
-      <w:r>
-        <w:rPr>
-          <w:lang w:val="ar_AE" w:bidi="ar_AE"/>
-        </w:rPr>
-      </w:r>
-      <w:r>
-        <w:rPr>
-          <w:lang w:val="ar_AE" w:bidi="ar_AE"/>
-        </w:rPr>
-      </w:r>
-    </w:p>
-    <w:p>
-      <w:pPr>
-        <w:bidi/>
-      </w:pPr>
-      <w:r>
-        <w:rPr>
-          <w:lang w:val="ar_AE" w:bidi="ar_AE"/>
-        </w:rPr>
-      </w:r>
-    </w:p>
-    <w:p>
-      <w:pPr>
-        <w:bidi/>
-      </w:pPr>
-      <w:r>
-        <w:rPr>
-          <w:lang w:val="ar_AE" w:bidi="ar_AE"/>
-        </w:rPr>
-      </w:r>
-      <w:r>
-        <w:rPr>
-          <w:vertAlign w:val="superscript"/>
+    </w:p>
+    <w:p>
+      <w:pPr>
+        <w:bidi/>
+      </w:pPr>
+      <w:r>
+        <w:rPr>
+          <w:rtl/>
+          <w:cs/>
+          <w:lang w:val="ar_AE" w:bidi="ar_AE"/>
+        </w:rPr>
+      </w:r>
+      <w:r>
+        <w:rPr>
+          <w:vertAlign w:val="superscript"/>
+          <w:rtl/>
+          <w:cs/>
           <w:lang w:val="ar_AE" w:bidi="ar_AE"/>
         </w:rPr>
         <w:t>32</w:t>
       </w:r>
       <w:r>
         <w:rPr>
+          <w:rtl/>
+          <w:cs/>
           <w:lang w:val="ar_AE" w:bidi="ar_AE"/>
         </w:rPr>
         <w:t xml:space="preserve"> هَذَا ٱلسِّرُّ عَظِيمٌ، وَلَكِنَّنِي أَنَا أَقُولُ مِنْ نَحْوِ ٱلْمَسِيحِ وَٱلْكَنِيسَةِ.</w:t>
       </w:r>
-      <w:r>
-        <w:rPr>
-          <w:lang w:val="ar_AE" w:bidi="ar_AE"/>
-        </w:rPr>
-      </w:r>
-      <w:r>
-        <w:rPr>
-          <w:lang w:val="ar_AE" w:bidi="ar_AE"/>
-        </w:rPr>
-      </w:r>
-    </w:p>
-    <w:p>
-      <w:pPr>
-        <w:bidi/>
-      </w:pPr>
-      <w:r>
-        <w:rPr>
-          <w:lang w:val="ar_AE" w:bidi="ar_AE"/>
-        </w:rPr>
-      </w:r>
-    </w:p>
-    <w:p>
-      <w:pPr>
-        <w:bidi/>
-      </w:pPr>
-      <w:r>
-        <w:rPr>
-          <w:lang w:val="ar_AE" w:bidi="ar_AE"/>
-        </w:rPr>
-      </w:r>
-      <w:r>
-        <w:rPr>
-          <w:vertAlign w:val="superscript"/>
+    </w:p>
+    <w:p>
+      <w:pPr>
+        <w:bidi/>
+      </w:pPr>
+      <w:r>
+        <w:rPr>
+          <w:rtl/>
+          <w:cs/>
+          <w:lang w:val="ar_AE" w:bidi="ar_AE"/>
+        </w:rPr>
+      </w:r>
+      <w:r>
+        <w:rPr>
+          <w:vertAlign w:val="superscript"/>
+          <w:rtl/>
+          <w:cs/>
           <w:lang w:val="ar_AE" w:bidi="ar_AE"/>
         </w:rPr>
         <w:t>33</w:t>
       </w:r>
       <w:r>
         <w:rPr>
+          <w:rtl/>
+          <w:cs/>
           <w:lang w:val="ar_AE" w:bidi="ar_AE"/>
         </w:rPr>
         <w:t xml:space="preserve"> وَأَمَّا أَنْتُمُ ٱلْأَفْرَادُ، فَلْيُحِبَّ كُلُّ وَاحِدٍ ٱمْرَأَتَهُ هَكَذَا كَنَفْسِهِ، وَأَمَّا ٱلْمَرْأَةُ فَلْتَهَبْ رَجُلَهَا.</w:t>
       </w:r>
-      <w:r>
-        <w:rPr>
-          <w:lang w:val="ar_AE" w:bidi="ar_AE"/>
-        </w:rPr>
-      </w:r>
-      <w:r>
-        <w:rPr>
-          <w:lang w:val="ar_AE" w:bidi="ar_AE"/>
-        </w:rPr>
-      </w:r>
-    </w:p>
-    <w:p>
-      <w:pPr>
-        <w:bidi/>
-      </w:pPr>
-      <w:r>
-        <w:rPr>
-          <w:lang w:val="ar_AE" w:bidi="ar_AE"/>
-        </w:rPr>
-      </w:r>
     </w:p>
     <w:p>
       <w:pPr>
@@ -5959,1036 +4140,714 @@
       </w:pPr>
       <w:r>
         <w:rPr>
+          <w:rtl/>
+          <w:cs/>
           <w:lang w:val="ar_AE" w:bidi="ar_AE"/>
         </w:rPr>
         <w:t>Ephesians 6:1</w:t>
       </w:r>
       <w:r>
         <w:rPr>
-          <w:lang w:val="ar_AE" w:bidi="ar_AE"/>
-        </w:rPr>
-      </w:r>
-    </w:p>
-    <w:p>
-      <w:pPr>
-        <w:bidi/>
-      </w:pPr>
-      <w:r>
-        <w:rPr>
-          <w:lang w:val="ar_AE" w:bidi="ar_AE"/>
-        </w:rPr>
-      </w:r>
-      <w:r>
-        <w:rPr>
-          <w:vertAlign w:val="superscript"/>
+          <w:rtl/>
+          <w:cs/>
+          <w:lang w:val="ar_AE" w:bidi="ar_AE"/>
+        </w:rPr>
+      </w:r>
+    </w:p>
+    <w:p>
+      <w:pPr>
+        <w:bidi/>
+      </w:pPr>
+      <w:r>
+        <w:rPr>
+          <w:rtl/>
+          <w:cs/>
+          <w:lang w:val="ar_AE" w:bidi="ar_AE"/>
+        </w:rPr>
+      </w:r>
+      <w:r>
+        <w:rPr>
+          <w:vertAlign w:val="superscript"/>
+          <w:rtl/>
+          <w:cs/>
           <w:lang w:val="ar_AE" w:bidi="ar_AE"/>
         </w:rPr>
         <w:t>1</w:t>
       </w:r>
       <w:r>
         <w:rPr>
+          <w:rtl/>
+          <w:cs/>
           <w:lang w:val="ar_AE" w:bidi="ar_AE"/>
         </w:rPr>
         <w:t xml:space="preserve"> أَيُّهَا ٱلْأَوْلَادُ، أَطِيعُوا وَالِدِيكُمْ فِي ٱلرَّبِّ لِأَنَّ هَذَا حَقٌّ.</w:t>
       </w:r>
-      <w:r>
-        <w:rPr>
-          <w:lang w:val="ar_AE" w:bidi="ar_AE"/>
-        </w:rPr>
-      </w:r>
-      <w:r>
-        <w:rPr>
-          <w:lang w:val="ar_AE" w:bidi="ar_AE"/>
-        </w:rPr>
-      </w:r>
-    </w:p>
-    <w:p>
-      <w:pPr>
-        <w:bidi/>
-      </w:pPr>
-      <w:r>
-        <w:rPr>
-          <w:lang w:val="ar_AE" w:bidi="ar_AE"/>
-        </w:rPr>
-      </w:r>
-    </w:p>
-    <w:p>
-      <w:pPr>
-        <w:bidi/>
-      </w:pPr>
-      <w:r>
-        <w:rPr>
-          <w:lang w:val="ar_AE" w:bidi="ar_AE"/>
-        </w:rPr>
-      </w:r>
-      <w:r>
-        <w:rPr>
-          <w:vertAlign w:val="superscript"/>
+    </w:p>
+    <w:p>
+      <w:pPr>
+        <w:bidi/>
+      </w:pPr>
+      <w:r>
+        <w:rPr>
+          <w:rtl/>
+          <w:cs/>
+          <w:lang w:val="ar_AE" w:bidi="ar_AE"/>
+        </w:rPr>
+      </w:r>
+      <w:r>
+        <w:rPr>
+          <w:vertAlign w:val="superscript"/>
+          <w:rtl/>
+          <w:cs/>
           <w:lang w:val="ar_AE" w:bidi="ar_AE"/>
         </w:rPr>
         <w:t>2</w:t>
       </w:r>
       <w:r>
         <w:rPr>
+          <w:rtl/>
+          <w:cs/>
           <w:lang w:val="ar_AE" w:bidi="ar_AE"/>
         </w:rPr>
         <w:t xml:space="preserve"> «أَكْرِمْ أَبَاكَ وَأُمَّكَ»، ٱلَّتِي هِيَ أَوَّلُ وَصِيَّةٍ بِوَعْدٍ،</w:t>
       </w:r>
-      <w:r>
-        <w:rPr>
-          <w:lang w:val="ar_AE" w:bidi="ar_AE"/>
-        </w:rPr>
-      </w:r>
-      <w:r>
-        <w:rPr>
-          <w:lang w:val="ar_AE" w:bidi="ar_AE"/>
-        </w:rPr>
-      </w:r>
-    </w:p>
-    <w:p>
-      <w:pPr>
-        <w:bidi/>
-      </w:pPr>
-      <w:r>
-        <w:rPr>
-          <w:lang w:val="ar_AE" w:bidi="ar_AE"/>
-        </w:rPr>
-      </w:r>
-    </w:p>
-    <w:p>
-      <w:pPr>
-        <w:bidi/>
-      </w:pPr>
-      <w:r>
-        <w:rPr>
-          <w:lang w:val="ar_AE" w:bidi="ar_AE"/>
-        </w:rPr>
-      </w:r>
-      <w:r>
-        <w:rPr>
-          <w:vertAlign w:val="superscript"/>
+    </w:p>
+    <w:p>
+      <w:pPr>
+        <w:bidi/>
+      </w:pPr>
+      <w:r>
+        <w:rPr>
+          <w:rtl/>
+          <w:cs/>
+          <w:lang w:val="ar_AE" w:bidi="ar_AE"/>
+        </w:rPr>
+      </w:r>
+      <w:r>
+        <w:rPr>
+          <w:vertAlign w:val="superscript"/>
+          <w:rtl/>
+          <w:cs/>
           <w:lang w:val="ar_AE" w:bidi="ar_AE"/>
         </w:rPr>
         <w:t>3</w:t>
       </w:r>
       <w:r>
         <w:rPr>
+          <w:rtl/>
+          <w:cs/>
           <w:lang w:val="ar_AE" w:bidi="ar_AE"/>
         </w:rPr>
         <w:t xml:space="preserve"> «لِكَيْ يَكُونَ لَكُمْ خَيْرٌ، وَتَكُونُوا طِوَالَ ٱلْأَعْمَارِ عَلَى ٱلْأَرْضِ».</w:t>
       </w:r>
-      <w:r>
-        <w:rPr>
-          <w:lang w:val="ar_AE" w:bidi="ar_AE"/>
-        </w:rPr>
-      </w:r>
-      <w:r>
-        <w:rPr>
-          <w:lang w:val="ar_AE" w:bidi="ar_AE"/>
-        </w:rPr>
-      </w:r>
-    </w:p>
-    <w:p>
-      <w:pPr>
-        <w:bidi/>
-      </w:pPr>
-      <w:r>
-        <w:rPr>
-          <w:lang w:val="ar_AE" w:bidi="ar_AE"/>
-        </w:rPr>
-      </w:r>
-    </w:p>
-    <w:p>
-      <w:pPr>
-        <w:bidi/>
-      </w:pPr>
-      <w:r>
-        <w:rPr>
-          <w:lang w:val="ar_AE" w:bidi="ar_AE"/>
-        </w:rPr>
-      </w:r>
-      <w:r>
-        <w:rPr>
-          <w:vertAlign w:val="superscript"/>
+    </w:p>
+    <w:p>
+      <w:pPr>
+        <w:bidi/>
+      </w:pPr>
+      <w:r>
+        <w:rPr>
+          <w:rtl/>
+          <w:cs/>
+          <w:lang w:val="ar_AE" w:bidi="ar_AE"/>
+        </w:rPr>
+      </w:r>
+      <w:r>
+        <w:rPr>
+          <w:vertAlign w:val="superscript"/>
+          <w:rtl/>
+          <w:cs/>
           <w:lang w:val="ar_AE" w:bidi="ar_AE"/>
         </w:rPr>
         <w:t>4</w:t>
       </w:r>
       <w:r>
         <w:rPr>
+          <w:rtl/>
+          <w:cs/>
           <w:lang w:val="ar_AE" w:bidi="ar_AE"/>
         </w:rPr>
         <w:t xml:space="preserve"> وَأَنْتُمْ أَيُّهَا ٱلْآبَاءُ، لَا تُغِيظُوا أَوْلَادَكُمْ، بَلْ رَبُّوهُمْ بِتَأْدِيبِ ٱلرَّبِّ وَإِنْذَارِهِ.</w:t>
       </w:r>
-      <w:r>
-        <w:rPr>
-          <w:lang w:val="ar_AE" w:bidi="ar_AE"/>
-        </w:rPr>
-      </w:r>
-      <w:r>
-        <w:rPr>
-          <w:lang w:val="ar_AE" w:bidi="ar_AE"/>
-        </w:rPr>
-      </w:r>
-    </w:p>
-    <w:p>
-      <w:pPr>
-        <w:bidi/>
-      </w:pPr>
-      <w:r>
-        <w:rPr>
-          <w:lang w:val="ar_AE" w:bidi="ar_AE"/>
-        </w:rPr>
-      </w:r>
-    </w:p>
-    <w:p>
-      <w:pPr>
-        <w:bidi/>
-      </w:pPr>
-      <w:r>
-        <w:rPr>
-          <w:lang w:val="ar_AE" w:bidi="ar_AE"/>
-        </w:rPr>
-      </w:r>
-      <w:r>
-        <w:rPr>
-          <w:vertAlign w:val="superscript"/>
+    </w:p>
+    <w:p>
+      <w:pPr>
+        <w:bidi/>
+      </w:pPr>
+      <w:r>
+        <w:rPr>
+          <w:rtl/>
+          <w:cs/>
+          <w:lang w:val="ar_AE" w:bidi="ar_AE"/>
+        </w:rPr>
+      </w:r>
+      <w:r>
+        <w:rPr>
+          <w:vertAlign w:val="superscript"/>
+          <w:rtl/>
+          <w:cs/>
           <w:lang w:val="ar_AE" w:bidi="ar_AE"/>
         </w:rPr>
         <w:t>5</w:t>
       </w:r>
       <w:r>
         <w:rPr>
+          <w:rtl/>
+          <w:cs/>
           <w:lang w:val="ar_AE" w:bidi="ar_AE"/>
         </w:rPr>
         <w:t xml:space="preserve"> أَيُّهَا ٱلْعَبِيدُ، أَطِيعُوا سَادَتَكُمْ حَسَبَ ٱلْجَسَدِ بِخَوْفٍ وَرِعْدَةٍ، فِي بَسَاطَةِ قُلُوبِكُمْ كَمَا لِلْمَسِيحِ،</w:t>
       </w:r>
-      <w:r>
-        <w:rPr>
-          <w:lang w:val="ar_AE" w:bidi="ar_AE"/>
-        </w:rPr>
-      </w:r>
-      <w:r>
-        <w:rPr>
-          <w:lang w:val="ar_AE" w:bidi="ar_AE"/>
-        </w:rPr>
-      </w:r>
-    </w:p>
-    <w:p>
-      <w:pPr>
-        <w:bidi/>
-      </w:pPr>
-      <w:r>
-        <w:rPr>
-          <w:lang w:val="ar_AE" w:bidi="ar_AE"/>
-        </w:rPr>
-      </w:r>
-    </w:p>
-    <w:p>
-      <w:pPr>
-        <w:bidi/>
-      </w:pPr>
-      <w:r>
-        <w:rPr>
-          <w:lang w:val="ar_AE" w:bidi="ar_AE"/>
-        </w:rPr>
-      </w:r>
-      <w:r>
-        <w:rPr>
-          <w:vertAlign w:val="superscript"/>
+    </w:p>
+    <w:p>
+      <w:pPr>
+        <w:bidi/>
+      </w:pPr>
+      <w:r>
+        <w:rPr>
+          <w:rtl/>
+          <w:cs/>
+          <w:lang w:val="ar_AE" w:bidi="ar_AE"/>
+        </w:rPr>
+      </w:r>
+      <w:r>
+        <w:rPr>
+          <w:vertAlign w:val="superscript"/>
+          <w:rtl/>
+          <w:cs/>
           <w:lang w:val="ar_AE" w:bidi="ar_AE"/>
         </w:rPr>
         <w:t>6</w:t>
       </w:r>
       <w:r>
         <w:rPr>
+          <w:rtl/>
+          <w:cs/>
           <w:lang w:val="ar_AE" w:bidi="ar_AE"/>
         </w:rPr>
         <w:t xml:space="preserve"> لَا بِخِدْمَةِ ٱلْعَيْنِ كَمَنْ يُرْضِي ٱلنَّاسَ، بَلْ كَعَبِيدِ ٱلْمَسِيحِ، عَامِلِينَ مَشِيئَةَ ٱللهِ مِنَ ٱلْقَلْبِ،</w:t>
       </w:r>
-      <w:r>
-        <w:rPr>
-          <w:lang w:val="ar_AE" w:bidi="ar_AE"/>
-        </w:rPr>
-      </w:r>
-      <w:r>
-        <w:rPr>
-          <w:lang w:val="ar_AE" w:bidi="ar_AE"/>
-        </w:rPr>
-      </w:r>
-    </w:p>
-    <w:p>
-      <w:pPr>
-        <w:bidi/>
-      </w:pPr>
-      <w:r>
-        <w:rPr>
-          <w:lang w:val="ar_AE" w:bidi="ar_AE"/>
-        </w:rPr>
-      </w:r>
-    </w:p>
-    <w:p>
-      <w:pPr>
-        <w:bidi/>
-      </w:pPr>
-      <w:r>
-        <w:rPr>
-          <w:lang w:val="ar_AE" w:bidi="ar_AE"/>
-        </w:rPr>
-      </w:r>
-      <w:r>
-        <w:rPr>
-          <w:vertAlign w:val="superscript"/>
+    </w:p>
+    <w:p>
+      <w:pPr>
+        <w:bidi/>
+      </w:pPr>
+      <w:r>
+        <w:rPr>
+          <w:rtl/>
+          <w:cs/>
+          <w:lang w:val="ar_AE" w:bidi="ar_AE"/>
+        </w:rPr>
+      </w:r>
+      <w:r>
+        <w:rPr>
+          <w:vertAlign w:val="superscript"/>
+          <w:rtl/>
+          <w:cs/>
           <w:lang w:val="ar_AE" w:bidi="ar_AE"/>
         </w:rPr>
         <w:t>7</w:t>
       </w:r>
       <w:r>
         <w:rPr>
+          <w:rtl/>
+          <w:cs/>
           <w:lang w:val="ar_AE" w:bidi="ar_AE"/>
         </w:rPr>
         <w:t xml:space="preserve"> خَادِمِينَ بِنِيَّةٍ صَالِحَةٍ كَمَا لِلرَّبِّ، لَيْسَ لِلنَّاسِ.</w:t>
       </w:r>
-      <w:r>
-        <w:rPr>
-          <w:lang w:val="ar_AE" w:bidi="ar_AE"/>
-        </w:rPr>
-      </w:r>
-      <w:r>
-        <w:rPr>
-          <w:lang w:val="ar_AE" w:bidi="ar_AE"/>
-        </w:rPr>
-      </w:r>
-    </w:p>
-    <w:p>
-      <w:pPr>
-        <w:bidi/>
-      </w:pPr>
-      <w:r>
-        <w:rPr>
-          <w:lang w:val="ar_AE" w:bidi="ar_AE"/>
-        </w:rPr>
-      </w:r>
-    </w:p>
-    <w:p>
-      <w:pPr>
-        <w:bidi/>
-      </w:pPr>
-      <w:r>
-        <w:rPr>
-          <w:lang w:val="ar_AE" w:bidi="ar_AE"/>
-        </w:rPr>
-      </w:r>
-      <w:r>
-        <w:rPr>
-          <w:vertAlign w:val="superscript"/>
+    </w:p>
+    <w:p>
+      <w:pPr>
+        <w:bidi/>
+      </w:pPr>
+      <w:r>
+        <w:rPr>
+          <w:rtl/>
+          <w:cs/>
+          <w:lang w:val="ar_AE" w:bidi="ar_AE"/>
+        </w:rPr>
+      </w:r>
+      <w:r>
+        <w:rPr>
+          <w:vertAlign w:val="superscript"/>
+          <w:rtl/>
+          <w:cs/>
           <w:lang w:val="ar_AE" w:bidi="ar_AE"/>
         </w:rPr>
         <w:t>8</w:t>
       </w:r>
       <w:r>
         <w:rPr>
+          <w:rtl/>
+          <w:cs/>
           <w:lang w:val="ar_AE" w:bidi="ar_AE"/>
         </w:rPr>
         <w:t xml:space="preserve"> عَالِمِينَ أَنْ مَهْمَا عَمِلَ كُلُّ وَاحِدٍ مِنَ ٱلْخَيْرِ فَذَلِكَ يَنَالُهُ مِنَ ٱلرَّبِّ، عَبْدًا كَانَ أَمْ حُرًّا.</w:t>
       </w:r>
-      <w:r>
-        <w:rPr>
-          <w:lang w:val="ar_AE" w:bidi="ar_AE"/>
-        </w:rPr>
-      </w:r>
-      <w:r>
-        <w:rPr>
-          <w:lang w:val="ar_AE" w:bidi="ar_AE"/>
-        </w:rPr>
-      </w:r>
-    </w:p>
-    <w:p>
-      <w:pPr>
-        <w:bidi/>
-      </w:pPr>
-      <w:r>
-        <w:rPr>
-          <w:lang w:val="ar_AE" w:bidi="ar_AE"/>
-        </w:rPr>
-      </w:r>
-    </w:p>
-    <w:p>
-      <w:pPr>
-        <w:bidi/>
-      </w:pPr>
-      <w:r>
-        <w:rPr>
-          <w:lang w:val="ar_AE" w:bidi="ar_AE"/>
-        </w:rPr>
-      </w:r>
-      <w:r>
-        <w:rPr>
-          <w:vertAlign w:val="superscript"/>
+    </w:p>
+    <w:p>
+      <w:pPr>
+        <w:bidi/>
+      </w:pPr>
+      <w:r>
+        <w:rPr>
+          <w:rtl/>
+          <w:cs/>
+          <w:lang w:val="ar_AE" w:bidi="ar_AE"/>
+        </w:rPr>
+      </w:r>
+      <w:r>
+        <w:rPr>
+          <w:vertAlign w:val="superscript"/>
+          <w:rtl/>
+          <w:cs/>
           <w:lang w:val="ar_AE" w:bidi="ar_AE"/>
         </w:rPr>
         <w:t>9</w:t>
       </w:r>
       <w:r>
         <w:rPr>
+          <w:rtl/>
+          <w:cs/>
           <w:lang w:val="ar_AE" w:bidi="ar_AE"/>
         </w:rPr>
         <w:t xml:space="preserve"> وَأَنْتُمْ أَيُّهَا ٱلسَّادَةُ، ٱفْعَلُوا لَهُمْ هَذِهِ ٱلْأُمُورَ، تَارِكِينَ ٱلتَّهْدِيدَ، عَالِمِينَ أَنَّ سَيِّدَكُمْ أَنْتُمْ أَيْضًا فِي ٱلسَّمَاوَاتِ، وَلَيْسَ عِنْدَهُ مُحَابَاةٌ.</w:t>
       </w:r>
-      <w:r>
-        <w:rPr>
-          <w:lang w:val="ar_AE" w:bidi="ar_AE"/>
-        </w:rPr>
-      </w:r>
-      <w:r>
-        <w:rPr>
-          <w:lang w:val="ar_AE" w:bidi="ar_AE"/>
-        </w:rPr>
-      </w:r>
-    </w:p>
-    <w:p>
-      <w:pPr>
-        <w:bidi/>
-      </w:pPr>
-      <w:r>
-        <w:rPr>
-          <w:lang w:val="ar_AE" w:bidi="ar_AE"/>
-        </w:rPr>
-      </w:r>
-    </w:p>
-    <w:p>
-      <w:pPr>
-        <w:bidi/>
-      </w:pPr>
-      <w:r>
-        <w:rPr>
-          <w:lang w:val="ar_AE" w:bidi="ar_AE"/>
-        </w:rPr>
-      </w:r>
-      <w:r>
-        <w:rPr>
-          <w:vertAlign w:val="superscript"/>
+    </w:p>
+    <w:p>
+      <w:pPr>
+        <w:bidi/>
+      </w:pPr>
+      <w:r>
+        <w:rPr>
+          <w:rtl/>
+          <w:cs/>
+          <w:lang w:val="ar_AE" w:bidi="ar_AE"/>
+        </w:rPr>
+      </w:r>
+      <w:r>
+        <w:rPr>
+          <w:vertAlign w:val="superscript"/>
+          <w:rtl/>
+          <w:cs/>
           <w:lang w:val="ar_AE" w:bidi="ar_AE"/>
         </w:rPr>
         <w:t>10</w:t>
       </w:r>
       <w:r>
         <w:rPr>
+          <w:rtl/>
+          <w:cs/>
           <w:lang w:val="ar_AE" w:bidi="ar_AE"/>
         </w:rPr>
         <w:t xml:space="preserve"> أَخِيرًا يَا إِخْوَتِي، تَقَوَّوْا فِي ٱلرَّبِّ وَفِي شِدَّةِ قُوَّتِهِ.</w:t>
       </w:r>
-      <w:r>
-        <w:rPr>
-          <w:lang w:val="ar_AE" w:bidi="ar_AE"/>
-        </w:rPr>
-      </w:r>
-      <w:r>
-        <w:rPr>
-          <w:lang w:val="ar_AE" w:bidi="ar_AE"/>
-        </w:rPr>
-      </w:r>
-    </w:p>
-    <w:p>
-      <w:pPr>
-        <w:bidi/>
-      </w:pPr>
-      <w:r>
-        <w:rPr>
-          <w:lang w:val="ar_AE" w:bidi="ar_AE"/>
-        </w:rPr>
-      </w:r>
-    </w:p>
-    <w:p>
-      <w:pPr>
-        <w:bidi/>
-      </w:pPr>
-      <w:r>
-        <w:rPr>
-          <w:lang w:val="ar_AE" w:bidi="ar_AE"/>
-        </w:rPr>
-      </w:r>
-      <w:r>
-        <w:rPr>
-          <w:vertAlign w:val="superscript"/>
+    </w:p>
+    <w:p>
+      <w:pPr>
+        <w:bidi/>
+      </w:pPr>
+      <w:r>
+        <w:rPr>
+          <w:rtl/>
+          <w:cs/>
+          <w:lang w:val="ar_AE" w:bidi="ar_AE"/>
+        </w:rPr>
+      </w:r>
+      <w:r>
+        <w:rPr>
+          <w:vertAlign w:val="superscript"/>
+          <w:rtl/>
+          <w:cs/>
           <w:lang w:val="ar_AE" w:bidi="ar_AE"/>
         </w:rPr>
         <w:t>11</w:t>
       </w:r>
       <w:r>
         <w:rPr>
+          <w:rtl/>
+          <w:cs/>
           <w:lang w:val="ar_AE" w:bidi="ar_AE"/>
         </w:rPr>
         <w:t xml:space="preserve"> ٱلْبَسُوا سِلَاحَ ٱللهِ ٱلْكَامِلَ لِكَيْ تَقْدِرُوا أَنْ تَثْبُتُوا ضِدَّ مَكَايِدِ إِبْلِيسَ.</w:t>
       </w:r>
-      <w:r>
-        <w:rPr>
-          <w:lang w:val="ar_AE" w:bidi="ar_AE"/>
-        </w:rPr>
-      </w:r>
-      <w:r>
-        <w:rPr>
-          <w:lang w:val="ar_AE" w:bidi="ar_AE"/>
-        </w:rPr>
-      </w:r>
-    </w:p>
-    <w:p>
-      <w:pPr>
-        <w:bidi/>
-      </w:pPr>
-      <w:r>
-        <w:rPr>
-          <w:lang w:val="ar_AE" w:bidi="ar_AE"/>
-        </w:rPr>
-      </w:r>
-    </w:p>
-    <w:p>
-      <w:pPr>
-        <w:bidi/>
-      </w:pPr>
-      <w:r>
-        <w:rPr>
-          <w:lang w:val="ar_AE" w:bidi="ar_AE"/>
-        </w:rPr>
-      </w:r>
-      <w:r>
-        <w:rPr>
-          <w:vertAlign w:val="superscript"/>
+    </w:p>
+    <w:p>
+      <w:pPr>
+        <w:bidi/>
+      </w:pPr>
+      <w:r>
+        <w:rPr>
+          <w:rtl/>
+          <w:cs/>
+          <w:lang w:val="ar_AE" w:bidi="ar_AE"/>
+        </w:rPr>
+      </w:r>
+      <w:r>
+        <w:rPr>
+          <w:vertAlign w:val="superscript"/>
+          <w:rtl/>
+          <w:cs/>
           <w:lang w:val="ar_AE" w:bidi="ar_AE"/>
         </w:rPr>
         <w:t>12</w:t>
       </w:r>
       <w:r>
         <w:rPr>
+          <w:rtl/>
+          <w:cs/>
           <w:lang w:val="ar_AE" w:bidi="ar_AE"/>
         </w:rPr>
         <w:t xml:space="preserve"> فَإِنَّ مُصَارَعَتَنَا لَيْسَتْ مَعَ دَمٍ وَلَحْمٍ، بَلْ مَعَ ٱلرُّؤَسَاءِ، مَعَ ٱلسَّلَاطِينِ، مَعَ وُلَاةِ ٱلْعَالَمِ عَلَى ظُلْمَةِ هَذَا ٱلدَّهْرِ، مَعَ أَجْنَادِ ٱلشَّرِّ ٱلرُّوحِيَّةِ فِي ٱلسَّمَاوِيَّاتِ.</w:t>
       </w:r>
-      <w:r>
-        <w:rPr>
-          <w:lang w:val="ar_AE" w:bidi="ar_AE"/>
-        </w:rPr>
-      </w:r>
-      <w:r>
-        <w:rPr>
-          <w:lang w:val="ar_AE" w:bidi="ar_AE"/>
-        </w:rPr>
-      </w:r>
-    </w:p>
-    <w:p>
-      <w:pPr>
-        <w:bidi/>
-      </w:pPr>
-      <w:r>
-        <w:rPr>
-          <w:lang w:val="ar_AE" w:bidi="ar_AE"/>
-        </w:rPr>
-      </w:r>
-    </w:p>
-    <w:p>
-      <w:pPr>
-        <w:bidi/>
-      </w:pPr>
-      <w:r>
-        <w:rPr>
-          <w:lang w:val="ar_AE" w:bidi="ar_AE"/>
-        </w:rPr>
-      </w:r>
-      <w:r>
-        <w:rPr>
-          <w:vertAlign w:val="superscript"/>
+    </w:p>
+    <w:p>
+      <w:pPr>
+        <w:bidi/>
+      </w:pPr>
+      <w:r>
+        <w:rPr>
+          <w:rtl/>
+          <w:cs/>
+          <w:lang w:val="ar_AE" w:bidi="ar_AE"/>
+        </w:rPr>
+      </w:r>
+      <w:r>
+        <w:rPr>
+          <w:vertAlign w:val="superscript"/>
+          <w:rtl/>
+          <w:cs/>
           <w:lang w:val="ar_AE" w:bidi="ar_AE"/>
         </w:rPr>
         <w:t>13</w:t>
       </w:r>
       <w:r>
         <w:rPr>
+          <w:rtl/>
+          <w:cs/>
           <w:lang w:val="ar_AE" w:bidi="ar_AE"/>
         </w:rPr>
         <w:t xml:space="preserve"> مِنْ أَجْلِ ذَلِكَ ٱحْمِلُوا سِلَاحَ ٱللهِ ٱلْكَامِلَ لِكَيْ تَقْدِرُوا أَنْ تُقَاوِمُوا فِي ٱلْيَوْمِ ٱلشِّرِّيرِ، وَبَعْدَ أَنْ تُتَمِّمُوا كُلَّ شَيْءٍ أَنْ تَثْبُتُوا.</w:t>
       </w:r>
-      <w:r>
-        <w:rPr>
-          <w:lang w:val="ar_AE" w:bidi="ar_AE"/>
-        </w:rPr>
-      </w:r>
-      <w:r>
-        <w:rPr>
-          <w:lang w:val="ar_AE" w:bidi="ar_AE"/>
-        </w:rPr>
-      </w:r>
-    </w:p>
-    <w:p>
-      <w:pPr>
-        <w:bidi/>
-      </w:pPr>
-      <w:r>
-        <w:rPr>
-          <w:lang w:val="ar_AE" w:bidi="ar_AE"/>
-        </w:rPr>
-      </w:r>
-    </w:p>
-    <w:p>
-      <w:pPr>
-        <w:bidi/>
-      </w:pPr>
-      <w:r>
-        <w:rPr>
-          <w:lang w:val="ar_AE" w:bidi="ar_AE"/>
-        </w:rPr>
-      </w:r>
-      <w:r>
-        <w:rPr>
-          <w:vertAlign w:val="superscript"/>
+    </w:p>
+    <w:p>
+      <w:pPr>
+        <w:bidi/>
+      </w:pPr>
+      <w:r>
+        <w:rPr>
+          <w:rtl/>
+          <w:cs/>
+          <w:lang w:val="ar_AE" w:bidi="ar_AE"/>
+        </w:rPr>
+      </w:r>
+      <w:r>
+        <w:rPr>
+          <w:vertAlign w:val="superscript"/>
+          <w:rtl/>
+          <w:cs/>
           <w:lang w:val="ar_AE" w:bidi="ar_AE"/>
         </w:rPr>
         <w:t>14</w:t>
       </w:r>
       <w:r>
         <w:rPr>
+          <w:rtl/>
+          <w:cs/>
           <w:lang w:val="ar_AE" w:bidi="ar_AE"/>
         </w:rPr>
         <w:t xml:space="preserve"> فَٱثْبُتُوا مُمَنْطِقِينَ أَحْقَاءَكُمْ بِٱلْحَقِّ، وَلَابِسِينَ دِرْعَ ٱلْبِرِّ،</w:t>
       </w:r>
-      <w:r>
-        <w:rPr>
-          <w:lang w:val="ar_AE" w:bidi="ar_AE"/>
-        </w:rPr>
-      </w:r>
-      <w:r>
-        <w:rPr>
-          <w:lang w:val="ar_AE" w:bidi="ar_AE"/>
-        </w:rPr>
-      </w:r>
-    </w:p>
-    <w:p>
-      <w:pPr>
-        <w:bidi/>
-      </w:pPr>
-      <w:r>
-        <w:rPr>
-          <w:lang w:val="ar_AE" w:bidi="ar_AE"/>
-        </w:rPr>
-      </w:r>
-    </w:p>
-    <w:p>
-      <w:pPr>
-        <w:bidi/>
-      </w:pPr>
-      <w:r>
-        <w:rPr>
-          <w:lang w:val="ar_AE" w:bidi="ar_AE"/>
-        </w:rPr>
-      </w:r>
-      <w:r>
-        <w:rPr>
-          <w:vertAlign w:val="superscript"/>
+    </w:p>
+    <w:p>
+      <w:pPr>
+        <w:bidi/>
+      </w:pPr>
+      <w:r>
+        <w:rPr>
+          <w:rtl/>
+          <w:cs/>
+          <w:lang w:val="ar_AE" w:bidi="ar_AE"/>
+        </w:rPr>
+      </w:r>
+      <w:r>
+        <w:rPr>
+          <w:vertAlign w:val="superscript"/>
+          <w:rtl/>
+          <w:cs/>
           <w:lang w:val="ar_AE" w:bidi="ar_AE"/>
         </w:rPr>
         <w:t>15</w:t>
       </w:r>
       <w:r>
         <w:rPr>
+          <w:rtl/>
+          <w:cs/>
           <w:lang w:val="ar_AE" w:bidi="ar_AE"/>
         </w:rPr>
         <w:t xml:space="preserve"> وَحَاذِينَ أَرْجُلَكُمْ بِٱسْتِعْدَادِ إِنْجِيلِ ٱلسَّلَامِ.</w:t>
       </w:r>
-      <w:r>
-        <w:rPr>
-          <w:lang w:val="ar_AE" w:bidi="ar_AE"/>
-        </w:rPr>
-      </w:r>
-      <w:r>
-        <w:rPr>
-          <w:lang w:val="ar_AE" w:bidi="ar_AE"/>
-        </w:rPr>
-      </w:r>
-    </w:p>
-    <w:p>
-      <w:pPr>
-        <w:bidi/>
-      </w:pPr>
-      <w:r>
-        <w:rPr>
-          <w:lang w:val="ar_AE" w:bidi="ar_AE"/>
-        </w:rPr>
-      </w:r>
-    </w:p>
-    <w:p>
-      <w:pPr>
-        <w:bidi/>
-      </w:pPr>
-      <w:r>
-        <w:rPr>
-          <w:lang w:val="ar_AE" w:bidi="ar_AE"/>
-        </w:rPr>
-      </w:r>
-      <w:r>
-        <w:rPr>
-          <w:vertAlign w:val="superscript"/>
+    </w:p>
+    <w:p>
+      <w:pPr>
+        <w:bidi/>
+      </w:pPr>
+      <w:r>
+        <w:rPr>
+          <w:rtl/>
+          <w:cs/>
+          <w:lang w:val="ar_AE" w:bidi="ar_AE"/>
+        </w:rPr>
+      </w:r>
+      <w:r>
+        <w:rPr>
+          <w:vertAlign w:val="superscript"/>
+          <w:rtl/>
+          <w:cs/>
           <w:lang w:val="ar_AE" w:bidi="ar_AE"/>
         </w:rPr>
         <w:t>16</w:t>
       </w:r>
       <w:r>
         <w:rPr>
+          <w:rtl/>
+          <w:cs/>
           <w:lang w:val="ar_AE" w:bidi="ar_AE"/>
         </w:rPr>
         <w:t xml:space="preserve"> حَامِلِينَ فَوْقَ ٱلْكُلِّ تُرْسَ ٱلْإِيمَانِ، ٱلَّذِي بِهِ تَقْدِرُونَ أَنْ تُطْفِئُوا جَمِيعَ سِهَامِ ٱلشِّرِّيرِ ٱلْمُلْتَهِبَةِ.</w:t>
       </w:r>
-      <w:r>
-        <w:rPr>
-          <w:lang w:val="ar_AE" w:bidi="ar_AE"/>
-        </w:rPr>
-      </w:r>
-      <w:r>
-        <w:rPr>
-          <w:lang w:val="ar_AE" w:bidi="ar_AE"/>
-        </w:rPr>
-      </w:r>
-    </w:p>
-    <w:p>
-      <w:pPr>
-        <w:bidi/>
-      </w:pPr>
-      <w:r>
-        <w:rPr>
-          <w:lang w:val="ar_AE" w:bidi="ar_AE"/>
-        </w:rPr>
-      </w:r>
-    </w:p>
-    <w:p>
-      <w:pPr>
-        <w:bidi/>
-      </w:pPr>
-      <w:r>
-        <w:rPr>
-          <w:lang w:val="ar_AE" w:bidi="ar_AE"/>
-        </w:rPr>
-      </w:r>
-      <w:r>
-        <w:rPr>
-          <w:vertAlign w:val="superscript"/>
+    </w:p>
+    <w:p>
+      <w:pPr>
+        <w:bidi/>
+      </w:pPr>
+      <w:r>
+        <w:rPr>
+          <w:rtl/>
+          <w:cs/>
+          <w:lang w:val="ar_AE" w:bidi="ar_AE"/>
+        </w:rPr>
+      </w:r>
+      <w:r>
+        <w:rPr>
+          <w:vertAlign w:val="superscript"/>
+          <w:rtl/>
+          <w:cs/>
           <w:lang w:val="ar_AE" w:bidi="ar_AE"/>
         </w:rPr>
         <w:t>17</w:t>
       </w:r>
       <w:r>
         <w:rPr>
+          <w:rtl/>
+          <w:cs/>
           <w:lang w:val="ar_AE" w:bidi="ar_AE"/>
         </w:rPr>
         <w:t xml:space="preserve"> وَخُذُوا خُوذَةَ ٱلْخَلَاصِ، وَسَيْفَ ٱلرُّوحِ ٱلَّذِي هُوَ كَلِمَةُ ٱللهِ.</w:t>
       </w:r>
-      <w:r>
-        <w:rPr>
-          <w:lang w:val="ar_AE" w:bidi="ar_AE"/>
-        </w:rPr>
-      </w:r>
-      <w:r>
-        <w:rPr>
-          <w:lang w:val="ar_AE" w:bidi="ar_AE"/>
-        </w:rPr>
-      </w:r>
-    </w:p>
-    <w:p>
-      <w:pPr>
-        <w:bidi/>
-      </w:pPr>
-      <w:r>
-        <w:rPr>
-          <w:lang w:val="ar_AE" w:bidi="ar_AE"/>
-        </w:rPr>
-      </w:r>
-    </w:p>
-    <w:p>
-      <w:pPr>
-        <w:bidi/>
-      </w:pPr>
-      <w:r>
-        <w:rPr>
-          <w:lang w:val="ar_AE" w:bidi="ar_AE"/>
-        </w:rPr>
-      </w:r>
-      <w:r>
-        <w:rPr>
-          <w:vertAlign w:val="superscript"/>
+    </w:p>
+    <w:p>
+      <w:pPr>
+        <w:bidi/>
+      </w:pPr>
+      <w:r>
+        <w:rPr>
+          <w:rtl/>
+          <w:cs/>
+          <w:lang w:val="ar_AE" w:bidi="ar_AE"/>
+        </w:rPr>
+      </w:r>
+      <w:r>
+        <w:rPr>
+          <w:vertAlign w:val="superscript"/>
+          <w:rtl/>
+          <w:cs/>
           <w:lang w:val="ar_AE" w:bidi="ar_AE"/>
         </w:rPr>
         <w:t>18</w:t>
       </w:r>
       <w:r>
         <w:rPr>
+          <w:rtl/>
+          <w:cs/>
           <w:lang w:val="ar_AE" w:bidi="ar_AE"/>
         </w:rPr>
         <w:t xml:space="preserve"> مُصَلِّينَ بِكُلِّ صَلَاةٍ وَطِلْبَةٍ كُلَّ وَقْتٍ فِي ٱلرُّوحِ، وَسَاهِرِينَ لِهَذَا بِعَيْنِهِ بِكُلِّ مُواظَبَةٍ وَطِلْبَةٍ، لِأَجْلِ جَمِيعِ ٱلْقِدِّيسِينَ،</w:t>
       </w:r>
-      <w:r>
-        <w:rPr>
-          <w:lang w:val="ar_AE" w:bidi="ar_AE"/>
-        </w:rPr>
-      </w:r>
-      <w:r>
-        <w:rPr>
-          <w:lang w:val="ar_AE" w:bidi="ar_AE"/>
-        </w:rPr>
-      </w:r>
-    </w:p>
-    <w:p>
-      <w:pPr>
-        <w:bidi/>
-      </w:pPr>
-      <w:r>
-        <w:rPr>
-          <w:lang w:val="ar_AE" w:bidi="ar_AE"/>
-        </w:rPr>
-      </w:r>
-    </w:p>
-    <w:p>
-      <w:pPr>
-        <w:bidi/>
-      </w:pPr>
-      <w:r>
-        <w:rPr>
-          <w:lang w:val="ar_AE" w:bidi="ar_AE"/>
-        </w:rPr>
-      </w:r>
-      <w:r>
-        <w:rPr>
-          <w:vertAlign w:val="superscript"/>
+    </w:p>
+    <w:p>
+      <w:pPr>
+        <w:bidi/>
+      </w:pPr>
+      <w:r>
+        <w:rPr>
+          <w:rtl/>
+          <w:cs/>
+          <w:lang w:val="ar_AE" w:bidi="ar_AE"/>
+        </w:rPr>
+      </w:r>
+      <w:r>
+        <w:rPr>
+          <w:vertAlign w:val="superscript"/>
+          <w:rtl/>
+          <w:cs/>
           <w:lang w:val="ar_AE" w:bidi="ar_AE"/>
         </w:rPr>
         <w:t>19</w:t>
       </w:r>
       <w:r>
         <w:rPr>
+          <w:rtl/>
+          <w:cs/>
           <w:lang w:val="ar_AE" w:bidi="ar_AE"/>
         </w:rPr>
         <w:t xml:space="preserve"> وَلِأَجْلِي، لِكَيْ يُعْطَى لِي كَلَامٌ عِنْدَ ٱفْتِتَاحِ فَمِي، لِأُعْلِمَ جِهَارًا بِسِرِّ ٱلْإِنْجِيلِ،</w:t>
       </w:r>
-      <w:r>
-        <w:rPr>
-          <w:lang w:val="ar_AE" w:bidi="ar_AE"/>
-        </w:rPr>
-      </w:r>
-      <w:r>
-        <w:rPr>
-          <w:lang w:val="ar_AE" w:bidi="ar_AE"/>
-        </w:rPr>
-      </w:r>
-    </w:p>
-    <w:p>
-      <w:pPr>
-        <w:bidi/>
-      </w:pPr>
-      <w:r>
-        <w:rPr>
-          <w:lang w:val="ar_AE" w:bidi="ar_AE"/>
-        </w:rPr>
-      </w:r>
-    </w:p>
-    <w:p>
-      <w:pPr>
-        <w:bidi/>
-      </w:pPr>
-      <w:r>
-        <w:rPr>
-          <w:lang w:val="ar_AE" w:bidi="ar_AE"/>
-        </w:rPr>
-      </w:r>
-      <w:r>
-        <w:rPr>
-          <w:vertAlign w:val="superscript"/>
+    </w:p>
+    <w:p>
+      <w:pPr>
+        <w:bidi/>
+      </w:pPr>
+      <w:r>
+        <w:rPr>
+          <w:rtl/>
+          <w:cs/>
+          <w:lang w:val="ar_AE" w:bidi="ar_AE"/>
+        </w:rPr>
+      </w:r>
+      <w:r>
+        <w:rPr>
+          <w:vertAlign w:val="superscript"/>
+          <w:rtl/>
+          <w:cs/>
           <w:lang w:val="ar_AE" w:bidi="ar_AE"/>
         </w:rPr>
         <w:t>20</w:t>
       </w:r>
       <w:r>
         <w:rPr>
+          <w:rtl/>
+          <w:cs/>
           <w:lang w:val="ar_AE" w:bidi="ar_AE"/>
         </w:rPr>
         <w:t xml:space="preserve"> ٱلَّذِي لِأَجْلِهِ أَنَا سَفِيرٌ فِي سَلَاسِلَ، لِكَيْ أُجَاهِرَ فِيهِ كَمَا يَجِبُ أَنْ أَتَكَلَّمَ.</w:t>
       </w:r>
-      <w:r>
-        <w:rPr>
-          <w:lang w:val="ar_AE" w:bidi="ar_AE"/>
-        </w:rPr>
-      </w:r>
-      <w:r>
-        <w:rPr>
-          <w:lang w:val="ar_AE" w:bidi="ar_AE"/>
-        </w:rPr>
-      </w:r>
-    </w:p>
-    <w:p>
-      <w:pPr>
-        <w:bidi/>
-      </w:pPr>
-      <w:r>
-        <w:rPr>
-          <w:lang w:val="ar_AE" w:bidi="ar_AE"/>
-        </w:rPr>
-      </w:r>
-    </w:p>
-    <w:p>
-      <w:pPr>
-        <w:bidi/>
-      </w:pPr>
-      <w:r>
-        <w:rPr>
-          <w:lang w:val="ar_AE" w:bidi="ar_AE"/>
-        </w:rPr>
-      </w:r>
-      <w:r>
-        <w:rPr>
-          <w:vertAlign w:val="superscript"/>
+    </w:p>
+    <w:p>
+      <w:pPr>
+        <w:bidi/>
+      </w:pPr>
+      <w:r>
+        <w:rPr>
+          <w:rtl/>
+          <w:cs/>
+          <w:lang w:val="ar_AE" w:bidi="ar_AE"/>
+        </w:rPr>
+      </w:r>
+      <w:r>
+        <w:rPr>
+          <w:vertAlign w:val="superscript"/>
+          <w:rtl/>
+          <w:cs/>
           <w:lang w:val="ar_AE" w:bidi="ar_AE"/>
         </w:rPr>
         <w:t>21</w:t>
       </w:r>
       <w:r>
         <w:rPr>
+          <w:rtl/>
+          <w:cs/>
           <w:lang w:val="ar_AE" w:bidi="ar_AE"/>
         </w:rPr>
         <w:t xml:space="preserve"> وَلَكِنْ لِكَيْ تَعْلَمُوا أَنْتُمْ أَيْضًا أَحْوَالِي، مَاذَا أَفْعَلُ، يُعَرِّفُكُمْ بِكُلِّ شَيْءٍ تِيخِيكُسُ ٱلْأَخُ ٱلْحَبِيبُ وَٱلْخَادِمُ ٱلْأَمِينُ فِي ٱلرَّبِّ،</w:t>
       </w:r>
-      <w:r>
-        <w:rPr>
-          <w:lang w:val="ar_AE" w:bidi="ar_AE"/>
-        </w:rPr>
-      </w:r>
-      <w:r>
-        <w:rPr>
-          <w:lang w:val="ar_AE" w:bidi="ar_AE"/>
-        </w:rPr>
-      </w:r>
-    </w:p>
-    <w:p>
-      <w:pPr>
-        <w:bidi/>
-      </w:pPr>
-      <w:r>
-        <w:rPr>
-          <w:lang w:val="ar_AE" w:bidi="ar_AE"/>
-        </w:rPr>
-      </w:r>
-    </w:p>
-    <w:p>
-      <w:pPr>
-        <w:bidi/>
-      </w:pPr>
-      <w:r>
-        <w:rPr>
-          <w:lang w:val="ar_AE" w:bidi="ar_AE"/>
-        </w:rPr>
-      </w:r>
-      <w:r>
-        <w:rPr>
-          <w:vertAlign w:val="superscript"/>
+    </w:p>
+    <w:p>
+      <w:pPr>
+        <w:bidi/>
+      </w:pPr>
+      <w:r>
+        <w:rPr>
+          <w:rtl/>
+          <w:cs/>
+          <w:lang w:val="ar_AE" w:bidi="ar_AE"/>
+        </w:rPr>
+      </w:r>
+      <w:r>
+        <w:rPr>
+          <w:vertAlign w:val="superscript"/>
+          <w:rtl/>
+          <w:cs/>
           <w:lang w:val="ar_AE" w:bidi="ar_AE"/>
         </w:rPr>
         <w:t>22</w:t>
       </w:r>
       <w:r>
         <w:rPr>
+          <w:rtl/>
+          <w:cs/>
           <w:lang w:val="ar_AE" w:bidi="ar_AE"/>
         </w:rPr>
         <w:t xml:space="preserve"> ٱلَّذِي أَرْسَلْتُهُ إِلَيْكُمْ لِهَذَا بِعَيْنِهِ، لِكَيْ تَعْلَمُوا أَحْوَالَنَا، وَلِكَيْ يُعَزِّيَ قُلُوبَكُمْ.</w:t>
       </w:r>
-      <w:r>
-        <w:rPr>
-          <w:lang w:val="ar_AE" w:bidi="ar_AE"/>
-        </w:rPr>
-      </w:r>
-      <w:r>
-        <w:rPr>
-          <w:lang w:val="ar_AE" w:bidi="ar_AE"/>
-        </w:rPr>
-      </w:r>
-    </w:p>
-    <w:p>
-      <w:pPr>
-        <w:bidi/>
-      </w:pPr>
-      <w:r>
-        <w:rPr>
-          <w:lang w:val="ar_AE" w:bidi="ar_AE"/>
-        </w:rPr>
-      </w:r>
-    </w:p>
-    <w:p>
-      <w:pPr>
-        <w:bidi/>
-      </w:pPr>
-      <w:r>
-        <w:rPr>
-          <w:lang w:val="ar_AE" w:bidi="ar_AE"/>
-        </w:rPr>
-      </w:r>
-      <w:r>
-        <w:rPr>
-          <w:vertAlign w:val="superscript"/>
+    </w:p>
+    <w:p>
+      <w:pPr>
+        <w:bidi/>
+      </w:pPr>
+      <w:r>
+        <w:rPr>
+          <w:rtl/>
+          <w:cs/>
+          <w:lang w:val="ar_AE" w:bidi="ar_AE"/>
+        </w:rPr>
+      </w:r>
+      <w:r>
+        <w:rPr>
+          <w:vertAlign w:val="superscript"/>
+          <w:rtl/>
+          <w:cs/>
           <w:lang w:val="ar_AE" w:bidi="ar_AE"/>
         </w:rPr>
         <w:t>23</w:t>
       </w:r>
       <w:r>
         <w:rPr>
+          <w:rtl/>
+          <w:cs/>
           <w:lang w:val="ar_AE" w:bidi="ar_AE"/>
         </w:rPr>
         <w:t xml:space="preserve"> سَلَامٌ عَلَى ٱلْإِخْوَةِ، وَمَحَبَّةٌ بِإِيمَانٍ مِنَ ٱللهِ ٱلْآبِ وَٱلرَّبِّ يَسُوعَ ٱلْمَسِيحِ.</w:t>
       </w:r>
-      <w:r>
-        <w:rPr>
-          <w:lang w:val="ar_AE" w:bidi="ar_AE"/>
-        </w:rPr>
-      </w:r>
-      <w:r>
-        <w:rPr>
-          <w:lang w:val="ar_AE" w:bidi="ar_AE"/>
-        </w:rPr>
-      </w:r>
-    </w:p>
-    <w:p>
-      <w:pPr>
-        <w:bidi/>
-      </w:pPr>
-      <w:r>
-        <w:rPr>
-          <w:lang w:val="ar_AE" w:bidi="ar_AE"/>
-        </w:rPr>
-      </w:r>
-    </w:p>
-    <w:p>
-      <w:pPr>
-        <w:bidi/>
-      </w:pPr>
-      <w:r>
-        <w:rPr>
-          <w:lang w:val="ar_AE" w:bidi="ar_AE"/>
-        </w:rPr>
-      </w:r>
-      <w:r>
-        <w:rPr>
-          <w:vertAlign w:val="superscript"/>
+    </w:p>
+    <w:p>
+      <w:pPr>
+        <w:bidi/>
+      </w:pPr>
+      <w:r>
+        <w:rPr>
+          <w:rtl/>
+          <w:cs/>
+          <w:lang w:val="ar_AE" w:bidi="ar_AE"/>
+        </w:rPr>
+      </w:r>
+      <w:r>
+        <w:rPr>
+          <w:vertAlign w:val="superscript"/>
+          <w:rtl/>
+          <w:cs/>
           <w:lang w:val="ar_AE" w:bidi="ar_AE"/>
         </w:rPr>
         <w:t>24</w:t>
       </w:r>
       <w:r>
         <w:rPr>
+          <w:rtl/>
+          <w:cs/>
           <w:lang w:val="ar_AE" w:bidi="ar_AE"/>
         </w:rPr>
         <w:t xml:space="preserve"> اَلنِّعْمَةُ مَعَ جَمِيعِ ٱلَّذِينَ يُحِبُّونَ رَبَّنَا يَسُوعَ ٱلْمَسِيحَ فِي عَدَمِ فَسَادٍ. آمِينَ. -كُتِبَتْ إِلَى أَهْلِ أَفَسُسَ مِنْ رُومِيَةِ عَلَى يَدِ تِيخِيكُسَ-</w:t>
-      </w:r>
-      <w:r>
-        <w:rPr>
-          <w:lang w:val="ar_AE" w:bidi="ar_AE"/>
-        </w:rPr>
-      </w:r>
-      <w:r>
-        <w:rPr>
-          <w:lang w:val="ar_AE" w:bidi="ar_AE"/>
-        </w:rPr>
       </w:r>
     </w:p>
     <w:sectPr>
